--- a/documento.docx
+++ b/documento.docx
@@ -160,27 +160,7 @@
           <w:szCs w:val="28"/>
           <w:lang w:val="es-MX"/>
         </w:rPr>
-        <w:t>M.A</w:t>
-      </w:r>
-      <w:r>
-        <w:rPr>
-          <w:b/>
-          <w:bCs/>
-          <w:sz w:val="28"/>
-          <w:szCs w:val="28"/>
-          <w:lang w:val="es-MX"/>
-        </w:rPr>
-        <w:t xml:space="preserve">. </w:t>
-      </w:r>
-      <w:r>
-        <w:rPr>
-          <w:b/>
-          <w:bCs/>
-          <w:sz w:val="28"/>
-          <w:szCs w:val="28"/>
-          <w:lang w:val="es-MX"/>
-        </w:rPr>
-        <w:t>Maria Del Carmen Martínez Cejudo</w:t>
+        <w:t>M.A. Maria Del Carmen Martínez Cejudo</w:t>
       </w:r>
     </w:p>
     <w:p>
@@ -412,11 +392,8 @@
       </w:pPr>
       <w:r>
         <w:rPr>
-          <w:b/>
-          <w:bCs/>
-          <w:sz w:val="28"/>
-          <w:szCs w:val="28"/>
-          <w:lang w:val="es-MX"/>
+          <w:sz w:val="28"/>
+          <w:szCs w:val="28"/>
         </w:rPr>
       </w:r>
     </w:p>
@@ -465,17 +442,7 @@
           <w:szCs w:val="24"/>
           <w:lang w:val="es-MX"/>
         </w:rPr>
-        <w:t>I</w:t>
-      </w:r>
-      <w:r>
-        <w:rPr>
-          <w:b/>
-          <w:bCs/>
-          <w:sz w:val="24"/>
-          <w:szCs w:val="24"/>
-          <w:lang w:val="es-MX"/>
-        </w:rPr>
-        <w:t>ntroducción</w:t>
+        <w:t>Introducción</w:t>
       </w:r>
     </w:p>
     <w:p>
@@ -546,17 +513,726 @@
           <w:szCs w:val="24"/>
           <w:lang w:val="es-MX"/>
         </w:rPr>
-        <w:t>D</w:t>
-      </w:r>
-      <w:r>
-        <w:rPr>
-          <w:b/>
-          <w:bCs/>
-          <w:sz w:val="24"/>
-          <w:szCs w:val="24"/>
-          <w:lang w:val="es-MX"/>
-        </w:rPr>
-        <w:t>iagrama de flujo</w:t>
+        <w:t>Diagrama de flujo</w:t>
+      </w:r>
+    </w:p>
+    <w:p>
+      <w:pPr>
+        <w:pStyle w:val="Normal"/>
+        <w:spacing w:before="0" w:after="160"/>
+        <w:jc w:val="start"/>
+        <w:rPr>
+          <w:b/>
+          <w:bCs/>
+          <w:sz w:val="24"/>
+          <w:szCs w:val="24"/>
+          <w:lang w:val="es-MX"/>
+        </w:rPr>
+      </w:pPr>
+      <w:r>
+        <w:rPr>
+          <w:b/>
+          <w:bCs/>
+          <w:sz w:val="24"/>
+          <w:szCs w:val="24"/>
+          <w:lang w:val="es-MX"/>
+        </w:rPr>
+        <w:t>Adjunta</w:t>
+      </w:r>
+    </w:p>
+    <w:p>
+      <w:pPr>
+        <w:pStyle w:val="Normal"/>
+        <w:spacing w:before="0" w:after="160"/>
+        <w:jc w:val="start"/>
+        <w:rPr>
+          <w:b/>
+          <w:bCs/>
+          <w:sz w:val="24"/>
+          <w:szCs w:val="24"/>
+          <w:lang w:val="es-MX"/>
+        </w:rPr>
+      </w:pPr>
+      <w:r>
+        <w:rPr>
+          <w:b/>
+          <w:bCs/>
+          <w:sz w:val="24"/>
+          <w:szCs w:val="24"/>
+          <w:lang w:val="es-MX"/>
+        </w:rPr>
+        <w:drawing>
+          <wp:anchor distT="0" distB="0" distL="0" distR="0" simplePos="0" relativeHeight="4" behindDoc="0" locked="0" layoutInCell="0" allowOverlap="1">
+            <wp:simplePos x="0" y="0"/>
+            <wp:positionH relativeFrom="column">
+              <wp:posOffset>27940</wp:posOffset>
+            </wp:positionH>
+            <wp:positionV relativeFrom="paragraph">
+              <wp:posOffset>-79375</wp:posOffset>
+            </wp:positionV>
+            <wp:extent cx="5497195" cy="6309360"/>
+            <wp:effectExtent l="0" t="0" r="0" b="0"/>
+            <wp:wrapSquare wrapText="largest"/>
+            <wp:docPr id="3" name="Image1"/>
+            <wp:cNvGraphicFramePr>
+              <a:graphicFrameLocks xmlns:a="http://schemas.openxmlformats.org/drawingml/2006/main" noChangeAspect="1"/>
+            </wp:cNvGraphicFramePr>
+            <a:graphic xmlns:a="http://schemas.openxmlformats.org/drawingml/2006/main">
+              <a:graphicData uri="http://schemas.openxmlformats.org/drawingml/2006/picture">
+                <pic:pic xmlns:pic="http://schemas.openxmlformats.org/drawingml/2006/picture">
+                  <pic:nvPicPr>
+                    <pic:cNvPr id="3" name="Image1"/>
+                    <pic:cNvPicPr>
+                      <a:picLocks noChangeAspect="1" noChangeArrowheads="1"/>
+                    </pic:cNvPicPr>
+                  </pic:nvPicPr>
+                  <pic:blipFill>
+                    <a:blip r:embed="rId4"/>
+                    <a:stretch>
+                      <a:fillRect/>
+                    </a:stretch>
+                  </pic:blipFill>
+                  <pic:spPr bwMode="auto">
+                    <a:xfrm>
+                      <a:off x="0" y="0"/>
+                      <a:ext cx="5497195" cy="6309360"/>
+                    </a:xfrm>
+                    <a:prstGeom prst="rect">
+                      <a:avLst/>
+                    </a:prstGeom>
+                    <a:noFill/>
+                  </pic:spPr>
+                </pic:pic>
+              </a:graphicData>
+            </a:graphic>
+          </wp:anchor>
+        </w:drawing>
+      </w:r>
+    </w:p>
+    <w:p>
+      <w:pPr>
+        <w:pStyle w:val="Normal"/>
+        <w:spacing w:before="0" w:after="160"/>
+        <w:jc w:val="start"/>
+        <w:rPr>
+          <w:b/>
+          <w:bCs/>
+          <w:sz w:val="24"/>
+          <w:szCs w:val="24"/>
+          <w:lang w:val="es-MX"/>
+        </w:rPr>
+      </w:pPr>
+      <w:r>
+        <w:rPr>
+          <w:b/>
+          <w:bCs/>
+          <w:sz w:val="24"/>
+          <w:szCs w:val="24"/>
+          <w:lang w:val="es-MX"/>
+        </w:rPr>
+      </w:r>
+    </w:p>
+    <w:p>
+      <w:pPr>
+        <w:pStyle w:val="Normal"/>
+        <w:spacing w:before="0" w:after="160"/>
+        <w:jc w:val="start"/>
+        <w:rPr>
+          <w:b/>
+          <w:bCs/>
+          <w:sz w:val="24"/>
+          <w:szCs w:val="24"/>
+          <w:lang w:val="es-MX"/>
+        </w:rPr>
+      </w:pPr>
+      <w:r>
+        <w:rPr>
+          <w:b/>
+          <w:bCs/>
+          <w:sz w:val="24"/>
+          <w:szCs w:val="24"/>
+          <w:lang w:val="es-MX"/>
+        </w:rPr>
+        <w:t>Determinante</w:t>
+      </w:r>
+    </w:p>
+    <w:p>
+      <w:pPr>
+        <w:pStyle w:val="Normal"/>
+        <w:spacing w:before="0" w:after="160"/>
+        <w:jc w:val="start"/>
+        <w:rPr>
+          <w:b/>
+          <w:bCs/>
+          <w:sz w:val="24"/>
+          <w:szCs w:val="24"/>
+          <w:lang w:val="es-MX"/>
+        </w:rPr>
+      </w:pPr>
+      <w:r>
+        <w:rPr>
+          <w:b/>
+          <w:bCs/>
+          <w:sz w:val="24"/>
+          <w:szCs w:val="24"/>
+          <w:lang w:val="es-MX"/>
+        </w:rPr>
+        <w:drawing>
+          <wp:anchor distT="0" distB="0" distL="0" distR="0" simplePos="0" relativeHeight="5" behindDoc="0" locked="0" layoutInCell="0" allowOverlap="1">
+            <wp:simplePos x="0" y="0"/>
+            <wp:positionH relativeFrom="column">
+              <wp:align>center</wp:align>
+            </wp:positionH>
+            <wp:positionV relativeFrom="paragraph">
+              <wp:posOffset>635</wp:posOffset>
+            </wp:positionV>
+            <wp:extent cx="6039485" cy="6200775"/>
+            <wp:effectExtent l="0" t="0" r="0" b="0"/>
+            <wp:wrapSquare wrapText="largest"/>
+            <wp:docPr id="4" name="Image2"/>
+            <wp:cNvGraphicFramePr>
+              <a:graphicFrameLocks xmlns:a="http://schemas.openxmlformats.org/drawingml/2006/main" noChangeAspect="1"/>
+            </wp:cNvGraphicFramePr>
+            <a:graphic xmlns:a="http://schemas.openxmlformats.org/drawingml/2006/main">
+              <a:graphicData uri="http://schemas.openxmlformats.org/drawingml/2006/picture">
+                <pic:pic xmlns:pic="http://schemas.openxmlformats.org/drawingml/2006/picture">
+                  <pic:nvPicPr>
+                    <pic:cNvPr id="4" name="Image2"/>
+                    <pic:cNvPicPr>
+                      <a:picLocks noChangeAspect="1" noChangeArrowheads="1"/>
+                    </pic:cNvPicPr>
+                  </pic:nvPicPr>
+                  <pic:blipFill>
+                    <a:blip r:embed="rId5"/>
+                    <a:stretch>
+                      <a:fillRect/>
+                    </a:stretch>
+                  </pic:blipFill>
+                  <pic:spPr bwMode="auto">
+                    <a:xfrm>
+                      <a:off x="0" y="0"/>
+                      <a:ext cx="6039485" cy="6200775"/>
+                    </a:xfrm>
+                    <a:prstGeom prst="rect">
+                      <a:avLst/>
+                    </a:prstGeom>
+                    <a:noFill/>
+                  </pic:spPr>
+                </pic:pic>
+              </a:graphicData>
+            </a:graphic>
+          </wp:anchor>
+        </w:drawing>
+      </w:r>
+    </w:p>
+    <w:p>
+      <w:pPr>
+        <w:pStyle w:val="Normal"/>
+        <w:spacing w:before="0" w:after="160"/>
+        <w:jc w:val="start"/>
+        <w:rPr>
+          <w:b/>
+          <w:bCs/>
+          <w:sz w:val="24"/>
+          <w:szCs w:val="24"/>
+          <w:lang w:val="es-MX"/>
+        </w:rPr>
+      </w:pPr>
+      <w:r>
+        <w:rPr>
+          <w:b/>
+          <w:bCs/>
+          <w:sz w:val="24"/>
+          <w:szCs w:val="24"/>
+          <w:lang w:val="es-MX"/>
+        </w:rPr>
+      </w:r>
+    </w:p>
+    <w:p>
+      <w:pPr>
+        <w:pStyle w:val="Normal"/>
+        <w:spacing w:before="0" w:after="160"/>
+        <w:jc w:val="start"/>
+        <w:rPr>
+          <w:b/>
+          <w:bCs/>
+          <w:sz w:val="24"/>
+          <w:szCs w:val="24"/>
+          <w:lang w:val="es-MX"/>
+        </w:rPr>
+      </w:pPr>
+      <w:r>
+        <w:rPr>
+          <w:b/>
+          <w:bCs/>
+          <w:sz w:val="24"/>
+          <w:szCs w:val="24"/>
+          <w:lang w:val="es-MX"/>
+        </w:rPr>
+        <w:t>Eliminacion Montante</w:t>
+      </w:r>
+    </w:p>
+    <w:p>
+      <w:pPr>
+        <w:pStyle w:val="Normal"/>
+        <w:spacing w:before="0" w:after="160"/>
+        <w:jc w:val="start"/>
+        <w:rPr>
+          <w:b/>
+          <w:bCs/>
+          <w:sz w:val="24"/>
+          <w:szCs w:val="24"/>
+          <w:lang w:val="es-MX"/>
+        </w:rPr>
+      </w:pPr>
+      <w:r>
+        <w:rPr>
+          <w:b/>
+          <w:bCs/>
+          <w:sz w:val="24"/>
+          <w:szCs w:val="24"/>
+          <w:lang w:val="es-MX"/>
+        </w:rPr>
+        <w:drawing>
+          <wp:anchor distT="0" distB="0" distL="0" distR="0" simplePos="0" relativeHeight="6" behindDoc="0" locked="0" layoutInCell="0" allowOverlap="1">
+            <wp:simplePos x="0" y="0"/>
+            <wp:positionH relativeFrom="column">
+              <wp:align>center</wp:align>
+            </wp:positionH>
+            <wp:positionV relativeFrom="paragraph">
+              <wp:posOffset>635</wp:posOffset>
+            </wp:positionV>
+            <wp:extent cx="5750560" cy="10058400"/>
+            <wp:effectExtent l="0" t="0" r="0" b="0"/>
+            <wp:wrapSquare wrapText="largest"/>
+            <wp:docPr id="5" name="Image3"/>
+            <wp:cNvGraphicFramePr>
+              <a:graphicFrameLocks xmlns:a="http://schemas.openxmlformats.org/drawingml/2006/main" noChangeAspect="1"/>
+            </wp:cNvGraphicFramePr>
+            <a:graphic xmlns:a="http://schemas.openxmlformats.org/drawingml/2006/main">
+              <a:graphicData uri="http://schemas.openxmlformats.org/drawingml/2006/picture">
+                <pic:pic xmlns:pic="http://schemas.openxmlformats.org/drawingml/2006/picture">
+                  <pic:nvPicPr>
+                    <pic:cNvPr id="5" name="Image3"/>
+                    <pic:cNvPicPr>
+                      <a:picLocks noChangeAspect="1" noChangeArrowheads="1"/>
+                    </pic:cNvPicPr>
+                  </pic:nvPicPr>
+                  <pic:blipFill>
+                    <a:blip r:embed="rId6"/>
+                    <a:stretch>
+                      <a:fillRect/>
+                    </a:stretch>
+                  </pic:blipFill>
+                  <pic:spPr bwMode="auto">
+                    <a:xfrm>
+                      <a:off x="0" y="0"/>
+                      <a:ext cx="5750560" cy="10058400"/>
+                    </a:xfrm>
+                    <a:prstGeom prst="rect">
+                      <a:avLst/>
+                    </a:prstGeom>
+                    <a:noFill/>
+                  </pic:spPr>
+                </pic:pic>
+              </a:graphicData>
+            </a:graphic>
+          </wp:anchor>
+        </w:drawing>
+      </w:r>
+    </w:p>
+    <w:p>
+      <w:pPr>
+        <w:pStyle w:val="Normal"/>
+        <w:spacing w:before="0" w:after="160"/>
+        <w:jc w:val="start"/>
+        <w:rPr>
+          <w:b/>
+          <w:bCs/>
+          <w:sz w:val="24"/>
+          <w:szCs w:val="24"/>
+          <w:lang w:val="es-MX"/>
+        </w:rPr>
+      </w:pPr>
+      <w:r>
+        <w:rPr>
+          <w:b/>
+          <w:bCs/>
+          <w:sz w:val="24"/>
+          <w:szCs w:val="24"/>
+          <w:lang w:val="es-MX"/>
+        </w:rPr>
+      </w:r>
+    </w:p>
+    <w:p>
+      <w:pPr>
+        <w:pStyle w:val="Normal"/>
+        <w:spacing w:before="0" w:after="160"/>
+        <w:jc w:val="start"/>
+        <w:rPr>
+          <w:b/>
+          <w:bCs/>
+          <w:sz w:val="24"/>
+          <w:szCs w:val="24"/>
+          <w:lang w:val="es-MX"/>
+        </w:rPr>
+      </w:pPr>
+      <w:r>
+        <w:rPr>
+          <w:b/>
+          <w:bCs/>
+          <w:sz w:val="24"/>
+          <w:szCs w:val="24"/>
+          <w:lang w:val="es-MX"/>
+        </w:rPr>
+        <w:t>Inversa</w:t>
+      </w:r>
+    </w:p>
+    <w:p>
+      <w:pPr>
+        <w:pStyle w:val="Normal"/>
+        <w:spacing w:before="0" w:after="160"/>
+        <w:jc w:val="start"/>
+        <w:rPr>
+          <w:b/>
+          <w:bCs/>
+          <w:sz w:val="24"/>
+          <w:szCs w:val="24"/>
+          <w:lang w:val="es-MX"/>
+        </w:rPr>
+      </w:pPr>
+      <w:r>
+        <w:rPr>
+          <w:b/>
+          <w:bCs/>
+          <w:sz w:val="24"/>
+          <w:szCs w:val="24"/>
+          <w:lang w:val="es-MX"/>
+        </w:rPr>
+        <w:drawing>
+          <wp:anchor distT="0" distB="0" distL="0" distR="0" simplePos="0" relativeHeight="7" behindDoc="0" locked="0" layoutInCell="0" allowOverlap="1">
+            <wp:simplePos x="0" y="0"/>
+            <wp:positionH relativeFrom="column">
+              <wp:align>center</wp:align>
+            </wp:positionH>
+            <wp:positionV relativeFrom="paragraph">
+              <wp:posOffset>635</wp:posOffset>
+            </wp:positionV>
+            <wp:extent cx="5346065" cy="6849745"/>
+            <wp:effectExtent l="0" t="0" r="0" b="0"/>
+            <wp:wrapSquare wrapText="largest"/>
+            <wp:docPr id="6" name="Image4"/>
+            <wp:cNvGraphicFramePr>
+              <a:graphicFrameLocks xmlns:a="http://schemas.openxmlformats.org/drawingml/2006/main" noChangeAspect="1"/>
+            </wp:cNvGraphicFramePr>
+            <a:graphic xmlns:a="http://schemas.openxmlformats.org/drawingml/2006/main">
+              <a:graphicData uri="http://schemas.openxmlformats.org/drawingml/2006/picture">
+                <pic:pic xmlns:pic="http://schemas.openxmlformats.org/drawingml/2006/picture">
+                  <pic:nvPicPr>
+                    <pic:cNvPr id="6" name="Image4"/>
+                    <pic:cNvPicPr>
+                      <a:picLocks noChangeAspect="1" noChangeArrowheads="1"/>
+                    </pic:cNvPicPr>
+                  </pic:nvPicPr>
+                  <pic:blipFill>
+                    <a:blip r:embed="rId7"/>
+                    <a:stretch>
+                      <a:fillRect/>
+                    </a:stretch>
+                  </pic:blipFill>
+                  <pic:spPr bwMode="auto">
+                    <a:xfrm>
+                      <a:off x="0" y="0"/>
+                      <a:ext cx="5346065" cy="6849745"/>
+                    </a:xfrm>
+                    <a:prstGeom prst="rect">
+                      <a:avLst/>
+                    </a:prstGeom>
+                    <a:noFill/>
+                  </pic:spPr>
+                </pic:pic>
+              </a:graphicData>
+            </a:graphic>
+          </wp:anchor>
+        </w:drawing>
+      </w:r>
+    </w:p>
+    <w:p>
+      <w:pPr>
+        <w:pStyle w:val="Normal"/>
+        <w:spacing w:before="0" w:after="160"/>
+        <w:jc w:val="start"/>
+        <w:rPr>
+          <w:b/>
+          <w:bCs/>
+          <w:sz w:val="24"/>
+          <w:szCs w:val="24"/>
+          <w:lang w:val="es-MX"/>
+        </w:rPr>
+      </w:pPr>
+      <w:r>
+        <w:rPr>
+          <w:b/>
+          <w:bCs/>
+          <w:sz w:val="24"/>
+          <w:szCs w:val="24"/>
+          <w:lang w:val="es-MX"/>
+        </w:rPr>
+      </w:r>
+    </w:p>
+    <w:p>
+      <w:pPr>
+        <w:pStyle w:val="Normal"/>
+        <w:spacing w:before="0" w:after="160"/>
+        <w:jc w:val="start"/>
+        <w:rPr>
+          <w:b/>
+          <w:bCs/>
+          <w:sz w:val="24"/>
+          <w:szCs w:val="24"/>
+          <w:lang w:val="es-MX"/>
+        </w:rPr>
+      </w:pPr>
+      <w:r>
+        <w:rPr>
+          <w:b/>
+          <w:bCs/>
+          <w:sz w:val="24"/>
+          <w:szCs w:val="24"/>
+          <w:lang w:val="es-MX"/>
+        </w:rPr>
+      </w:r>
+    </w:p>
+    <w:p>
+      <w:pPr>
+        <w:pStyle w:val="Normal"/>
+        <w:spacing w:before="0" w:after="160"/>
+        <w:jc w:val="start"/>
+        <w:rPr>
+          <w:b/>
+          <w:bCs/>
+          <w:sz w:val="24"/>
+          <w:szCs w:val="24"/>
+          <w:lang w:val="es-MX"/>
+        </w:rPr>
+      </w:pPr>
+      <w:r>
+        <w:rPr>
+          <w:b/>
+          <w:bCs/>
+          <w:sz w:val="24"/>
+          <w:szCs w:val="24"/>
+          <w:lang w:val="es-MX"/>
+        </w:rPr>
+      </w:r>
+    </w:p>
+    <w:p>
+      <w:pPr>
+        <w:pStyle w:val="Normal"/>
+        <w:spacing w:before="0" w:after="160"/>
+        <w:jc w:val="start"/>
+        <w:rPr>
+          <w:b/>
+          <w:bCs/>
+          <w:sz w:val="24"/>
+          <w:szCs w:val="24"/>
+          <w:lang w:val="es-MX"/>
+        </w:rPr>
+      </w:pPr>
+      <w:r>
+        <w:rPr>
+          <w:b/>
+          <w:bCs/>
+          <w:sz w:val="24"/>
+          <w:szCs w:val="24"/>
+          <w:lang w:val="es-MX"/>
+        </w:rPr>
+      </w:r>
+    </w:p>
+    <w:p>
+      <w:pPr>
+        <w:pStyle w:val="Normal"/>
+        <w:spacing w:before="0" w:after="160"/>
+        <w:jc w:val="start"/>
+        <w:rPr>
+          <w:b/>
+          <w:bCs/>
+          <w:sz w:val="24"/>
+          <w:szCs w:val="24"/>
+          <w:lang w:val="es-MX"/>
+        </w:rPr>
+      </w:pPr>
+      <w:r>
+        <w:rPr>
+          <w:b/>
+          <w:bCs/>
+          <w:sz w:val="24"/>
+          <w:szCs w:val="24"/>
+          <w:lang w:val="es-MX"/>
+        </w:rPr>
+      </w:r>
+    </w:p>
+    <w:p>
+      <w:pPr>
+        <w:pStyle w:val="Normal"/>
+        <w:spacing w:before="0" w:after="160"/>
+        <w:jc w:val="start"/>
+        <w:rPr>
+          <w:b/>
+          <w:bCs/>
+          <w:sz w:val="24"/>
+          <w:szCs w:val="24"/>
+          <w:lang w:val="es-MX"/>
+        </w:rPr>
+      </w:pPr>
+      <w:r>
+        <w:rPr>
+          <w:b/>
+          <w:bCs/>
+          <w:sz w:val="24"/>
+          <w:szCs w:val="24"/>
+          <w:lang w:val="es-MX"/>
+        </w:rPr>
+      </w:r>
+    </w:p>
+    <w:p>
+      <w:pPr>
+        <w:pStyle w:val="Normal"/>
+        <w:spacing w:before="0" w:after="160"/>
+        <w:jc w:val="start"/>
+        <w:rPr>
+          <w:b/>
+          <w:bCs/>
+          <w:sz w:val="24"/>
+          <w:szCs w:val="24"/>
+          <w:lang w:val="es-MX"/>
+        </w:rPr>
+      </w:pPr>
+      <w:r>
+        <w:rPr>
+          <w:b/>
+          <w:bCs/>
+          <w:sz w:val="24"/>
+          <w:szCs w:val="24"/>
+          <w:lang w:val="es-MX"/>
+        </w:rPr>
+        <w:t>Resolver Sistema</w:t>
+      </w:r>
+    </w:p>
+    <w:p>
+      <w:pPr>
+        <w:pStyle w:val="Normal"/>
+        <w:spacing w:before="0" w:after="160"/>
+        <w:jc w:val="start"/>
+        <w:rPr>
+          <w:b/>
+          <w:bCs/>
+          <w:sz w:val="24"/>
+          <w:szCs w:val="24"/>
+          <w:lang w:val="es-MX"/>
+        </w:rPr>
+      </w:pPr>
+      <w:r>
+        <w:rPr>
+          <w:b/>
+          <w:bCs/>
+          <w:sz w:val="24"/>
+          <w:szCs w:val="24"/>
+          <w:lang w:val="es-MX"/>
+        </w:rPr>
+        <w:drawing>
+          <wp:anchor distT="0" distB="0" distL="0" distR="0" simplePos="0" relativeHeight="8" behindDoc="0" locked="0" layoutInCell="0" allowOverlap="1">
+            <wp:simplePos x="0" y="0"/>
+            <wp:positionH relativeFrom="column">
+              <wp:align>center</wp:align>
+            </wp:positionH>
+            <wp:positionV relativeFrom="paragraph">
+              <wp:posOffset>635</wp:posOffset>
+            </wp:positionV>
+            <wp:extent cx="5828030" cy="5563870"/>
+            <wp:effectExtent l="0" t="0" r="0" b="0"/>
+            <wp:wrapSquare wrapText="largest"/>
+            <wp:docPr id="7" name="Image5"/>
+            <wp:cNvGraphicFramePr>
+              <a:graphicFrameLocks xmlns:a="http://schemas.openxmlformats.org/drawingml/2006/main" noChangeAspect="1"/>
+            </wp:cNvGraphicFramePr>
+            <a:graphic xmlns:a="http://schemas.openxmlformats.org/drawingml/2006/main">
+              <a:graphicData uri="http://schemas.openxmlformats.org/drawingml/2006/picture">
+                <pic:pic xmlns:pic="http://schemas.openxmlformats.org/drawingml/2006/picture">
+                  <pic:nvPicPr>
+                    <pic:cNvPr id="7" name="Image5"/>
+                    <pic:cNvPicPr>
+                      <a:picLocks noChangeAspect="1" noChangeArrowheads="1"/>
+                    </pic:cNvPicPr>
+                  </pic:nvPicPr>
+                  <pic:blipFill>
+                    <a:blip r:embed="rId8"/>
+                    <a:stretch>
+                      <a:fillRect/>
+                    </a:stretch>
+                  </pic:blipFill>
+                  <pic:spPr bwMode="auto">
+                    <a:xfrm>
+                      <a:off x="0" y="0"/>
+                      <a:ext cx="5828030" cy="5563870"/>
+                    </a:xfrm>
+                    <a:prstGeom prst="rect">
+                      <a:avLst/>
+                    </a:prstGeom>
+                    <a:noFill/>
+                  </pic:spPr>
+                </pic:pic>
+              </a:graphicData>
+            </a:graphic>
+          </wp:anchor>
+        </w:drawing>
+      </w:r>
+    </w:p>
+    <w:p>
+      <w:pPr>
+        <w:pStyle w:val="Normal"/>
+        <w:spacing w:before="0" w:after="160"/>
+        <w:jc w:val="start"/>
+        <w:rPr>
+          <w:b/>
+          <w:bCs/>
+          <w:sz w:val="24"/>
+          <w:szCs w:val="24"/>
+          <w:lang w:val="es-MX"/>
+        </w:rPr>
+      </w:pPr>
+      <w:r>
+        <w:rPr>
+          <w:b/>
+          <w:bCs/>
+          <w:sz w:val="24"/>
+          <w:szCs w:val="24"/>
+          <w:lang w:val="es-MX"/>
+        </w:rPr>
+      </w:r>
+    </w:p>
+    <w:p>
+      <w:pPr>
+        <w:pStyle w:val="Normal"/>
+        <w:spacing w:before="0" w:after="160"/>
+        <w:jc w:val="start"/>
+        <w:rPr>
+          <w:b/>
+          <w:bCs/>
+          <w:sz w:val="24"/>
+          <w:szCs w:val="24"/>
+          <w:lang w:val="es-MX"/>
+        </w:rPr>
+      </w:pPr>
+      <w:r>
+        <w:rPr>
+          <w:b/>
+          <w:bCs/>
+          <w:sz w:val="24"/>
+          <w:szCs w:val="24"/>
+          <w:lang w:val="es-MX"/>
+        </w:rPr>
+        <w:t>Conclusión</w:t>
       </w:r>
     </w:p>
     <w:p>
@@ -627,17 +1303,7 @@
           <w:szCs w:val="24"/>
           <w:lang w:val="es-MX"/>
         </w:rPr>
-        <w:t>C</w:t>
-      </w:r>
-      <w:r>
-        <w:rPr>
-          <w:b/>
-          <w:bCs/>
-          <w:sz w:val="24"/>
-          <w:szCs w:val="24"/>
-          <w:lang w:val="es-MX"/>
-        </w:rPr>
-        <w:t>onclusión</w:t>
+        <w:t>Ejemplo de ejecución</w:t>
       </w:r>
     </w:p>
     <w:p>
@@ -670,63 +1336,6 @@
         <w:spacing w:before="0" w:after="160"/>
         <w:jc w:val="start"/>
         <w:rPr>
-          <w:b/>
-          <w:bCs/>
-          <w:sz w:val="24"/>
-          <w:szCs w:val="24"/>
-          <w:lang w:val="es-MX"/>
-        </w:rPr>
-      </w:pPr>
-      <w:r>
-        <w:rPr>
-          <w:b/>
-          <w:bCs/>
-          <w:sz w:val="24"/>
-          <w:szCs w:val="24"/>
-          <w:lang w:val="es-MX"/>
-        </w:rPr>
-      </w:r>
-    </w:p>
-    <w:p>
-      <w:pPr>
-        <w:pStyle w:val="Normal"/>
-        <w:spacing w:before="0" w:after="160"/>
-        <w:jc w:val="start"/>
-        <w:rPr>
-          <w:b/>
-          <w:bCs/>
-          <w:sz w:val="24"/>
-          <w:szCs w:val="24"/>
-          <w:lang w:val="es-MX"/>
-        </w:rPr>
-      </w:pPr>
-      <w:r>
-        <w:rPr>
-          <w:b/>
-          <w:bCs/>
-          <w:sz w:val="24"/>
-          <w:szCs w:val="24"/>
-          <w:lang w:val="es-MX"/>
-        </w:rPr>
-        <w:t>B</w:t>
-      </w:r>
-      <w:r>
-        <w:rPr>
-          <w:b/>
-          <w:bCs/>
-          <w:sz w:val="24"/>
-          <w:szCs w:val="24"/>
-          <w:lang w:val="es-MX"/>
-        </w:rPr>
-        <w:t>ibliografía</w:t>
-      </w:r>
-    </w:p>
-    <w:p>
-      <w:pPr>
-        <w:pStyle w:val="Normal"/>
-        <w:spacing w:before="0" w:after="160"/>
-        <w:jc w:val="start"/>
-        <w:rPr>
           <w:b w:val="false"/>
           <w:bCs w:val="false"/>
           <w:sz w:val="24"/>
@@ -742,64 +1351,30 @@
           <w:szCs w:val="24"/>
           <w:lang w:val="es-MX"/>
         </w:rPr>
-        <w:t>a</w:t>
-      </w:r>
-    </w:p>
-    <w:p>
-      <w:pPr>
-        <w:pStyle w:val="Normal"/>
-        <w:spacing w:before="0" w:after="160"/>
-        <w:jc w:val="start"/>
-        <w:rPr>
-          <w:b/>
-          <w:bCs/>
-          <w:sz w:val="24"/>
-          <w:szCs w:val="24"/>
-          <w:lang w:val="es-MX"/>
-        </w:rPr>
-      </w:pPr>
-      <w:r>
-        <w:rPr>
-          <w:b/>
-          <w:bCs/>
-          <w:sz w:val="24"/>
-          <w:szCs w:val="24"/>
-          <w:lang w:val="es-MX"/>
-        </w:rPr>
-      </w:r>
-    </w:p>
-    <w:p>
-      <w:pPr>
-        <w:pStyle w:val="Normal"/>
-        <w:spacing w:before="0" w:after="160"/>
-        <w:jc w:val="start"/>
-        <w:rPr>
-          <w:b/>
-          <w:bCs/>
-          <w:sz w:val="24"/>
-          <w:szCs w:val="24"/>
-          <w:lang w:val="es-MX"/>
-        </w:rPr>
-      </w:pPr>
-      <w:r>
-        <w:rPr>
-          <w:b/>
-          <w:bCs/>
-          <w:sz w:val="24"/>
-          <w:szCs w:val="24"/>
-          <w:lang w:val="es-MX"/>
-        </w:rPr>
-        <w:t>E</w:t>
-      </w:r>
-      <w:r>
-        <w:rPr>
-          <w:b/>
-          <w:bCs/>
-          <w:sz w:val="24"/>
-          <w:szCs w:val="24"/>
-          <w:lang w:val="es-MX"/>
-        </w:rPr>
-        <w:t>jemplo de ejecución</w:t>
+      </w:r>
+    </w:p>
+    <w:p>
+      <w:pPr>
+        <w:pStyle w:val="Normal"/>
+        <w:spacing w:before="0" w:after="160"/>
+        <w:jc w:val="start"/>
+        <w:rPr>
+          <w:b/>
+          <w:bCs/>
+          <w:sz w:val="24"/>
+          <w:szCs w:val="24"/>
+          <w:lang w:val="es-MX"/>
+        </w:rPr>
+      </w:pPr>
+      <w:r>
+        <w:rPr>
+          <w:b/>
+          <w:bCs/>
+          <w:sz w:val="24"/>
+          <w:szCs w:val="24"/>
+          <w:lang w:val="es-MX"/>
+        </w:rPr>
+        <w:t>Bibliografía</w:t>
       </w:r>
     </w:p>
     <w:p>
@@ -816,13 +1391,7 @@
         </w:rPr>
       </w:pPr>
       <w:r>
-        <w:rPr>
-          <w:b w:val="false"/>
-          <w:bCs w:val="false"/>
-          <w:sz w:val="24"/>
-          <w:szCs w:val="24"/>
-          <w:lang w:val="es-MX"/>
-        </w:rPr>
+        <w:rPr/>
         <w:t>a</w:t>
       </w:r>
     </w:p>

--- a/documento.docx
+++ b/documento.docx
@@ -1,18 +1,19 @@
 
 <file path=word/document.xml><?xml version="1.0" encoding="utf-8"?>
-<w:document xmlns:o="urn:schemas-microsoft-com:office:office" xmlns:r="http://schemas.openxmlformats.org/officeDocument/2006/relationships" xmlns:v="urn:schemas-microsoft-com:vml" xmlns:w="http://schemas.openxmlformats.org/wordprocessingml/2006/main" xmlns:w10="urn:schemas-microsoft-com:office:word" xmlns:wp="http://schemas.openxmlformats.org/drawingml/2006/wordprocessingDrawing" xmlns:pic="http://schemas.openxmlformats.org/drawingml/2006/picture" xmlns:wps="http://schemas.microsoft.com/office/word/2010/wordprocessingShape" xmlns:wpg="http://schemas.microsoft.com/office/word/2010/wordprocessingGroup" xmlns:mc="http://schemas.openxmlformats.org/markup-compatibility/2006" xmlns:wp14="http://schemas.microsoft.com/office/word/2010/wordprocessingDrawing" xmlns:w14="http://schemas.microsoft.com/office/word/2010/wordml" xmlns:w15="http://schemas.microsoft.com/office/word/2012/wordml" mc:Ignorable="w14 wp14 w15">
+<w:document xmlns:wpc="http://schemas.microsoft.com/office/word/2010/wordprocessingCanvas" xmlns:cx="http://schemas.microsoft.com/office/drawing/2014/chartex" xmlns:cx1="http://schemas.microsoft.com/office/drawing/2015/9/8/chartex" xmlns:cx2="http://schemas.microsoft.com/office/drawing/2015/10/21/chartex" xmlns:cx3="http://schemas.microsoft.com/office/drawing/2016/5/9/chartex" xmlns:cx4="http://schemas.microsoft.com/office/drawing/2016/5/10/chartex" xmlns:cx5="http://schemas.microsoft.com/office/drawing/2016/5/11/chartex" xmlns:cx6="http://schemas.microsoft.com/office/drawing/2016/5/12/chartex" xmlns:cx7="http://schemas.microsoft.com/office/drawing/2016/5/13/chartex" xmlns:cx8="http://schemas.microsoft.com/office/drawing/2016/5/14/chartex" xmlns:mc="http://schemas.openxmlformats.org/markup-compatibility/2006" xmlns:aink="http://schemas.microsoft.com/office/drawing/2016/ink" xmlns:am3d="http://schemas.microsoft.com/office/drawing/2017/model3d" xmlns:o="urn:schemas-microsoft-com:office:office" xmlns:oel="http://schemas.microsoft.com/office/2019/extlst" xmlns:r="http://schemas.openxmlformats.org/officeDocument/2006/relationships" xmlns:m="http://schemas.openxmlformats.org/officeDocument/2006/math" xmlns:v="urn:schemas-microsoft-com:vml" xmlns:wp14="http://schemas.microsoft.com/office/word/2010/wordprocessingDrawing" xmlns:wp="http://schemas.openxmlformats.org/drawingml/2006/wordprocessingDrawing" xmlns:w10="urn:schemas-microsoft-com:office:word" xmlns:w="http://schemas.openxmlformats.org/wordprocessingml/2006/main" xmlns:w14="http://schemas.microsoft.com/office/word/2010/wordml" xmlns:w15="http://schemas.microsoft.com/office/word/2012/wordml" xmlns:w16cex="http://schemas.microsoft.com/office/word/2018/wordml/cex" xmlns:w16cid="http://schemas.microsoft.com/office/word/2016/wordml/cid" xmlns:w16="http://schemas.microsoft.com/office/word/2018/wordml" xmlns:w16du="http://schemas.microsoft.com/office/word/2023/wordml/word16du" xmlns:w16sdtdh="http://schemas.microsoft.com/office/word/2020/wordml/sdtdatahash" xmlns:w16sdtfl="http://schemas.microsoft.com/office/word/2024/wordml/sdtformatlock" xmlns:w16se="http://schemas.microsoft.com/office/word/2015/wordml/symex" xmlns:wpg="http://schemas.microsoft.com/office/word/2010/wordprocessingGroup" xmlns:wpi="http://schemas.microsoft.com/office/word/2010/wordprocessingInk" xmlns:wne="http://schemas.microsoft.com/office/word/2006/wordml" xmlns:wps="http://schemas.microsoft.com/office/word/2010/wordprocessingShape" mc:Ignorable="w14 w15 w16se w16cid w16 w16cex w16sdtdh w16sdtfl w16du wp14">
   <w:body>
     <w:p>
       <w:pPr>
-        <w:pStyle w:val="Normal"/>
-        <w:rPr>
-          <w:lang w:val="es-MX"/>
-        </w:rPr>
-      </w:pPr>
-      <w:r>
-        <w:rPr/>
+        <w:rPr>
+          <w:lang w:val="es-MX"/>
+        </w:rPr>
+      </w:pPr>
+      <w:r>
+        <w:rPr>
+          <w:noProof/>
+        </w:rPr>
         <w:drawing>
-          <wp:inline distT="0" distB="0" distL="0" distR="0">
+          <wp:inline distT="0" distB="0" distL="0" distR="0" wp14:anchorId="2AB9C801" wp14:editId="343AAA00">
             <wp:extent cx="3391535" cy="1426210"/>
             <wp:effectExtent l="0" t="0" r="0" b="0"/>
             <wp:docPr id="1" name="Picture 1" descr="Logotipos - Facultad de Arquitectura UANL"/>
@@ -29,7 +30,7 @@
                     </pic:cNvPicPr>
                   </pic:nvPicPr>
                   <pic:blipFill>
-                    <a:blip r:embed="rId2"/>
+                    <a:blip r:embed="rId4"/>
                     <a:stretch>
                       <a:fillRect/>
                     </a:stretch>
@@ -57,9 +58,11 @@
         <w:t xml:space="preserve">                       </w:t>
       </w:r>
       <w:r>
-        <w:rPr/>
+        <w:rPr>
+          <w:noProof/>
+        </w:rPr>
         <w:drawing>
-          <wp:inline distT="0" distB="0" distL="0" distR="0">
+          <wp:inline distT="0" distB="0" distL="0" distR="0" wp14:anchorId="4998A175" wp14:editId="7F76EF13">
             <wp:extent cx="1495425" cy="1495425"/>
             <wp:effectExtent l="0" t="0" r="0" b="0"/>
             <wp:docPr id="2" name="Picture 2" descr="FCFMUANL (@FCFMUANL) / X"/>
@@ -76,7 +79,7 @@
                     </pic:cNvPicPr>
                   </pic:nvPicPr>
                   <pic:blipFill>
-                    <a:blip r:embed="rId3"/>
+                    <a:blip r:embed="rId5"/>
                     <a:stretch>
                       <a:fillRect/>
                     </a:stretch>
@@ -106,7 +109,6 @@
     </w:p>
     <w:p>
       <w:pPr>
-        <w:pStyle w:val="Normal"/>
         <w:jc w:val="center"/>
         <w:rPr>
           <w:b/>
@@ -116,19 +118,9 @@
           <w:lang w:val="es-MX"/>
         </w:rPr>
       </w:pPr>
-      <w:r>
-        <w:rPr>
-          <w:b/>
-          <w:bCs/>
-          <w:sz w:val="36"/>
-          <w:szCs w:val="36"/>
-          <w:lang w:val="es-MX"/>
-        </w:rPr>
-      </w:r>
-    </w:p>
-    <w:p>
-      <w:pPr>
-        <w:pStyle w:val="Normal"/>
+    </w:p>
+    <w:p>
+      <w:pPr>
         <w:jc w:val="center"/>
         <w:rPr>
           <w:sz w:val="28"/>
@@ -148,9 +140,7 @@
     </w:p>
     <w:p>
       <w:pPr>
-        <w:pStyle w:val="Normal"/>
         <w:jc w:val="center"/>
-        <w:rPr/>
       </w:pPr>
       <w:r>
         <w:rPr>
@@ -160,13 +150,10 @@
           <w:szCs w:val="28"/>
           <w:lang w:val="es-MX"/>
         </w:rPr>
-        <w:t>M.A. Maria Del Carmen Martínez Cejudo</w:t>
-      </w:r>
-    </w:p>
-    <w:p>
-      <w:pPr>
-        <w:pStyle w:val="Normal"/>
-        <w:jc w:val="center"/>
+        <w:t xml:space="preserve">M.A. </w:t>
+      </w:r>
+      <w:proofErr w:type="spellStart"/>
+      <w:r>
         <w:rPr>
           <w:b/>
           <w:bCs/>
@@ -174,7 +161,9 @@
           <w:szCs w:val="28"/>
           <w:lang w:val="es-MX"/>
         </w:rPr>
-      </w:pPr>
+        <w:t>Maria</w:t>
+      </w:r>
+      <w:proofErr w:type="spellEnd"/>
       <w:r>
         <w:rPr>
           <w:b/>
@@ -183,11 +172,11 @@
           <w:szCs w:val="28"/>
           <w:lang w:val="es-MX"/>
         </w:rPr>
-      </w:r>
-    </w:p>
-    <w:p>
-      <w:pPr>
-        <w:pStyle w:val="Normal"/>
+        <w:t xml:space="preserve"> Del Carmen Martínez Cejudo</w:t>
+      </w:r>
+    </w:p>
+    <w:p>
+      <w:pPr>
         <w:jc w:val="center"/>
         <w:rPr>
           <w:b/>
@@ -197,7 +186,10 @@
           <w:lang w:val="es-MX"/>
         </w:rPr>
       </w:pPr>
-      <w:r>
+    </w:p>
+    <w:p>
+      <w:pPr>
+        <w:jc w:val="center"/>
         <w:rPr>
           <w:b/>
           <w:bCs/>
@@ -205,11 +197,10 @@
           <w:szCs w:val="28"/>
           <w:lang w:val="es-MX"/>
         </w:rPr>
-      </w:r>
-    </w:p>
-    <w:p>
-      <w:pPr>
-        <w:pStyle w:val="Normal"/>
+      </w:pPr>
+    </w:p>
+    <w:p>
+      <w:pPr>
         <w:jc w:val="center"/>
         <w:rPr>
           <w:b/>
@@ -219,7 +210,10 @@
           <w:lang w:val="es-MX"/>
         </w:rPr>
       </w:pPr>
-      <w:r>
+    </w:p>
+    <w:p>
+      <w:pPr>
+        <w:jc w:val="center"/>
         <w:rPr>
           <w:b/>
           <w:bCs/>
@@ -227,18 +221,14 @@
           <w:szCs w:val="28"/>
           <w:lang w:val="es-MX"/>
         </w:rPr>
-      </w:r>
-    </w:p>
-    <w:p>
-      <w:pPr>
-        <w:pStyle w:val="Normal"/>
+      </w:pPr>
+    </w:p>
+    <w:p>
+      <w:pPr>
         <w:jc w:val="center"/>
         <w:rPr>
-          <w:b/>
-          <w:bCs/>
           <w:sz w:val="28"/>
           <w:szCs w:val="28"/>
-          <w:lang w:val="es-MX"/>
         </w:rPr>
       </w:pPr>
       <w:r>
@@ -249,18 +239,24 @@
           <w:szCs w:val="28"/>
           <w:lang w:val="es-MX"/>
         </w:rPr>
-      </w:r>
-    </w:p>
-    <w:p>
-      <w:pPr>
-        <w:pStyle w:val="Normal"/>
+        <w:t>Proyecto 1 Método Montante</w:t>
+      </w:r>
+    </w:p>
+    <w:p>
+      <w:pPr>
         <w:jc w:val="center"/>
         <w:rPr>
+          <w:b/>
+          <w:bCs/>
           <w:sz w:val="28"/>
           <w:szCs w:val="28"/>
-        </w:rPr>
-      </w:pPr>
-      <w:r>
+          <w:lang w:val="es-MX"/>
+        </w:rPr>
+      </w:pPr>
+    </w:p>
+    <w:p>
+      <w:pPr>
+        <w:jc w:val="center"/>
         <w:rPr>
           <w:b/>
           <w:bCs/>
@@ -268,12 +264,10 @@
           <w:szCs w:val="28"/>
           <w:lang w:val="es-MX"/>
         </w:rPr>
-        <w:t>Proyecto 1 Método Montante</w:t>
-      </w:r>
-    </w:p>
-    <w:p>
-      <w:pPr>
-        <w:pStyle w:val="Normal"/>
+      </w:pPr>
+    </w:p>
+    <w:p>
+      <w:pPr>
         <w:jc w:val="center"/>
         <w:rPr>
           <w:b/>
@@ -283,7 +277,10 @@
           <w:lang w:val="es-MX"/>
         </w:rPr>
       </w:pPr>
-      <w:r>
+    </w:p>
+    <w:p>
+      <w:pPr>
+        <w:jc w:val="center"/>
         <w:rPr>
           <w:b/>
           <w:bCs/>
@@ -291,20 +288,17 @@
           <w:szCs w:val="28"/>
           <w:lang w:val="es-MX"/>
         </w:rPr>
-      </w:r>
-    </w:p>
-    <w:p>
-      <w:pPr>
-        <w:pStyle w:val="Normal"/>
+      </w:pPr>
+    </w:p>
+    <w:p>
+      <w:pPr>
         <w:jc w:val="center"/>
         <w:rPr>
-          <w:b/>
-          <w:bCs/>
           <w:sz w:val="28"/>
           <w:szCs w:val="28"/>
-          <w:lang w:val="es-MX"/>
-        </w:rPr>
-      </w:pPr>
+        </w:rPr>
+      </w:pPr>
+      <w:proofErr w:type="spellStart"/>
       <w:r>
         <w:rPr>
           <w:b/>
@@ -313,13 +307,10 @@
           <w:szCs w:val="28"/>
           <w:lang w:val="es-MX"/>
         </w:rPr>
-      </w:r>
-    </w:p>
-    <w:p>
-      <w:pPr>
-        <w:pStyle w:val="Normal"/>
-        <w:bidi w:val="0"/>
-        <w:jc w:val="center"/>
+        <w:t>Sebastian</w:t>
+      </w:r>
+      <w:proofErr w:type="spellEnd"/>
+      <w:r>
         <w:rPr>
           <w:b/>
           <w:bCs/>
@@ -327,31 +318,32 @@
           <w:szCs w:val="28"/>
           <w:lang w:val="es-MX"/>
         </w:rPr>
-      </w:pPr>
-      <w:r>
+        <w:t xml:space="preserve"> Calderón Carrillo 2087472</w:t>
+      </w:r>
+    </w:p>
+    <w:p>
+      <w:pPr>
+        <w:jc w:val="center"/>
         <w:rPr>
           <w:b/>
           <w:bCs/>
           <w:sz w:val="28"/>
           <w:szCs w:val="28"/>
-          <w:lang w:val="es-MX"/>
-        </w:rPr>
-      </w:r>
-    </w:p>
-    <w:p>
-      <w:pPr>
-        <w:pStyle w:val="Normal"/>
-        <w:bidi w:val="0"/>
-        <w:jc w:val="center"/>
+        </w:rPr>
+      </w:pPr>
+      <w:r>
         <w:rPr>
           <w:b/>
           <w:bCs/>
           <w:sz w:val="28"/>
           <w:szCs w:val="28"/>
-          <w:lang w:val="es-MX"/>
-        </w:rPr>
-      </w:pPr>
-      <w:r>
+        </w:rPr>
+        <w:t>Edson Armando Amaya Macias 2151976</w:t>
+      </w:r>
+    </w:p>
+    <w:p>
+      <w:pPr>
+        <w:jc w:val="center"/>
         <w:rPr>
           <w:b/>
           <w:bCs/>
@@ -359,210 +351,2940 @@
           <w:szCs w:val="28"/>
           <w:lang w:val="es-MX"/>
         </w:rPr>
-      </w:r>
-    </w:p>
-    <w:p>
-      <w:pPr>
-        <w:pStyle w:val="Normal"/>
-        <w:jc w:val="center"/>
-        <w:rPr>
+      </w:pPr>
+      <w:r>
+        <w:rPr>
+          <w:b/>
+          <w:bCs/>
           <w:sz w:val="28"/>
           <w:szCs w:val="28"/>
-        </w:rPr>
-      </w:pPr>
-      <w:r>
-        <w:rPr>
-          <w:b/>
-          <w:bCs/>
-          <w:sz w:val="28"/>
-          <w:szCs w:val="28"/>
-          <w:lang w:val="es-MX"/>
-        </w:rPr>
-        <w:t>Sebastian Calderón Carrillo 2087472</w:t>
-      </w:r>
-    </w:p>
-    <w:p>
-      <w:pPr>
-        <w:pStyle w:val="Normal"/>
+          <w:lang w:val="es-MX"/>
+        </w:rPr>
+        <w:t>Grupo 031</w:t>
+      </w:r>
+    </w:p>
+    <w:p>
+      <w:pPr>
+        <w:rPr>
+          <w:b/>
+          <w:bCs/>
+          <w:sz w:val="24"/>
+          <w:szCs w:val="24"/>
+          <w:lang w:val="es-MX"/>
+        </w:rPr>
+      </w:pPr>
+    </w:p>
+    <w:p>
+      <w:pPr>
+        <w:rPr>
+          <w:b/>
+          <w:bCs/>
+          <w:sz w:val="24"/>
+          <w:szCs w:val="24"/>
+          <w:lang w:val="es-MX"/>
+        </w:rPr>
+      </w:pPr>
+    </w:p>
+    <w:p>
+      <w:pPr>
+        <w:rPr>
+          <w:b/>
+          <w:bCs/>
+          <w:sz w:val="24"/>
+          <w:szCs w:val="24"/>
+          <w:lang w:val="es-MX"/>
+        </w:rPr>
+      </w:pPr>
+    </w:p>
+    <w:p>
+      <w:pPr>
+        <w:rPr>
+          <w:b/>
+          <w:bCs/>
+          <w:sz w:val="24"/>
+          <w:szCs w:val="24"/>
+          <w:lang w:val="es-MX"/>
+        </w:rPr>
+      </w:pPr>
+    </w:p>
+    <w:p>
+      <w:pPr>
+        <w:rPr>
+          <w:b/>
+          <w:bCs/>
+          <w:sz w:val="24"/>
+          <w:szCs w:val="24"/>
+          <w:lang w:val="es-MX"/>
+        </w:rPr>
+      </w:pPr>
+    </w:p>
+    <w:p>
+      <w:pPr>
+        <w:rPr>
+          <w:b/>
+          <w:bCs/>
+          <w:sz w:val="24"/>
+          <w:szCs w:val="24"/>
+          <w:lang w:val="es-MX"/>
+        </w:rPr>
+      </w:pPr>
+      <w:r>
+        <w:rPr>
+          <w:b/>
+          <w:bCs/>
+          <w:sz w:val="24"/>
+          <w:szCs w:val="24"/>
+          <w:lang w:val="es-MX"/>
+        </w:rPr>
+        <w:lastRenderedPageBreak/>
+        <w:br/>
+      </w:r>
+    </w:p>
+    <w:p>
+      <w:pPr>
+        <w:rPr>
+          <w:b/>
+          <w:bCs/>
+          <w:sz w:val="32"/>
+          <w:szCs w:val="32"/>
+          <w:lang w:val="es-MX"/>
+        </w:rPr>
+      </w:pPr>
+      <w:r>
+        <w:rPr>
+          <w:b/>
+          <w:bCs/>
+          <w:sz w:val="32"/>
+          <w:szCs w:val="32"/>
+          <w:lang w:val="es-MX"/>
+        </w:rPr>
+        <w:t>Introducción</w:t>
+      </w:r>
+    </w:p>
+    <w:p>
+      <w:pPr>
+        <w:rPr>
+          <w:sz w:val="24"/>
+          <w:szCs w:val="24"/>
+          <w:lang w:val="es-MX"/>
+        </w:rPr>
+      </w:pPr>
+      <w:r>
+        <w:rPr>
+          <w:sz w:val="24"/>
+          <w:szCs w:val="24"/>
+          <w:lang w:val="es-MX"/>
+        </w:rPr>
+        <w:t xml:space="preserve">El método de Montante, también conocido como algoritmo de Bareiss, es una variante de la eliminación gaussiana que permite resolver sistemas de ecuaciones lineales, así como calcular el determinante, la matriz adjunta y la matriz inversa de una matriz cuadrada, utilizando aritmética exacta con fracciones. A diferencia de la eliminación gaussiana tradicional, en cada etapa el resultado de las operaciones se divide entre el pivote de la etapa anterior, lo que evita la acumulación de errores de redondeo propios de la aritmética en punto flotante. El determinante se obtiene directamente del último pivote calculado, la adjunta se construye a partir de la traspuesta de la matriz de cofactores (cada uno como el determinante de la </w:t>
+      </w:r>
+      <w:proofErr w:type="spellStart"/>
+      <w:r>
+        <w:rPr>
+          <w:sz w:val="24"/>
+          <w:szCs w:val="24"/>
+          <w:lang w:val="es-MX"/>
+        </w:rPr>
+        <w:t>submatriz</w:t>
+      </w:r>
+      <w:proofErr w:type="spellEnd"/>
+      <w:r>
+        <w:rPr>
+          <w:sz w:val="24"/>
+          <w:szCs w:val="24"/>
+          <w:lang w:val="es-MX"/>
+        </w:rPr>
+        <w:t xml:space="preserve"> menor correspondiente) y la inversa se calcula dividiendo la adjunta entre el determinante. </w:t>
+      </w:r>
+    </w:p>
+    <w:p>
+      <w:pPr>
+        <w:rPr>
+          <w:sz w:val="24"/>
+          <w:szCs w:val="24"/>
+          <w:lang w:val="es-MX"/>
+        </w:rPr>
+      </w:pPr>
+      <w:r>
+        <w:rPr>
+          <w:sz w:val="24"/>
+          <w:szCs w:val="24"/>
+          <w:lang w:val="es-MX"/>
+        </w:rPr>
+        <w:t xml:space="preserve">Para la implementación en Python se dividió el proyecto en módulos con responsabilidades separadas: modules/montante.py concentra la lógica matemática (eliminación de Montante, determinante, adjunta, inversa y verificación de solvencia), modules/utils.py se encarga de la validación y lectura de datos por consola, y modules/menu.py implementa el menú interactivo que conecta ambos módulos. Como decisión de diseño clave, todos los valores numéricos se manejan con el tipo Fraction de la librería estándar en lugar de </w:t>
+      </w:r>
+      <w:proofErr w:type="spellStart"/>
+      <w:r>
+        <w:rPr>
+          <w:sz w:val="24"/>
+          <w:szCs w:val="24"/>
+          <w:lang w:val="es-MX"/>
+        </w:rPr>
+        <w:t>float</w:t>
+      </w:r>
+      <w:proofErr w:type="spellEnd"/>
+      <w:r>
+        <w:rPr>
+          <w:sz w:val="24"/>
+          <w:szCs w:val="24"/>
+          <w:lang w:val="es-MX"/>
+        </w:rPr>
+        <w:t xml:space="preserve">, de modo que los resultados se mantienen exactos durante todo el proceso. El núcleo del programa es la función </w:t>
+      </w:r>
+      <w:proofErr w:type="spellStart"/>
+      <w:r>
+        <w:rPr>
+          <w:sz w:val="24"/>
+          <w:szCs w:val="24"/>
+          <w:lang w:val="es-MX"/>
+        </w:rPr>
+        <w:t>eliminacion_montante</w:t>
+      </w:r>
+      <w:proofErr w:type="spellEnd"/>
+      <w:r>
+        <w:rPr>
+          <w:sz w:val="24"/>
+          <w:szCs w:val="24"/>
+          <w:lang w:val="es-MX"/>
+        </w:rPr>
+        <w:t>, que aplica la fórmula recursiva del método (</w:t>
+      </w:r>
+      <w:proofErr w:type="spellStart"/>
+      <w:r>
+        <w:rPr>
+          <w:sz w:val="24"/>
+          <w:szCs w:val="24"/>
+          <w:lang w:val="es-MX"/>
+        </w:rPr>
+        <w:t>a_ij</w:t>
+      </w:r>
+      <w:proofErr w:type="spellEnd"/>
+      <w:r>
+        <w:rPr>
+          <w:sz w:val="24"/>
+          <w:szCs w:val="24"/>
+          <w:lang w:val="es-MX"/>
+        </w:rPr>
+        <w:t xml:space="preserve"> = (</w:t>
+      </w:r>
+      <w:proofErr w:type="spellStart"/>
+      <w:r>
+        <w:rPr>
+          <w:sz w:val="24"/>
+          <w:szCs w:val="24"/>
+          <w:lang w:val="es-MX"/>
+        </w:rPr>
+        <w:t>pivote·a_ij</w:t>
+      </w:r>
+      <w:proofErr w:type="spellEnd"/>
+      <w:r>
+        <w:rPr>
+          <w:sz w:val="24"/>
+          <w:szCs w:val="24"/>
+          <w:lang w:val="es-MX"/>
+        </w:rPr>
+        <w:t xml:space="preserve"> − </w:t>
+      </w:r>
+      <w:proofErr w:type="spellStart"/>
+      <w:r>
+        <w:rPr>
+          <w:sz w:val="24"/>
+          <w:szCs w:val="24"/>
+          <w:lang w:val="es-MX"/>
+        </w:rPr>
+        <w:t>a_ik·a_kj</w:t>
+      </w:r>
+      <w:proofErr w:type="spellEnd"/>
+      <w:r>
+        <w:rPr>
+          <w:sz w:val="24"/>
+          <w:szCs w:val="24"/>
+          <w:lang w:val="es-MX"/>
+        </w:rPr>
+        <w:t xml:space="preserve">) / </w:t>
+      </w:r>
+      <w:proofErr w:type="spellStart"/>
+      <w:r>
+        <w:rPr>
+          <w:sz w:val="24"/>
+          <w:szCs w:val="24"/>
+          <w:lang w:val="es-MX"/>
+        </w:rPr>
+        <w:t>pivote_anterior</w:t>
+      </w:r>
+      <w:proofErr w:type="spellEnd"/>
+      <w:r>
+        <w:rPr>
+          <w:sz w:val="24"/>
+          <w:szCs w:val="24"/>
+          <w:lang w:val="es-MX"/>
+        </w:rPr>
+        <w:t xml:space="preserve">) sobre la matriz aumentada, apoyada en una búsqueda de pivote que intercambia filas cuando el elemento de la diagonal es cero. A partir de esa base se construyeron determinante (controlando además el cambio de signo al intercambiar filas), </w:t>
+      </w:r>
+      <w:proofErr w:type="spellStart"/>
+      <w:r>
+        <w:rPr>
+          <w:sz w:val="24"/>
+          <w:szCs w:val="24"/>
+          <w:lang w:val="es-MX"/>
+        </w:rPr>
+        <w:t>resolver_sistema</w:t>
+      </w:r>
+      <w:proofErr w:type="spellEnd"/>
+      <w:r>
+        <w:rPr>
+          <w:sz w:val="24"/>
+          <w:szCs w:val="24"/>
+          <w:lang w:val="es-MX"/>
+        </w:rPr>
+        <w:t xml:space="preserve"> (que arma la matriz aumentada y divide la última columna entre el pivote final) y, apoyándose en determinante, las funciones adjunta e inversa. Antes de resolver cualquier sistema, resoluble aplica el teorema de </w:t>
+      </w:r>
+      <w:proofErr w:type="spellStart"/>
+      <w:r>
+        <w:rPr>
+          <w:sz w:val="24"/>
+          <w:szCs w:val="24"/>
+          <w:lang w:val="es-MX"/>
+        </w:rPr>
+        <w:t>Rouché</w:t>
+      </w:r>
+      <w:proofErr w:type="spellEnd"/>
+      <w:r>
+        <w:rPr>
+          <w:sz w:val="24"/>
+          <w:szCs w:val="24"/>
+          <w:lang w:val="es-MX"/>
+        </w:rPr>
+        <w:t>-Frobenius comparando rangos, de manera que el programa nunca intenta resolver un sistema incompatible o indeterminado. Toda la entrada del usuario se valida con manejo de excepciones en utils.py, pidiendo nuevamente el dato en caso de error.</w:t>
+      </w:r>
+    </w:p>
+    <w:p>
+      <w:pPr>
+        <w:rPr>
+          <w:sz w:val="24"/>
+          <w:szCs w:val="24"/>
+          <w:lang w:val="es-MX"/>
+        </w:rPr>
+      </w:pPr>
+    </w:p>
+    <w:p>
+      <w:pPr>
+        <w:rPr>
+          <w:b/>
+          <w:bCs/>
+          <w:sz w:val="24"/>
+          <w:szCs w:val="24"/>
+          <w:lang w:val="es-MX"/>
+        </w:rPr>
+      </w:pPr>
+    </w:p>
+    <w:p>
+      <w:pPr>
+        <w:rPr>
+          <w:b/>
+          <w:bCs/>
+          <w:sz w:val="24"/>
+          <w:szCs w:val="24"/>
+          <w:lang w:val="es-MX"/>
+        </w:rPr>
+      </w:pPr>
+    </w:p>
+    <w:p>
+      <w:pPr>
+        <w:spacing w:before="280" w:after="120"/>
+        <w:rPr>
+          <w:rFonts w:ascii="Calibri" w:hAnsi="Calibri" w:cs="Calibri"/>
+          <w:b/>
+          <w:color w:val="000000" w:themeColor="text1"/>
+          <w:sz w:val="32"/>
+        </w:rPr>
+      </w:pPr>
+    </w:p>
+    <w:p>
+      <w:pPr>
+        <w:spacing w:before="280" w:after="120"/>
+        <w:rPr>
+          <w:rFonts w:ascii="Calibri" w:hAnsi="Calibri" w:cs="Calibri"/>
+          <w:b/>
+          <w:color w:val="000000" w:themeColor="text1"/>
+          <w:sz w:val="32"/>
+        </w:rPr>
+      </w:pPr>
+    </w:p>
+    <w:p>
+      <w:pPr>
+        <w:spacing w:before="280" w:after="120"/>
+        <w:rPr>
+          <w:rFonts w:ascii="Calibri" w:hAnsi="Calibri" w:cs="Calibri"/>
+          <w:color w:val="000000" w:themeColor="text1"/>
+        </w:rPr>
+      </w:pPr>
+      <w:proofErr w:type="spellStart"/>
+      <w:r>
+        <w:rPr>
+          <w:rFonts w:ascii="Calibri" w:hAnsi="Calibri" w:cs="Calibri"/>
+          <w:b/>
+          <w:color w:val="000000" w:themeColor="text1"/>
+          <w:sz w:val="32"/>
+        </w:rPr>
+        <w:lastRenderedPageBreak/>
+        <w:t>Codificación</w:t>
+      </w:r>
+      <w:proofErr w:type="spellEnd"/>
+    </w:p>
+    <w:p>
+      <w:pPr>
+        <w:spacing w:after="120"/>
+        <w:rPr>
+          <w:rFonts w:ascii="Calibri" w:hAnsi="Calibri"/>
+          <w:color w:val="282828"/>
+        </w:rPr>
+      </w:pPr>
+      <w:r>
+        <w:rPr>
+          <w:rFonts w:ascii="Calibri" w:hAnsi="Calibri"/>
+          <w:color w:val="282828"/>
+        </w:rPr>
+        <w:t xml:space="preserve">En </w:t>
+      </w:r>
+      <w:proofErr w:type="spellStart"/>
+      <w:r>
+        <w:rPr>
+          <w:rFonts w:ascii="Calibri" w:hAnsi="Calibri"/>
+          <w:color w:val="282828"/>
+        </w:rPr>
+        <w:t>esta</w:t>
+      </w:r>
+      <w:proofErr w:type="spellEnd"/>
+      <w:r>
+        <w:rPr>
+          <w:rFonts w:ascii="Calibri" w:hAnsi="Calibri"/>
+          <w:color w:val="282828"/>
+        </w:rPr>
+        <w:t xml:space="preserve"> </w:t>
+      </w:r>
+      <w:proofErr w:type="spellStart"/>
+      <w:r>
+        <w:rPr>
+          <w:rFonts w:ascii="Calibri" w:hAnsi="Calibri"/>
+          <w:color w:val="282828"/>
+        </w:rPr>
+        <w:t>sección</w:t>
+      </w:r>
+      <w:proofErr w:type="spellEnd"/>
+      <w:r>
+        <w:rPr>
+          <w:rFonts w:ascii="Calibri" w:hAnsi="Calibri"/>
+          <w:color w:val="282828"/>
+        </w:rPr>
+        <w:t xml:space="preserve"> se </w:t>
+      </w:r>
+      <w:proofErr w:type="spellStart"/>
+      <w:r>
+        <w:rPr>
+          <w:rFonts w:ascii="Calibri" w:hAnsi="Calibri"/>
+          <w:color w:val="282828"/>
+        </w:rPr>
+        <w:t>presentan</w:t>
+      </w:r>
+      <w:proofErr w:type="spellEnd"/>
+      <w:r>
+        <w:rPr>
+          <w:rFonts w:ascii="Calibri" w:hAnsi="Calibri"/>
+          <w:color w:val="282828"/>
+        </w:rPr>
+        <w:t xml:space="preserve"> y </w:t>
+      </w:r>
+      <w:proofErr w:type="spellStart"/>
+      <w:r>
+        <w:rPr>
+          <w:rFonts w:ascii="Calibri" w:hAnsi="Calibri"/>
+          <w:color w:val="282828"/>
+        </w:rPr>
+        <w:t>explican</w:t>
+      </w:r>
+      <w:proofErr w:type="spellEnd"/>
+      <w:r>
+        <w:rPr>
+          <w:rFonts w:ascii="Calibri" w:hAnsi="Calibri"/>
+          <w:color w:val="282828"/>
+        </w:rPr>
+        <w:t xml:space="preserve"> las </w:t>
+      </w:r>
+      <w:proofErr w:type="spellStart"/>
+      <w:r>
+        <w:rPr>
+          <w:rFonts w:ascii="Calibri" w:hAnsi="Calibri"/>
+          <w:color w:val="282828"/>
+        </w:rPr>
+        <w:t>capturas</w:t>
+      </w:r>
+      <w:proofErr w:type="spellEnd"/>
+      <w:r>
+        <w:rPr>
+          <w:rFonts w:ascii="Calibri" w:hAnsi="Calibri"/>
+          <w:color w:val="282828"/>
+        </w:rPr>
+        <w:t xml:space="preserve"> de </w:t>
+      </w:r>
+      <w:proofErr w:type="spellStart"/>
+      <w:r>
+        <w:rPr>
+          <w:rFonts w:ascii="Calibri" w:hAnsi="Calibri"/>
+          <w:color w:val="282828"/>
+        </w:rPr>
+        <w:t>pantalla</w:t>
+      </w:r>
+      <w:proofErr w:type="spellEnd"/>
+      <w:r>
+        <w:rPr>
+          <w:rFonts w:ascii="Calibri" w:hAnsi="Calibri"/>
+          <w:color w:val="282828"/>
+        </w:rPr>
+        <w:t xml:space="preserve"> de la </w:t>
+      </w:r>
+      <w:proofErr w:type="spellStart"/>
+      <w:r>
+        <w:rPr>
+          <w:rFonts w:ascii="Calibri" w:hAnsi="Calibri"/>
+          <w:color w:val="282828"/>
+        </w:rPr>
+        <w:t>lógica</w:t>
+      </w:r>
+      <w:proofErr w:type="spellEnd"/>
+      <w:r>
+        <w:rPr>
+          <w:rFonts w:ascii="Calibri" w:hAnsi="Calibri"/>
+          <w:color w:val="282828"/>
+        </w:rPr>
+        <w:t xml:space="preserve"> modular </w:t>
+      </w:r>
+      <w:proofErr w:type="spellStart"/>
+      <w:r>
+        <w:rPr>
+          <w:rFonts w:ascii="Calibri" w:hAnsi="Calibri"/>
+          <w:color w:val="282828"/>
+        </w:rPr>
+        <w:t>implementada</w:t>
+      </w:r>
+      <w:proofErr w:type="spellEnd"/>
+      <w:r>
+        <w:rPr>
+          <w:rFonts w:ascii="Calibri" w:hAnsi="Calibri"/>
+          <w:color w:val="282828"/>
+        </w:rPr>
+        <w:t xml:space="preserve"> </w:t>
+      </w:r>
+      <w:proofErr w:type="spellStart"/>
+      <w:r>
+        <w:rPr>
+          <w:rFonts w:ascii="Calibri" w:hAnsi="Calibri"/>
+          <w:color w:val="282828"/>
+        </w:rPr>
+        <w:t>en</w:t>
+      </w:r>
+      <w:proofErr w:type="spellEnd"/>
+      <w:r>
+        <w:rPr>
+          <w:rFonts w:ascii="Calibri" w:hAnsi="Calibri"/>
+          <w:color w:val="282828"/>
+        </w:rPr>
+        <w:t xml:space="preserve"> </w:t>
+      </w:r>
+      <w:r>
+        <w:rPr>
+          <w:rFonts w:ascii="Calibri" w:hAnsi="Calibri"/>
+          <w:color w:val="282828"/>
+        </w:rPr>
+        <w:t xml:space="preserve">el </w:t>
+      </w:r>
+      <w:proofErr w:type="spellStart"/>
+      <w:r>
+        <w:rPr>
+          <w:rFonts w:ascii="Calibri" w:hAnsi="Calibri"/>
+          <w:color w:val="282828"/>
+        </w:rPr>
+        <w:t>codigo</w:t>
+      </w:r>
+      <w:proofErr w:type="spellEnd"/>
+      <w:r>
+        <w:rPr>
+          <w:rFonts w:ascii="Calibri" w:hAnsi="Calibri"/>
+          <w:color w:val="282828"/>
+        </w:rPr>
+        <w:t xml:space="preserve">, </w:t>
+      </w:r>
+      <w:proofErr w:type="spellStart"/>
+      <w:r>
+        <w:rPr>
+          <w:rFonts w:ascii="Calibri" w:hAnsi="Calibri"/>
+          <w:color w:val="282828"/>
+        </w:rPr>
+        <w:t>destacando</w:t>
+      </w:r>
+      <w:proofErr w:type="spellEnd"/>
+      <w:r>
+        <w:rPr>
+          <w:rFonts w:ascii="Calibri" w:hAnsi="Calibri"/>
+          <w:color w:val="282828"/>
+        </w:rPr>
+        <w:t xml:space="preserve"> </w:t>
+      </w:r>
+      <w:proofErr w:type="spellStart"/>
+      <w:r>
+        <w:rPr>
+          <w:rFonts w:ascii="Calibri" w:hAnsi="Calibri"/>
+          <w:color w:val="282828"/>
+        </w:rPr>
+        <w:t>cómo</w:t>
+      </w:r>
+      <w:proofErr w:type="spellEnd"/>
+      <w:r>
+        <w:rPr>
+          <w:rFonts w:ascii="Calibri" w:hAnsi="Calibri"/>
+          <w:color w:val="282828"/>
+        </w:rPr>
+        <w:t xml:space="preserve"> el </w:t>
+      </w:r>
+      <w:proofErr w:type="spellStart"/>
+      <w:r>
+        <w:rPr>
+          <w:rFonts w:ascii="Calibri" w:hAnsi="Calibri"/>
+          <w:color w:val="282828"/>
+        </w:rPr>
+        <w:t>código</w:t>
+      </w:r>
+      <w:proofErr w:type="spellEnd"/>
+      <w:r>
+        <w:rPr>
+          <w:rFonts w:ascii="Calibri" w:hAnsi="Calibri"/>
+          <w:color w:val="282828"/>
+        </w:rPr>
+        <w:t xml:space="preserve"> traduce las </w:t>
+      </w:r>
+      <w:proofErr w:type="spellStart"/>
+      <w:r>
+        <w:rPr>
+          <w:rFonts w:ascii="Calibri" w:hAnsi="Calibri"/>
+          <w:color w:val="282828"/>
+        </w:rPr>
+        <w:t>propiedades</w:t>
+      </w:r>
+      <w:proofErr w:type="spellEnd"/>
+      <w:r>
+        <w:rPr>
+          <w:rFonts w:ascii="Calibri" w:hAnsi="Calibri"/>
+          <w:color w:val="282828"/>
+        </w:rPr>
+        <w:t xml:space="preserve"> </w:t>
+      </w:r>
+      <w:proofErr w:type="spellStart"/>
+      <w:r>
+        <w:rPr>
+          <w:rFonts w:ascii="Calibri" w:hAnsi="Calibri"/>
+          <w:color w:val="282828"/>
+        </w:rPr>
+        <w:t>matemáticas</w:t>
+      </w:r>
+      <w:proofErr w:type="spellEnd"/>
+      <w:r>
+        <w:rPr>
+          <w:rFonts w:ascii="Calibri" w:hAnsi="Calibri"/>
+          <w:color w:val="282828"/>
+        </w:rPr>
+        <w:t xml:space="preserve"> del </w:t>
+      </w:r>
+      <w:proofErr w:type="spellStart"/>
+      <w:r>
+        <w:rPr>
+          <w:rFonts w:ascii="Calibri" w:hAnsi="Calibri"/>
+          <w:color w:val="282828"/>
+        </w:rPr>
+        <w:t>método</w:t>
+      </w:r>
+      <w:proofErr w:type="spellEnd"/>
+      <w:r>
+        <w:rPr>
+          <w:rFonts w:ascii="Calibri" w:hAnsi="Calibri"/>
+          <w:color w:val="282828"/>
+        </w:rPr>
+        <w:t>.</w:t>
+      </w:r>
+    </w:p>
+    <w:p>
+      <w:pPr>
+        <w:spacing w:after="120"/>
+      </w:pPr>
+    </w:p>
+    <w:p>
+      <w:pPr>
+        <w:spacing w:before="200" w:after="80"/>
+        <w:rPr>
+          <w:color w:val="000000" w:themeColor="text1"/>
+        </w:rPr>
+      </w:pPr>
+      <w:proofErr w:type="spellStart"/>
+      <w:r>
+        <w:rPr>
+          <w:rFonts w:ascii="Calibri" w:hAnsi="Calibri"/>
+          <w:b/>
+          <w:color w:val="000000" w:themeColor="text1"/>
+          <w:sz w:val="26"/>
+        </w:rPr>
+        <w:t>Eliminación</w:t>
+      </w:r>
+      <w:proofErr w:type="spellEnd"/>
+      <w:r>
+        <w:rPr>
+          <w:rFonts w:ascii="Calibri" w:hAnsi="Calibri"/>
+          <w:b/>
+          <w:color w:val="000000" w:themeColor="text1"/>
+          <w:sz w:val="26"/>
+        </w:rPr>
+        <w:t xml:space="preserve"> Montante</w:t>
+      </w:r>
+    </w:p>
+    <w:p>
+      <w:pPr>
+        <w:spacing w:after="120"/>
+        <w:rPr>
+          <w:rFonts w:ascii="Calibri" w:hAnsi="Calibri"/>
+          <w:color w:val="282828"/>
+        </w:rPr>
+      </w:pPr>
+      <w:r>
+        <w:rPr>
+          <w:rFonts w:ascii="Calibri" w:hAnsi="Calibri"/>
+          <w:color w:val="282828"/>
+        </w:rPr>
+        <w:t xml:space="preserve">A </w:t>
+      </w:r>
+      <w:proofErr w:type="spellStart"/>
+      <w:r>
+        <w:rPr>
+          <w:rFonts w:ascii="Calibri" w:hAnsi="Calibri"/>
+          <w:color w:val="282828"/>
+        </w:rPr>
+        <w:t>continuación</w:t>
+      </w:r>
+      <w:proofErr w:type="spellEnd"/>
+      <w:r>
+        <w:rPr>
+          <w:rFonts w:ascii="Calibri" w:hAnsi="Calibri"/>
+          <w:color w:val="282828"/>
+        </w:rPr>
+        <w:t xml:space="preserve"> se </w:t>
+      </w:r>
+      <w:proofErr w:type="spellStart"/>
+      <w:r>
+        <w:rPr>
+          <w:rFonts w:ascii="Calibri" w:hAnsi="Calibri"/>
+          <w:color w:val="282828"/>
+        </w:rPr>
+        <w:t>observa</w:t>
+      </w:r>
+      <w:proofErr w:type="spellEnd"/>
+      <w:r>
+        <w:rPr>
+          <w:rFonts w:ascii="Calibri" w:hAnsi="Calibri"/>
+          <w:color w:val="282828"/>
+        </w:rPr>
+        <w:t xml:space="preserve"> la </w:t>
+      </w:r>
+      <w:proofErr w:type="spellStart"/>
+      <w:r>
+        <w:rPr>
+          <w:rFonts w:ascii="Calibri" w:hAnsi="Calibri"/>
+          <w:color w:val="282828"/>
+        </w:rPr>
+        <w:t>función</w:t>
+      </w:r>
+      <w:proofErr w:type="spellEnd"/>
+      <w:r>
+        <w:rPr>
+          <w:rFonts w:ascii="Calibri" w:hAnsi="Calibri"/>
+          <w:color w:val="282828"/>
+        </w:rPr>
+        <w:t xml:space="preserve"> </w:t>
+      </w:r>
+      <w:proofErr w:type="spellStart"/>
+      <w:r>
+        <w:rPr>
+          <w:rFonts w:ascii="Calibri" w:hAnsi="Calibri"/>
+          <w:color w:val="282828"/>
+        </w:rPr>
+        <w:t>encargada</w:t>
+      </w:r>
+      <w:proofErr w:type="spellEnd"/>
+      <w:r>
+        <w:rPr>
+          <w:rFonts w:ascii="Calibri" w:hAnsi="Calibri"/>
+          <w:color w:val="282828"/>
+        </w:rPr>
+        <w:t xml:space="preserve"> de </w:t>
+      </w:r>
+      <w:proofErr w:type="spellStart"/>
+      <w:r>
+        <w:rPr>
+          <w:rFonts w:ascii="Calibri" w:hAnsi="Calibri"/>
+          <w:color w:val="282828"/>
+        </w:rPr>
+        <w:t>ejecutar</w:t>
+      </w:r>
+      <w:proofErr w:type="spellEnd"/>
+      <w:r>
+        <w:rPr>
+          <w:rFonts w:ascii="Calibri" w:hAnsi="Calibri"/>
+          <w:color w:val="282828"/>
+        </w:rPr>
+        <w:t xml:space="preserve"> la </w:t>
+      </w:r>
+      <w:proofErr w:type="spellStart"/>
+      <w:r>
+        <w:rPr>
+          <w:rFonts w:ascii="Calibri" w:hAnsi="Calibri"/>
+          <w:color w:val="282828"/>
+        </w:rPr>
+        <w:t>pivotación</w:t>
+      </w:r>
+      <w:proofErr w:type="spellEnd"/>
+      <w:r>
+        <w:rPr>
+          <w:rFonts w:ascii="Calibri" w:hAnsi="Calibri"/>
+          <w:color w:val="282828"/>
+        </w:rPr>
+        <w:t xml:space="preserve"> completa </w:t>
+      </w:r>
+      <w:proofErr w:type="spellStart"/>
+      <w:r>
+        <w:rPr>
+          <w:rFonts w:ascii="Calibri" w:hAnsi="Calibri"/>
+          <w:color w:val="282828"/>
+        </w:rPr>
+        <w:t>en</w:t>
+      </w:r>
+      <w:proofErr w:type="spellEnd"/>
+      <w:r>
+        <w:rPr>
+          <w:rFonts w:ascii="Calibri" w:hAnsi="Calibri"/>
+          <w:color w:val="282828"/>
+        </w:rPr>
+        <w:t xml:space="preserve"> la </w:t>
+      </w:r>
+      <w:proofErr w:type="spellStart"/>
+      <w:r>
+        <w:rPr>
+          <w:rFonts w:ascii="Calibri" w:hAnsi="Calibri"/>
+          <w:color w:val="282828"/>
+        </w:rPr>
+        <w:t>matriz</w:t>
+      </w:r>
+      <w:proofErr w:type="spellEnd"/>
+      <w:r>
+        <w:rPr>
+          <w:rFonts w:ascii="Calibri" w:hAnsi="Calibri"/>
+          <w:color w:val="282828"/>
+        </w:rPr>
+        <w:t xml:space="preserve"> </w:t>
+      </w:r>
+      <w:proofErr w:type="spellStart"/>
+      <w:r>
+        <w:rPr>
+          <w:rFonts w:ascii="Calibri" w:hAnsi="Calibri"/>
+          <w:color w:val="282828"/>
+        </w:rPr>
+        <w:t>aumentada</w:t>
+      </w:r>
+      <w:proofErr w:type="spellEnd"/>
+      <w:r>
+        <w:rPr>
+          <w:rFonts w:ascii="Calibri" w:hAnsi="Calibri"/>
+          <w:color w:val="282828"/>
+        </w:rPr>
+        <w:t>.</w:t>
+      </w:r>
+    </w:p>
+    <w:p>
+      <w:pPr>
+        <w:spacing w:after="120"/>
+      </w:pPr>
+    </w:p>
+    <w:p>
+      <w:pPr>
+        <w:spacing w:after="40"/>
+      </w:pPr>
+      <w:r>
+        <w:drawing>
+          <wp:inline distT="0" distB="0" distL="0" distR="0" wp14:anchorId="4B9D6638" wp14:editId="1AB9A08D">
+            <wp:extent cx="5943600" cy="3427730"/>
+            <wp:effectExtent l="0" t="0" r="0" b="1270"/>
+            <wp:docPr id="883904784" name="Imagen 1"/>
+            <wp:cNvGraphicFramePr>
+              <a:graphicFrameLocks xmlns:a="http://schemas.openxmlformats.org/drawingml/2006/main" noChangeAspect="1"/>
+            </wp:cNvGraphicFramePr>
+            <a:graphic xmlns:a="http://schemas.openxmlformats.org/drawingml/2006/main">
+              <a:graphicData uri="http://schemas.openxmlformats.org/drawingml/2006/picture">
+                <pic:pic xmlns:pic="http://schemas.openxmlformats.org/drawingml/2006/picture">
+                  <pic:nvPicPr>
+                    <pic:cNvPr id="883904784" name=""/>
+                    <pic:cNvPicPr/>
+                  </pic:nvPicPr>
+                  <pic:blipFill>
+                    <a:blip r:embed="rId6"/>
+                    <a:stretch>
+                      <a:fillRect/>
+                    </a:stretch>
+                  </pic:blipFill>
+                  <pic:spPr>
+                    <a:xfrm>
+                      <a:off x="0" y="0"/>
+                      <a:ext cx="5943600" cy="3427730"/>
+                    </a:xfrm>
+                    <a:prstGeom prst="rect">
+                      <a:avLst/>
+                    </a:prstGeom>
+                  </pic:spPr>
+                </pic:pic>
+              </a:graphicData>
+            </a:graphic>
+          </wp:inline>
+        </w:drawing>
+      </w:r>
+    </w:p>
+    <w:p>
+      <w:pPr>
         <w:jc w:val="center"/>
-        <w:rPr>
-          <w:sz w:val="28"/>
-          <w:szCs w:val="28"/>
-        </w:rPr>
-      </w:pPr>
-      <w:r>
-        <w:rPr>
-          <w:sz w:val="28"/>
-          <w:szCs w:val="28"/>
-        </w:rPr>
-      </w:r>
-    </w:p>
-    <w:p>
-      <w:pPr>
-        <w:pStyle w:val="Normal"/>
-        <w:spacing w:before="0" w:after="160"/>
+      </w:pPr>
+    </w:p>
+    <w:p>
+      <w:pPr>
+        <w:spacing w:after="120"/>
+        <w:rPr>
+          <w:rFonts w:ascii="Calibri" w:hAnsi="Calibri"/>
+          <w:color w:val="282828"/>
+        </w:rPr>
+      </w:pPr>
+      <w:proofErr w:type="spellStart"/>
+      <w:r>
+        <w:rPr>
+          <w:rFonts w:ascii="Calibri" w:hAnsi="Calibri"/>
+          <w:b/>
+          <w:bCs/>
+          <w:color w:val="282828"/>
+        </w:rPr>
+        <w:t>Explicación</w:t>
+      </w:r>
+      <w:proofErr w:type="spellEnd"/>
+      <w:r>
+        <w:rPr>
+          <w:rFonts w:ascii="Calibri" w:hAnsi="Calibri"/>
+          <w:b/>
+          <w:bCs/>
+          <w:color w:val="282828"/>
+        </w:rPr>
+        <w:t>:</w:t>
+      </w:r>
+      <w:r>
+        <w:rPr>
+          <w:rFonts w:ascii="Calibri" w:hAnsi="Calibri"/>
+          <w:color w:val="282828"/>
+        </w:rPr>
+        <w:t xml:space="preserve"> La </w:t>
+      </w:r>
+      <w:proofErr w:type="spellStart"/>
+      <w:r>
+        <w:rPr>
+          <w:rFonts w:ascii="Calibri" w:hAnsi="Calibri"/>
+          <w:color w:val="282828"/>
+        </w:rPr>
+        <w:t>función</w:t>
+      </w:r>
+      <w:proofErr w:type="spellEnd"/>
+      <w:r>
+        <w:rPr>
+          <w:rFonts w:ascii="Calibri" w:hAnsi="Calibri"/>
+          <w:color w:val="282828"/>
+        </w:rPr>
+        <w:t xml:space="preserve"> </w:t>
+      </w:r>
+      <w:proofErr w:type="spellStart"/>
+      <w:r>
+        <w:rPr>
+          <w:rFonts w:ascii="Calibri" w:hAnsi="Calibri"/>
+          <w:color w:val="282828"/>
+        </w:rPr>
+        <w:t>realiza</w:t>
+      </w:r>
+      <w:proofErr w:type="spellEnd"/>
+      <w:r>
+        <w:rPr>
+          <w:rFonts w:ascii="Calibri" w:hAnsi="Calibri"/>
+          <w:color w:val="282828"/>
+        </w:rPr>
+        <w:t xml:space="preserve"> un </w:t>
+      </w:r>
+      <w:proofErr w:type="spellStart"/>
+      <w:r>
+        <w:rPr>
+          <w:rFonts w:ascii="Calibri" w:hAnsi="Calibri"/>
+          <w:color w:val="282828"/>
+        </w:rPr>
+        <w:t>ciclo</w:t>
+      </w:r>
+      <w:proofErr w:type="spellEnd"/>
+      <w:r>
+        <w:rPr>
+          <w:rFonts w:ascii="Calibri" w:hAnsi="Calibri"/>
+          <w:color w:val="282828"/>
+        </w:rPr>
+        <w:t xml:space="preserve"> </w:t>
+      </w:r>
+      <w:proofErr w:type="spellStart"/>
+      <w:r>
+        <w:rPr>
+          <w:rFonts w:ascii="Calibri" w:hAnsi="Calibri"/>
+          <w:color w:val="282828"/>
+        </w:rPr>
+        <w:t>externo</w:t>
+      </w:r>
+      <w:proofErr w:type="spellEnd"/>
+      <w:r>
+        <w:rPr>
+          <w:rFonts w:ascii="Calibri" w:hAnsi="Calibri"/>
+          <w:color w:val="282828"/>
+        </w:rPr>
+        <w:t xml:space="preserve"> </w:t>
+      </w:r>
+      <w:proofErr w:type="spellStart"/>
+      <w:r>
+        <w:rPr>
+          <w:rFonts w:ascii="Calibri" w:hAnsi="Calibri"/>
+          <w:color w:val="282828"/>
+        </w:rPr>
+        <w:t>sobre</w:t>
+      </w:r>
+      <w:proofErr w:type="spellEnd"/>
+      <w:r>
+        <w:rPr>
+          <w:rFonts w:ascii="Calibri" w:hAnsi="Calibri"/>
+          <w:color w:val="282828"/>
+        </w:rPr>
+        <w:t xml:space="preserve"> </w:t>
+      </w:r>
+      <w:proofErr w:type="spellStart"/>
+      <w:r>
+        <w:rPr>
+          <w:rFonts w:ascii="Calibri" w:hAnsi="Calibri"/>
+          <w:color w:val="282828"/>
+        </w:rPr>
+        <w:t>cada</w:t>
+      </w:r>
+      <w:proofErr w:type="spellEnd"/>
+      <w:r>
+        <w:rPr>
+          <w:rFonts w:ascii="Calibri" w:hAnsi="Calibri"/>
+          <w:color w:val="282828"/>
+        </w:rPr>
+        <w:t xml:space="preserve"> </w:t>
+      </w:r>
+      <w:proofErr w:type="spellStart"/>
+      <w:r>
+        <w:rPr>
+          <w:rFonts w:ascii="Calibri" w:hAnsi="Calibri"/>
+          <w:color w:val="282828"/>
+        </w:rPr>
+        <w:t>pivote</w:t>
+      </w:r>
+      <w:proofErr w:type="spellEnd"/>
+      <w:r>
+        <w:rPr>
+          <w:rFonts w:ascii="Calibri" w:hAnsi="Calibri"/>
+          <w:color w:val="282828"/>
+        </w:rPr>
+        <w:t xml:space="preserve"> k. </w:t>
+      </w:r>
+      <w:proofErr w:type="spellStart"/>
+      <w:r>
+        <w:rPr>
+          <w:rFonts w:ascii="Calibri" w:hAnsi="Calibri"/>
+          <w:color w:val="282828"/>
+        </w:rPr>
+        <w:t>Mantiene</w:t>
+      </w:r>
+      <w:proofErr w:type="spellEnd"/>
+      <w:r>
+        <w:rPr>
+          <w:rFonts w:ascii="Calibri" w:hAnsi="Calibri"/>
+          <w:color w:val="282828"/>
+        </w:rPr>
+        <w:t xml:space="preserve"> la variable </w:t>
+      </w:r>
+      <w:r>
+        <w:rPr>
+          <w:rFonts w:ascii="Calibri" w:hAnsi="Calibri"/>
+          <w:color w:val="282828"/>
+        </w:rPr>
+        <w:t>“</w:t>
+      </w:r>
+      <w:proofErr w:type="spellStart"/>
+      <w:r>
+        <w:rPr>
+          <w:rFonts w:ascii="Calibri" w:hAnsi="Calibri"/>
+          <w:color w:val="282828"/>
+        </w:rPr>
+        <w:t>pivote_anterior</w:t>
+      </w:r>
+      <w:proofErr w:type="spellEnd"/>
+      <w:r>
+        <w:rPr>
+          <w:rFonts w:ascii="Calibri" w:hAnsi="Calibri"/>
+          <w:color w:val="282828"/>
+        </w:rPr>
+        <w:t>”</w:t>
+      </w:r>
+      <w:r>
+        <w:rPr>
+          <w:rFonts w:ascii="Calibri" w:hAnsi="Calibri"/>
+          <w:color w:val="282828"/>
+        </w:rPr>
+        <w:t xml:space="preserve"> </w:t>
+      </w:r>
+      <w:proofErr w:type="spellStart"/>
+      <w:r>
+        <w:rPr>
+          <w:rFonts w:ascii="Calibri" w:hAnsi="Calibri"/>
+          <w:color w:val="282828"/>
+        </w:rPr>
+        <w:t>inicializada</w:t>
+      </w:r>
+      <w:proofErr w:type="spellEnd"/>
+      <w:r>
+        <w:rPr>
+          <w:rFonts w:ascii="Calibri" w:hAnsi="Calibri"/>
+          <w:color w:val="282828"/>
+        </w:rPr>
+        <w:t xml:space="preserve"> </w:t>
+      </w:r>
+      <w:proofErr w:type="spellStart"/>
+      <w:r>
+        <w:rPr>
+          <w:rFonts w:ascii="Calibri" w:hAnsi="Calibri"/>
+          <w:color w:val="282828"/>
+        </w:rPr>
+        <w:t>en</w:t>
+      </w:r>
+      <w:proofErr w:type="spellEnd"/>
+      <w:r>
+        <w:rPr>
+          <w:rFonts w:ascii="Calibri" w:hAnsi="Calibri"/>
+          <w:color w:val="282828"/>
+        </w:rPr>
+        <w:t xml:space="preserve"> 1. En </w:t>
+      </w:r>
+      <w:proofErr w:type="spellStart"/>
+      <w:r>
+        <w:rPr>
+          <w:rFonts w:ascii="Calibri" w:hAnsi="Calibri"/>
+          <w:color w:val="282828"/>
+        </w:rPr>
+        <w:t>cada</w:t>
+      </w:r>
+      <w:proofErr w:type="spellEnd"/>
+      <w:r>
+        <w:rPr>
+          <w:rFonts w:ascii="Calibri" w:hAnsi="Calibri"/>
+          <w:color w:val="282828"/>
+        </w:rPr>
+        <w:t xml:space="preserve"> </w:t>
+      </w:r>
+      <w:proofErr w:type="spellStart"/>
+      <w:r>
+        <w:rPr>
+          <w:rFonts w:ascii="Calibri" w:hAnsi="Calibri"/>
+          <w:color w:val="282828"/>
+        </w:rPr>
+        <w:t>iteración</w:t>
+      </w:r>
+      <w:proofErr w:type="spellEnd"/>
+      <w:r>
+        <w:rPr>
+          <w:rFonts w:ascii="Calibri" w:hAnsi="Calibri"/>
+          <w:color w:val="282828"/>
+        </w:rPr>
+        <w:t xml:space="preserve"> </w:t>
+      </w:r>
+      <w:proofErr w:type="spellStart"/>
+      <w:r>
+        <w:rPr>
+          <w:rFonts w:ascii="Calibri" w:hAnsi="Calibri"/>
+          <w:color w:val="282828"/>
+        </w:rPr>
+        <w:t>actualiza</w:t>
+      </w:r>
+      <w:proofErr w:type="spellEnd"/>
+      <w:r>
+        <w:rPr>
+          <w:rFonts w:ascii="Calibri" w:hAnsi="Calibri"/>
+          <w:color w:val="282828"/>
+        </w:rPr>
+        <w:t xml:space="preserve"> las </w:t>
+      </w:r>
+      <w:proofErr w:type="spellStart"/>
+      <w:r>
+        <w:rPr>
+          <w:rFonts w:ascii="Calibri" w:hAnsi="Calibri"/>
+          <w:color w:val="282828"/>
+        </w:rPr>
+        <w:t>celdas</w:t>
+      </w:r>
+      <w:proofErr w:type="spellEnd"/>
+      <w:r>
+        <w:rPr>
+          <w:rFonts w:ascii="Calibri" w:hAnsi="Calibri"/>
+          <w:color w:val="282828"/>
+        </w:rPr>
+        <w:t xml:space="preserve"> </w:t>
+      </w:r>
+      <w:proofErr w:type="spellStart"/>
+      <w:r>
+        <w:rPr>
+          <w:rFonts w:ascii="Calibri" w:hAnsi="Calibri"/>
+          <w:color w:val="282828"/>
+        </w:rPr>
+        <w:t>que</w:t>
+      </w:r>
+      <w:proofErr w:type="spellEnd"/>
+      <w:r>
+        <w:rPr>
+          <w:rFonts w:ascii="Calibri" w:hAnsi="Calibri"/>
+          <w:color w:val="282828"/>
+        </w:rPr>
+        <w:t xml:space="preserve"> no </w:t>
+      </w:r>
+      <w:proofErr w:type="spellStart"/>
+      <w:r>
+        <w:rPr>
+          <w:rFonts w:ascii="Calibri" w:hAnsi="Calibri"/>
+          <w:color w:val="282828"/>
+        </w:rPr>
+        <w:t>pertenecen</w:t>
+      </w:r>
+      <w:proofErr w:type="spellEnd"/>
+      <w:r>
+        <w:rPr>
+          <w:rFonts w:ascii="Calibri" w:hAnsi="Calibri"/>
+          <w:color w:val="282828"/>
+        </w:rPr>
+        <w:t xml:space="preserve"> a la fila o columna del </w:t>
+      </w:r>
+      <w:proofErr w:type="spellStart"/>
+      <w:r>
+        <w:rPr>
+          <w:rFonts w:ascii="Calibri" w:hAnsi="Calibri"/>
+          <w:color w:val="282828"/>
+        </w:rPr>
+        <w:t>pivote</w:t>
+      </w:r>
+      <w:proofErr w:type="spellEnd"/>
+      <w:r>
+        <w:rPr>
+          <w:rFonts w:ascii="Calibri" w:hAnsi="Calibri"/>
+          <w:color w:val="282828"/>
+        </w:rPr>
+        <w:t xml:space="preserve"> actual </w:t>
+      </w:r>
+      <w:proofErr w:type="spellStart"/>
+      <w:r>
+        <w:rPr>
+          <w:rFonts w:ascii="Calibri" w:hAnsi="Calibri"/>
+          <w:color w:val="282828"/>
+        </w:rPr>
+        <w:t>aplicando</w:t>
+      </w:r>
+      <w:proofErr w:type="spellEnd"/>
+      <w:r>
+        <w:rPr>
+          <w:rFonts w:ascii="Calibri" w:hAnsi="Calibri"/>
+          <w:color w:val="282828"/>
+        </w:rPr>
+        <w:t xml:space="preserve"> el </w:t>
+      </w:r>
+      <w:proofErr w:type="spellStart"/>
+      <w:r>
+        <w:rPr>
+          <w:rFonts w:ascii="Calibri" w:hAnsi="Calibri"/>
+          <w:color w:val="282828"/>
+        </w:rPr>
+        <w:t>determinante</w:t>
+      </w:r>
+      <w:proofErr w:type="spellEnd"/>
+      <w:r>
+        <w:rPr>
+          <w:rFonts w:ascii="Calibri" w:hAnsi="Calibri"/>
+          <w:color w:val="282828"/>
+        </w:rPr>
+        <w:t xml:space="preserve"> 2x2 y </w:t>
+      </w:r>
+      <w:proofErr w:type="spellStart"/>
+      <w:r>
+        <w:rPr>
+          <w:rFonts w:ascii="Calibri" w:hAnsi="Calibri"/>
+          <w:color w:val="282828"/>
+        </w:rPr>
+        <w:t>dividiendo</w:t>
+      </w:r>
+      <w:proofErr w:type="spellEnd"/>
+      <w:r>
+        <w:rPr>
+          <w:rFonts w:ascii="Calibri" w:hAnsi="Calibri"/>
+          <w:color w:val="282828"/>
+        </w:rPr>
+        <w:t xml:space="preserve"> </w:t>
+      </w:r>
+      <w:proofErr w:type="spellStart"/>
+      <w:r>
+        <w:rPr>
+          <w:rFonts w:ascii="Calibri" w:hAnsi="Calibri"/>
+          <w:color w:val="282828"/>
+        </w:rPr>
+        <w:t>estrictamente</w:t>
+      </w:r>
+      <w:proofErr w:type="spellEnd"/>
+      <w:r>
+        <w:rPr>
+          <w:rFonts w:ascii="Calibri" w:hAnsi="Calibri"/>
+          <w:color w:val="282828"/>
+        </w:rPr>
+        <w:t xml:space="preserve"> entre </w:t>
+      </w:r>
+      <w:r>
+        <w:rPr>
+          <w:rFonts w:ascii="Calibri" w:hAnsi="Calibri"/>
+          <w:color w:val="282828"/>
+        </w:rPr>
+        <w:t>“</w:t>
+      </w:r>
+      <w:proofErr w:type="spellStart"/>
+      <w:r>
+        <w:rPr>
+          <w:rFonts w:ascii="Calibri" w:hAnsi="Calibri"/>
+          <w:color w:val="282828"/>
+        </w:rPr>
+        <w:t>pivote_anterior</w:t>
+      </w:r>
+      <w:proofErr w:type="spellEnd"/>
+      <w:r>
+        <w:rPr>
+          <w:rFonts w:ascii="Calibri" w:hAnsi="Calibri"/>
+          <w:color w:val="282828"/>
+        </w:rPr>
+        <w:t>”</w:t>
+      </w:r>
+      <w:r>
+        <w:rPr>
+          <w:rFonts w:ascii="Calibri" w:hAnsi="Calibri"/>
+          <w:color w:val="282828"/>
+        </w:rPr>
+        <w:t xml:space="preserve">, </w:t>
+      </w:r>
+      <w:proofErr w:type="spellStart"/>
+      <w:r>
+        <w:rPr>
+          <w:rFonts w:ascii="Calibri" w:hAnsi="Calibri"/>
+          <w:color w:val="282828"/>
+        </w:rPr>
+        <w:t>asegurando</w:t>
+      </w:r>
+      <w:proofErr w:type="spellEnd"/>
+      <w:r>
+        <w:rPr>
+          <w:rFonts w:ascii="Calibri" w:hAnsi="Calibri"/>
+          <w:color w:val="282828"/>
+        </w:rPr>
+        <w:t xml:space="preserve"> </w:t>
+      </w:r>
+      <w:proofErr w:type="spellStart"/>
+      <w:r>
+        <w:rPr>
+          <w:rFonts w:ascii="Calibri" w:hAnsi="Calibri"/>
+          <w:color w:val="282828"/>
+        </w:rPr>
+        <w:t>divisiones</w:t>
+      </w:r>
+      <w:proofErr w:type="spellEnd"/>
+      <w:r>
+        <w:rPr>
+          <w:rFonts w:ascii="Calibri" w:hAnsi="Calibri"/>
+          <w:color w:val="282828"/>
+        </w:rPr>
+        <w:t xml:space="preserve"> </w:t>
+      </w:r>
+      <w:proofErr w:type="spellStart"/>
+      <w:r>
+        <w:rPr>
+          <w:rFonts w:ascii="Calibri" w:hAnsi="Calibri"/>
+          <w:color w:val="282828"/>
+        </w:rPr>
+        <w:t>enteras</w:t>
+      </w:r>
+      <w:proofErr w:type="spellEnd"/>
+      <w:r>
+        <w:rPr>
+          <w:rFonts w:ascii="Calibri" w:hAnsi="Calibri"/>
+          <w:color w:val="282828"/>
+        </w:rPr>
+        <w:t xml:space="preserve"> exactas.</w:t>
+      </w:r>
+    </w:p>
+    <w:p>
+      <w:pPr>
+        <w:spacing w:after="120"/>
+      </w:pPr>
+    </w:p>
+    <w:p>
+      <w:pPr>
+        <w:spacing w:after="120"/>
+      </w:pPr>
+    </w:p>
+    <w:p>
+      <w:pPr>
+        <w:spacing w:after="120"/>
+      </w:pPr>
+    </w:p>
+    <w:p>
+      <w:pPr>
+        <w:spacing w:after="120"/>
+      </w:pPr>
+    </w:p>
+    <w:p>
+      <w:pPr>
+        <w:spacing w:after="120"/>
+      </w:pPr>
+    </w:p>
+    <w:p>
+      <w:pPr>
+        <w:spacing w:after="120"/>
+      </w:pPr>
+    </w:p>
+    <w:p>
+      <w:pPr>
+        <w:spacing w:before="200" w:after="80"/>
+        <w:rPr>
+          <w:rFonts w:ascii="Calibri" w:hAnsi="Calibri"/>
+          <w:b/>
+          <w:color w:val="000000" w:themeColor="text1"/>
+          <w:sz w:val="26"/>
+        </w:rPr>
+      </w:pPr>
+      <w:proofErr w:type="spellStart"/>
+      <w:r>
+        <w:rPr>
+          <w:rFonts w:ascii="Calibri" w:hAnsi="Calibri"/>
+          <w:b/>
+          <w:color w:val="000000" w:themeColor="text1"/>
+          <w:sz w:val="26"/>
+        </w:rPr>
+        <w:lastRenderedPageBreak/>
+        <w:t>Cálculo</w:t>
+      </w:r>
+      <w:proofErr w:type="spellEnd"/>
+      <w:r>
+        <w:rPr>
+          <w:rFonts w:ascii="Calibri" w:hAnsi="Calibri"/>
+          <w:b/>
+          <w:color w:val="000000" w:themeColor="text1"/>
+          <w:sz w:val="26"/>
+        </w:rPr>
+        <w:t xml:space="preserve"> del </w:t>
+      </w:r>
+      <w:proofErr w:type="spellStart"/>
+      <w:r>
+        <w:rPr>
+          <w:rFonts w:ascii="Calibri" w:hAnsi="Calibri"/>
+          <w:b/>
+          <w:color w:val="000000" w:themeColor="text1"/>
+          <w:sz w:val="26"/>
+        </w:rPr>
+        <w:t>Determinante</w:t>
+      </w:r>
+      <w:proofErr w:type="spellEnd"/>
+      <w:r>
+        <w:rPr>
+          <w:rFonts w:ascii="Calibri" w:hAnsi="Calibri"/>
+          <w:b/>
+          <w:color w:val="000000" w:themeColor="text1"/>
+          <w:sz w:val="26"/>
+        </w:rPr>
+        <w:t xml:space="preserve"> </w:t>
+      </w:r>
+    </w:p>
+    <w:p>
+      <w:pPr>
+        <w:spacing w:after="120"/>
+        <w:rPr>
+          <w:rFonts w:ascii="Calibri" w:hAnsi="Calibri"/>
+          <w:color w:val="282828"/>
+        </w:rPr>
+      </w:pPr>
+      <w:r>
+        <w:rPr>
+          <w:rFonts w:ascii="Calibri" w:hAnsi="Calibri"/>
+          <w:color w:val="282828"/>
+        </w:rPr>
+        <w:t xml:space="preserve">La </w:t>
+      </w:r>
+      <w:proofErr w:type="spellStart"/>
+      <w:r>
+        <w:rPr>
+          <w:rFonts w:ascii="Calibri" w:hAnsi="Calibri"/>
+          <w:color w:val="282828"/>
+        </w:rPr>
+        <w:t>siguiente</w:t>
+      </w:r>
+      <w:proofErr w:type="spellEnd"/>
+      <w:r>
+        <w:rPr>
+          <w:rFonts w:ascii="Calibri" w:hAnsi="Calibri"/>
+          <w:color w:val="282828"/>
+        </w:rPr>
+        <w:t xml:space="preserve"> </w:t>
+      </w:r>
+      <w:proofErr w:type="spellStart"/>
+      <w:r>
+        <w:rPr>
+          <w:rFonts w:ascii="Calibri" w:hAnsi="Calibri"/>
+          <w:color w:val="282828"/>
+        </w:rPr>
+        <w:t>captura</w:t>
+      </w:r>
+      <w:proofErr w:type="spellEnd"/>
+      <w:r>
+        <w:rPr>
+          <w:rFonts w:ascii="Calibri" w:hAnsi="Calibri"/>
+          <w:color w:val="282828"/>
+        </w:rPr>
+        <w:t xml:space="preserve"> </w:t>
+      </w:r>
+      <w:proofErr w:type="spellStart"/>
+      <w:r>
+        <w:rPr>
+          <w:rFonts w:ascii="Calibri" w:hAnsi="Calibri"/>
+          <w:color w:val="282828"/>
+        </w:rPr>
+        <w:t>muestra</w:t>
+      </w:r>
+      <w:proofErr w:type="spellEnd"/>
+      <w:r>
+        <w:rPr>
+          <w:rFonts w:ascii="Calibri" w:hAnsi="Calibri"/>
+          <w:color w:val="282828"/>
+        </w:rPr>
+        <w:t xml:space="preserve"> el </w:t>
+      </w:r>
+      <w:proofErr w:type="spellStart"/>
+      <w:r>
+        <w:rPr>
+          <w:rFonts w:ascii="Calibri" w:hAnsi="Calibri"/>
+          <w:color w:val="282828"/>
+        </w:rPr>
+        <w:t>cálculo</w:t>
+      </w:r>
+      <w:proofErr w:type="spellEnd"/>
+      <w:r>
+        <w:rPr>
+          <w:rFonts w:ascii="Calibri" w:hAnsi="Calibri"/>
+          <w:color w:val="282828"/>
+        </w:rPr>
+        <w:t xml:space="preserve"> </w:t>
+      </w:r>
+      <w:proofErr w:type="spellStart"/>
+      <w:r>
+        <w:rPr>
+          <w:rFonts w:ascii="Calibri" w:hAnsi="Calibri"/>
+          <w:color w:val="282828"/>
+        </w:rPr>
+        <w:t>optimizado</w:t>
+      </w:r>
+      <w:proofErr w:type="spellEnd"/>
+      <w:r>
+        <w:rPr>
+          <w:rFonts w:ascii="Calibri" w:hAnsi="Calibri"/>
+          <w:color w:val="282828"/>
+        </w:rPr>
+        <w:t xml:space="preserve"> del </w:t>
+      </w:r>
+      <w:proofErr w:type="spellStart"/>
+      <w:r>
+        <w:rPr>
+          <w:rFonts w:ascii="Calibri" w:hAnsi="Calibri"/>
+          <w:color w:val="282828"/>
+        </w:rPr>
+        <w:t>determinante</w:t>
+      </w:r>
+      <w:proofErr w:type="spellEnd"/>
+      <w:r>
+        <w:rPr>
+          <w:rFonts w:ascii="Calibri" w:hAnsi="Calibri"/>
+          <w:color w:val="282828"/>
+        </w:rPr>
+        <w:t xml:space="preserve"> </w:t>
+      </w:r>
+      <w:proofErr w:type="spellStart"/>
+      <w:r>
+        <w:rPr>
+          <w:rFonts w:ascii="Calibri" w:hAnsi="Calibri"/>
+          <w:color w:val="282828"/>
+        </w:rPr>
+        <w:t>mediante</w:t>
+      </w:r>
+      <w:proofErr w:type="spellEnd"/>
+      <w:r>
+        <w:rPr>
+          <w:rFonts w:ascii="Calibri" w:hAnsi="Calibri"/>
+          <w:color w:val="282828"/>
+        </w:rPr>
+        <w:t xml:space="preserve"> </w:t>
+      </w:r>
+      <w:proofErr w:type="spellStart"/>
+      <w:r>
+        <w:rPr>
+          <w:rFonts w:ascii="Calibri" w:hAnsi="Calibri"/>
+          <w:color w:val="282828"/>
+        </w:rPr>
+        <w:t>reducción</w:t>
+      </w:r>
+      <w:proofErr w:type="spellEnd"/>
+      <w:r>
+        <w:rPr>
+          <w:rFonts w:ascii="Calibri" w:hAnsi="Calibri"/>
+          <w:color w:val="282828"/>
+        </w:rPr>
+        <w:t xml:space="preserve"> Montante.</w:t>
+      </w:r>
+    </w:p>
+    <w:p>
+      <w:pPr>
+        <w:spacing w:after="120"/>
+      </w:pPr>
+    </w:p>
+    <w:p>
+      <w:pPr>
         <w:jc w:val="center"/>
-        <w:rPr>
-          <w:b/>
-          <w:bCs/>
-          <w:sz w:val="28"/>
-          <w:szCs w:val="28"/>
-          <w:lang w:val="es-MX"/>
-        </w:rPr>
-      </w:pPr>
-      <w:r>
-        <w:rPr>
-          <w:b/>
-          <w:bCs/>
-          <w:sz w:val="28"/>
-          <w:szCs w:val="28"/>
-          <w:lang w:val="es-MX"/>
-        </w:rPr>
-        <w:t>Grupo 031</w:t>
-      </w:r>
-    </w:p>
-    <w:p>
-      <w:pPr>
-        <w:pStyle w:val="Normal"/>
-        <w:spacing w:before="0" w:after="160"/>
-        <w:jc w:val="start"/>
-        <w:rPr>
-          <w:b/>
-          <w:bCs/>
-          <w:sz w:val="24"/>
-          <w:szCs w:val="24"/>
-          <w:lang w:val="es-MX"/>
-        </w:rPr>
-      </w:pPr>
-      <w:r>
-        <w:rPr>
-          <w:b/>
-          <w:bCs/>
-          <w:sz w:val="24"/>
-          <w:szCs w:val="24"/>
-          <w:lang w:val="es-MX"/>
-        </w:rPr>
-        <w:t>Introducción</w:t>
-      </w:r>
-    </w:p>
-    <w:p>
-      <w:pPr>
-        <w:pStyle w:val="Normal"/>
-        <w:spacing w:before="0" w:after="160"/>
-        <w:jc w:val="start"/>
-        <w:rPr>
-          <w:b w:val="false"/>
-          <w:bCs w:val="false"/>
-          <w:sz w:val="24"/>
-          <w:szCs w:val="24"/>
-          <w:lang w:val="es-MX"/>
-        </w:rPr>
-      </w:pPr>
-      <w:r>
-        <w:rPr>
-          <w:b w:val="false"/>
-          <w:bCs w:val="false"/>
-          <w:sz w:val="24"/>
-          <w:szCs w:val="24"/>
-          <w:lang w:val="es-MX"/>
-        </w:rPr>
-        <w:t>a</w:t>
-      </w:r>
-    </w:p>
-    <w:p>
-      <w:pPr>
-        <w:pStyle w:val="Normal"/>
-        <w:spacing w:before="0" w:after="160"/>
-        <w:jc w:val="start"/>
-        <w:rPr>
-          <w:b/>
-          <w:bCs/>
-          <w:sz w:val="24"/>
-          <w:szCs w:val="24"/>
-          <w:lang w:val="es-MX"/>
-        </w:rPr>
-      </w:pPr>
-      <w:r>
-        <w:rPr>
-          <w:b/>
-          <w:bCs/>
-          <w:sz w:val="24"/>
-          <w:szCs w:val="24"/>
-          <w:lang w:val="es-MX"/>
-        </w:rPr>
-      </w:r>
-    </w:p>
-    <w:p>
-      <w:pPr>
-        <w:pStyle w:val="Normal"/>
-        <w:spacing w:before="0" w:after="160"/>
-        <w:jc w:val="start"/>
-        <w:rPr>
-          <w:b/>
-          <w:bCs/>
-          <w:sz w:val="24"/>
-          <w:szCs w:val="24"/>
-          <w:lang w:val="es-MX"/>
-        </w:rPr>
-      </w:pPr>
-      <w:r>
-        <w:rPr>
-          <w:b/>
-          <w:bCs/>
-          <w:sz w:val="24"/>
-          <w:szCs w:val="24"/>
-          <w:lang w:val="es-MX"/>
-        </w:rPr>
-        <w:t>Diagrama de flujo</w:t>
-      </w:r>
-    </w:p>
-    <w:p>
-      <w:pPr>
-        <w:pStyle w:val="Normal"/>
-        <w:spacing w:before="0" w:after="160"/>
-        <w:jc w:val="start"/>
-        <w:rPr>
-          <w:b/>
-          <w:bCs/>
-          <w:sz w:val="24"/>
-          <w:szCs w:val="24"/>
-          <w:lang w:val="es-MX"/>
-        </w:rPr>
-      </w:pPr>
-      <w:r>
-        <w:rPr>
-          <w:b/>
-          <w:bCs/>
-          <w:sz w:val="24"/>
-          <w:szCs w:val="24"/>
-          <w:lang w:val="es-MX"/>
+      </w:pPr>
+      <w:r>
+        <w:drawing>
+          <wp:inline distT="0" distB="0" distL="0" distR="0" wp14:anchorId="278D8AB9" wp14:editId="3166636C">
+            <wp:extent cx="5943600" cy="2412365"/>
+            <wp:effectExtent l="0" t="0" r="0" b="6985"/>
+            <wp:docPr id="2054790081" name="Imagen 1"/>
+            <wp:cNvGraphicFramePr>
+              <a:graphicFrameLocks xmlns:a="http://schemas.openxmlformats.org/drawingml/2006/main" noChangeAspect="1"/>
+            </wp:cNvGraphicFramePr>
+            <a:graphic xmlns:a="http://schemas.openxmlformats.org/drawingml/2006/main">
+              <a:graphicData uri="http://schemas.openxmlformats.org/drawingml/2006/picture">
+                <pic:pic xmlns:pic="http://schemas.openxmlformats.org/drawingml/2006/picture">
+                  <pic:nvPicPr>
+                    <pic:cNvPr id="2054790081" name=""/>
+                    <pic:cNvPicPr/>
+                  </pic:nvPicPr>
+                  <pic:blipFill>
+                    <a:blip r:embed="rId7"/>
+                    <a:stretch>
+                      <a:fillRect/>
+                    </a:stretch>
+                  </pic:blipFill>
+                  <pic:spPr>
+                    <a:xfrm>
+                      <a:off x="0" y="0"/>
+                      <a:ext cx="5943600" cy="2412365"/>
+                    </a:xfrm>
+                    <a:prstGeom prst="rect">
+                      <a:avLst/>
+                    </a:prstGeom>
+                  </pic:spPr>
+                </pic:pic>
+              </a:graphicData>
+            </a:graphic>
+          </wp:inline>
+        </w:drawing>
+      </w:r>
+    </w:p>
+    <w:p>
+      <w:pPr>
+        <w:spacing w:after="120"/>
+        <w:rPr>
+          <w:rFonts w:ascii="Calibri" w:hAnsi="Calibri"/>
+          <w:color w:val="282828"/>
+        </w:rPr>
+      </w:pPr>
+    </w:p>
+    <w:p>
+      <w:pPr>
+        <w:spacing w:after="120"/>
+        <w:rPr>
+          <w:rFonts w:ascii="Calibri" w:hAnsi="Calibri"/>
+          <w:color w:val="282828"/>
+        </w:rPr>
+      </w:pPr>
+      <w:proofErr w:type="spellStart"/>
+      <w:r>
+        <w:rPr>
+          <w:rFonts w:ascii="Calibri" w:hAnsi="Calibri"/>
+          <w:b/>
+          <w:bCs/>
+          <w:color w:val="282828"/>
+        </w:rPr>
+        <w:t>Explicación</w:t>
+      </w:r>
+      <w:proofErr w:type="spellEnd"/>
+      <w:r>
+        <w:rPr>
+          <w:rFonts w:ascii="Calibri" w:hAnsi="Calibri"/>
+          <w:color w:val="282828"/>
+        </w:rPr>
+        <w:t xml:space="preserve">: A </w:t>
+      </w:r>
+      <w:proofErr w:type="spellStart"/>
+      <w:r>
+        <w:rPr>
+          <w:rFonts w:ascii="Calibri" w:hAnsi="Calibri"/>
+          <w:color w:val="282828"/>
+        </w:rPr>
+        <w:t>diferencia</w:t>
+      </w:r>
+      <w:proofErr w:type="spellEnd"/>
+      <w:r>
+        <w:rPr>
+          <w:rFonts w:ascii="Calibri" w:hAnsi="Calibri"/>
+          <w:color w:val="282828"/>
+        </w:rPr>
+        <w:t xml:space="preserve"> de la </w:t>
+      </w:r>
+      <w:proofErr w:type="spellStart"/>
+      <w:r>
+        <w:rPr>
+          <w:rFonts w:ascii="Calibri" w:hAnsi="Calibri"/>
+          <w:color w:val="282828"/>
+        </w:rPr>
+        <w:t>eliminación</w:t>
+      </w:r>
+      <w:proofErr w:type="spellEnd"/>
+      <w:r>
+        <w:rPr>
+          <w:rFonts w:ascii="Calibri" w:hAnsi="Calibri"/>
+          <w:color w:val="282828"/>
+        </w:rPr>
+        <w:t xml:space="preserve"> completa, solo se reduce la </w:t>
+      </w:r>
+      <w:proofErr w:type="spellStart"/>
+      <w:r>
+        <w:rPr>
+          <w:rFonts w:ascii="Calibri" w:hAnsi="Calibri"/>
+          <w:color w:val="282828"/>
+        </w:rPr>
+        <w:t>parte</w:t>
+      </w:r>
+      <w:proofErr w:type="spellEnd"/>
+      <w:r>
+        <w:rPr>
+          <w:rFonts w:ascii="Calibri" w:hAnsi="Calibri"/>
+          <w:color w:val="282828"/>
+        </w:rPr>
+        <w:t xml:space="preserve"> inferior de la </w:t>
+      </w:r>
+      <w:proofErr w:type="spellStart"/>
+      <w:r>
+        <w:rPr>
+          <w:rFonts w:ascii="Calibri" w:hAnsi="Calibri"/>
+          <w:color w:val="282828"/>
+        </w:rPr>
+        <w:t>matriz</w:t>
+      </w:r>
+      <w:proofErr w:type="spellEnd"/>
+      <w:r>
+        <w:rPr>
+          <w:rFonts w:ascii="Calibri" w:hAnsi="Calibri"/>
+          <w:color w:val="282828"/>
+        </w:rPr>
+        <w:t xml:space="preserve"> (</w:t>
+      </w:r>
+      <w:proofErr w:type="spellStart"/>
+      <w:r>
+        <w:rPr>
+          <w:rFonts w:ascii="Calibri" w:hAnsi="Calibri"/>
+          <w:color w:val="282828"/>
+        </w:rPr>
+        <w:t>submatriz</w:t>
+      </w:r>
+      <w:proofErr w:type="spellEnd"/>
+      <w:r>
+        <w:rPr>
+          <w:rFonts w:ascii="Calibri" w:hAnsi="Calibri"/>
+          <w:color w:val="282828"/>
+        </w:rPr>
+        <w:t xml:space="preserve"> triangular). El </w:t>
+      </w:r>
+      <w:proofErr w:type="spellStart"/>
+      <w:r>
+        <w:rPr>
+          <w:rFonts w:ascii="Calibri" w:hAnsi="Calibri"/>
+          <w:color w:val="282828"/>
+        </w:rPr>
+        <w:t>último</w:t>
+      </w:r>
+      <w:proofErr w:type="spellEnd"/>
+      <w:r>
+        <w:rPr>
+          <w:rFonts w:ascii="Calibri" w:hAnsi="Calibri"/>
+          <w:color w:val="282828"/>
+        </w:rPr>
+        <w:t xml:space="preserve"> </w:t>
+      </w:r>
+      <w:proofErr w:type="spellStart"/>
+      <w:r>
+        <w:rPr>
+          <w:rFonts w:ascii="Calibri" w:hAnsi="Calibri"/>
+          <w:color w:val="282828"/>
+        </w:rPr>
+        <w:t>elemento</w:t>
+      </w:r>
+      <w:proofErr w:type="spellEnd"/>
+      <w:r>
+        <w:rPr>
+          <w:rFonts w:ascii="Calibri" w:hAnsi="Calibri"/>
+          <w:color w:val="282828"/>
+        </w:rPr>
+        <w:t xml:space="preserve"> diagonal de la </w:t>
+      </w:r>
+      <w:proofErr w:type="spellStart"/>
+      <w:r>
+        <w:rPr>
+          <w:rFonts w:ascii="Calibri" w:hAnsi="Calibri"/>
+          <w:color w:val="282828"/>
+        </w:rPr>
+        <w:t>etapa</w:t>
+      </w:r>
+      <w:proofErr w:type="spellEnd"/>
+      <w:r>
+        <w:rPr>
+          <w:rFonts w:ascii="Calibri" w:hAnsi="Calibri"/>
+          <w:color w:val="282828"/>
+        </w:rPr>
+        <w:t xml:space="preserve"> n-1 </w:t>
+      </w:r>
+      <w:proofErr w:type="spellStart"/>
+      <w:r>
+        <w:rPr>
+          <w:rFonts w:ascii="Calibri" w:hAnsi="Calibri"/>
+          <w:color w:val="282828"/>
+        </w:rPr>
+        <w:t>multiplicada</w:t>
+      </w:r>
+      <w:proofErr w:type="spellEnd"/>
+      <w:r>
+        <w:rPr>
+          <w:rFonts w:ascii="Calibri" w:hAnsi="Calibri"/>
+          <w:color w:val="282828"/>
+        </w:rPr>
+        <w:t xml:space="preserve"> </w:t>
+      </w:r>
+      <w:proofErr w:type="spellStart"/>
+      <w:r>
+        <w:rPr>
+          <w:rFonts w:ascii="Calibri" w:hAnsi="Calibri"/>
+          <w:color w:val="282828"/>
+        </w:rPr>
+        <w:t>por</w:t>
+      </w:r>
+      <w:proofErr w:type="spellEnd"/>
+      <w:r>
+        <w:rPr>
+          <w:rFonts w:ascii="Calibri" w:hAnsi="Calibri"/>
+          <w:color w:val="282828"/>
+        </w:rPr>
+        <w:t xml:space="preserve"> el </w:t>
+      </w:r>
+      <w:proofErr w:type="spellStart"/>
+      <w:r>
+        <w:rPr>
+          <w:rFonts w:ascii="Calibri" w:hAnsi="Calibri"/>
+          <w:color w:val="282828"/>
+        </w:rPr>
+        <w:t>acumulador</w:t>
+      </w:r>
+      <w:proofErr w:type="spellEnd"/>
+      <w:r>
+        <w:rPr>
+          <w:rFonts w:ascii="Calibri" w:hAnsi="Calibri"/>
+          <w:color w:val="282828"/>
+        </w:rPr>
+        <w:t xml:space="preserve"> de `</w:t>
+      </w:r>
+      <w:proofErr w:type="spellStart"/>
+      <w:r>
+        <w:rPr>
+          <w:rFonts w:ascii="Calibri" w:hAnsi="Calibri"/>
+          <w:color w:val="282828"/>
+        </w:rPr>
+        <w:t>signo</w:t>
+      </w:r>
+      <w:proofErr w:type="spellEnd"/>
+      <w:r>
+        <w:rPr>
+          <w:rFonts w:ascii="Calibri" w:hAnsi="Calibri"/>
+          <w:color w:val="282828"/>
+        </w:rPr>
+        <w:t>` (</w:t>
+      </w:r>
+      <w:proofErr w:type="spellStart"/>
+      <w:r>
+        <w:rPr>
+          <w:rFonts w:ascii="Calibri" w:hAnsi="Calibri"/>
+          <w:color w:val="282828"/>
+        </w:rPr>
+        <w:t>modificado</w:t>
+      </w:r>
+      <w:proofErr w:type="spellEnd"/>
+      <w:r>
+        <w:rPr>
+          <w:rFonts w:ascii="Calibri" w:hAnsi="Calibri"/>
+          <w:color w:val="282828"/>
+        </w:rPr>
+        <w:t xml:space="preserve"> </w:t>
+      </w:r>
+      <w:proofErr w:type="spellStart"/>
+      <w:r>
+        <w:rPr>
+          <w:rFonts w:ascii="Calibri" w:hAnsi="Calibri"/>
+          <w:color w:val="282828"/>
+        </w:rPr>
+        <w:t>en</w:t>
+      </w:r>
+      <w:proofErr w:type="spellEnd"/>
+      <w:r>
+        <w:rPr>
+          <w:rFonts w:ascii="Calibri" w:hAnsi="Calibri"/>
+          <w:color w:val="282828"/>
+        </w:rPr>
+        <w:t xml:space="preserve"> </w:t>
+      </w:r>
+      <w:proofErr w:type="spellStart"/>
+      <w:r>
+        <w:rPr>
+          <w:rFonts w:ascii="Calibri" w:hAnsi="Calibri"/>
+          <w:color w:val="282828"/>
+        </w:rPr>
+        <w:t>cada</w:t>
+      </w:r>
+      <w:proofErr w:type="spellEnd"/>
+      <w:r>
+        <w:rPr>
+          <w:rFonts w:ascii="Calibri" w:hAnsi="Calibri"/>
+          <w:color w:val="282828"/>
+        </w:rPr>
+        <w:t xml:space="preserve"> </w:t>
+      </w:r>
+      <w:proofErr w:type="spellStart"/>
+      <w:r>
+        <w:rPr>
+          <w:rFonts w:ascii="Calibri" w:hAnsi="Calibri"/>
+          <w:color w:val="282828"/>
+        </w:rPr>
+        <w:t>pivoteo</w:t>
+      </w:r>
+      <w:proofErr w:type="spellEnd"/>
+      <w:r>
+        <w:rPr>
+          <w:rFonts w:ascii="Calibri" w:hAnsi="Calibri"/>
+          <w:color w:val="282828"/>
+        </w:rPr>
+        <w:t xml:space="preserve"> con </w:t>
+      </w:r>
+      <w:proofErr w:type="spellStart"/>
+      <w:r>
+        <w:rPr>
+          <w:rFonts w:ascii="Calibri" w:hAnsi="Calibri"/>
+          <w:color w:val="282828"/>
+        </w:rPr>
+        <w:t>cambio</w:t>
+      </w:r>
+      <w:proofErr w:type="spellEnd"/>
+      <w:r>
+        <w:rPr>
+          <w:rFonts w:ascii="Calibri" w:hAnsi="Calibri"/>
+          <w:color w:val="282828"/>
+        </w:rPr>
+        <w:t xml:space="preserve"> de fila) </w:t>
+      </w:r>
+      <w:proofErr w:type="spellStart"/>
+      <w:r>
+        <w:rPr>
+          <w:rFonts w:ascii="Calibri" w:hAnsi="Calibri"/>
+          <w:color w:val="282828"/>
+        </w:rPr>
+        <w:t>entrega</w:t>
+      </w:r>
+      <w:proofErr w:type="spellEnd"/>
+      <w:r>
+        <w:rPr>
+          <w:rFonts w:ascii="Calibri" w:hAnsi="Calibri"/>
+          <w:color w:val="282828"/>
+        </w:rPr>
+        <w:t xml:space="preserve"> el </w:t>
+      </w:r>
+      <w:proofErr w:type="spellStart"/>
+      <w:r>
+        <w:rPr>
+          <w:rFonts w:ascii="Calibri" w:hAnsi="Calibri"/>
+          <w:color w:val="282828"/>
+        </w:rPr>
+        <w:t>determinante</w:t>
+      </w:r>
+      <w:proofErr w:type="spellEnd"/>
+      <w:r>
+        <w:rPr>
+          <w:rFonts w:ascii="Calibri" w:hAnsi="Calibri"/>
+          <w:color w:val="282828"/>
+        </w:rPr>
+        <w:t xml:space="preserve"> </w:t>
+      </w:r>
+      <w:proofErr w:type="spellStart"/>
+      <w:r>
+        <w:rPr>
+          <w:rFonts w:ascii="Calibri" w:hAnsi="Calibri"/>
+          <w:color w:val="282828"/>
+        </w:rPr>
+        <w:t>exacto</w:t>
+      </w:r>
+      <w:proofErr w:type="spellEnd"/>
+      <w:r>
+        <w:rPr>
+          <w:rFonts w:ascii="Calibri" w:hAnsi="Calibri"/>
+          <w:color w:val="282828"/>
+        </w:rPr>
+        <w:t>.</w:t>
+      </w:r>
+    </w:p>
+    <w:p>
+      <w:pPr>
+        <w:spacing w:after="120"/>
+      </w:pPr>
+    </w:p>
+    <w:p>
+      <w:pPr>
+        <w:spacing w:after="120"/>
+      </w:pPr>
+    </w:p>
+    <w:p>
+      <w:pPr>
+        <w:spacing w:after="120"/>
+      </w:pPr>
+    </w:p>
+    <w:p>
+      <w:pPr>
+        <w:spacing w:after="120"/>
+      </w:pPr>
+    </w:p>
+    <w:p>
+      <w:pPr>
+        <w:spacing w:after="120"/>
+      </w:pPr>
+    </w:p>
+    <w:p>
+      <w:pPr>
+        <w:spacing w:after="120"/>
+      </w:pPr>
+    </w:p>
+    <w:p>
+      <w:pPr>
+        <w:spacing w:after="120"/>
+      </w:pPr>
+    </w:p>
+    <w:p>
+      <w:pPr>
+        <w:spacing w:after="120"/>
+      </w:pPr>
+    </w:p>
+    <w:p>
+      <w:pPr>
+        <w:spacing w:after="120"/>
+      </w:pPr>
+    </w:p>
+    <w:p>
+      <w:pPr>
+        <w:spacing w:after="120"/>
+      </w:pPr>
+    </w:p>
+    <w:p>
+      <w:pPr>
+        <w:spacing w:after="120"/>
+      </w:pPr>
+    </w:p>
+    <w:p>
+      <w:pPr>
+        <w:spacing w:after="120"/>
+      </w:pPr>
+    </w:p>
+    <w:p>
+      <w:pPr>
+        <w:spacing w:after="120"/>
+      </w:pPr>
+    </w:p>
+    <w:p>
+      <w:pPr>
+        <w:spacing w:after="120"/>
+      </w:pPr>
+    </w:p>
+    <w:p>
+      <w:pPr>
+        <w:spacing w:after="120"/>
+      </w:pPr>
+    </w:p>
+    <w:p>
+      <w:pPr>
+        <w:spacing w:before="200" w:after="80"/>
+        <w:rPr>
+          <w:rFonts w:ascii="Calibri" w:hAnsi="Calibri"/>
+          <w:b/>
+          <w:color w:val="000000" w:themeColor="text1"/>
+          <w:sz w:val="26"/>
+        </w:rPr>
+      </w:pPr>
+      <w:proofErr w:type="spellStart"/>
+      <w:r>
+        <w:rPr>
+          <w:rFonts w:ascii="Calibri" w:hAnsi="Calibri"/>
+          <w:b/>
+          <w:color w:val="000000" w:themeColor="text1"/>
+          <w:sz w:val="26"/>
+        </w:rPr>
+        <w:lastRenderedPageBreak/>
+        <w:t>Matriz</w:t>
+      </w:r>
+      <w:proofErr w:type="spellEnd"/>
+      <w:r>
+        <w:rPr>
+          <w:rFonts w:ascii="Calibri" w:hAnsi="Calibri"/>
+          <w:b/>
+          <w:color w:val="000000" w:themeColor="text1"/>
+          <w:sz w:val="26"/>
+        </w:rPr>
+        <w:t xml:space="preserve"> </w:t>
+      </w:r>
+      <w:proofErr w:type="spellStart"/>
+      <w:r>
+        <w:rPr>
+          <w:rFonts w:ascii="Calibri" w:hAnsi="Calibri"/>
+          <w:b/>
+          <w:color w:val="000000" w:themeColor="text1"/>
+          <w:sz w:val="26"/>
         </w:rPr>
         <w:t>Adjunta</w:t>
       </w:r>
-    </w:p>
-    <w:p>
-      <w:pPr>
-        <w:pStyle w:val="Normal"/>
-        <w:spacing w:before="0" w:after="160"/>
-        <w:jc w:val="start"/>
-        <w:rPr>
-          <w:b/>
-          <w:bCs/>
-          <w:sz w:val="24"/>
-          <w:szCs w:val="24"/>
-          <w:lang w:val="es-MX"/>
-        </w:rPr>
-      </w:pPr>
-      <w:r>
-        <w:rPr>
-          <w:b/>
-          <w:bCs/>
-          <w:sz w:val="24"/>
-          <w:szCs w:val="24"/>
-          <w:lang w:val="es-MX"/>
-        </w:rPr>
+      <w:proofErr w:type="spellEnd"/>
+      <w:r>
+        <w:rPr>
+          <w:rFonts w:ascii="Calibri" w:hAnsi="Calibri"/>
+          <w:b/>
+          <w:color w:val="000000" w:themeColor="text1"/>
+          <w:sz w:val="26"/>
+        </w:rPr>
+        <w:t xml:space="preserve"> e </w:t>
+      </w:r>
+      <w:proofErr w:type="spellStart"/>
+      <w:r>
+        <w:rPr>
+          <w:rFonts w:ascii="Calibri" w:hAnsi="Calibri"/>
+          <w:b/>
+          <w:color w:val="000000" w:themeColor="text1"/>
+          <w:sz w:val="26"/>
+        </w:rPr>
+        <w:t>Inversa</w:t>
+      </w:r>
+      <w:proofErr w:type="spellEnd"/>
+      <w:r>
+        <w:rPr>
+          <w:rFonts w:ascii="Calibri" w:hAnsi="Calibri"/>
+          <w:b/>
+          <w:color w:val="000000" w:themeColor="text1"/>
+          <w:sz w:val="26"/>
+        </w:rPr>
+        <w:t xml:space="preserve"> (`</w:t>
+      </w:r>
+      <w:proofErr w:type="spellStart"/>
+      <w:r>
+        <w:rPr>
+          <w:rFonts w:ascii="Calibri" w:hAnsi="Calibri"/>
+          <w:b/>
+          <w:color w:val="000000" w:themeColor="text1"/>
+          <w:sz w:val="26"/>
+        </w:rPr>
+        <w:t>adjunta</w:t>
+      </w:r>
+      <w:proofErr w:type="spellEnd"/>
+      <w:r>
+        <w:rPr>
+          <w:rFonts w:ascii="Calibri" w:hAnsi="Calibri"/>
+          <w:b/>
+          <w:color w:val="000000" w:themeColor="text1"/>
+          <w:sz w:val="26"/>
+        </w:rPr>
+        <w:t>` e `</w:t>
+      </w:r>
+      <w:proofErr w:type="spellStart"/>
+      <w:r>
+        <w:rPr>
+          <w:rFonts w:ascii="Calibri" w:hAnsi="Calibri"/>
+          <w:b/>
+          <w:color w:val="000000" w:themeColor="text1"/>
+          <w:sz w:val="26"/>
+        </w:rPr>
+        <w:t>inversa</w:t>
+      </w:r>
+      <w:proofErr w:type="spellEnd"/>
+      <w:r>
+        <w:rPr>
+          <w:rFonts w:ascii="Calibri" w:hAnsi="Calibri"/>
+          <w:b/>
+          <w:color w:val="000000" w:themeColor="text1"/>
+          <w:sz w:val="26"/>
+        </w:rPr>
+        <w:t>`)</w:t>
+      </w:r>
+    </w:p>
+    <w:p>
+      <w:pPr>
+        <w:spacing w:after="120"/>
+      </w:pPr>
+      <w:r>
+        <w:rPr>
+          <w:rFonts w:ascii="Calibri" w:hAnsi="Calibri"/>
+          <w:color w:val="282828"/>
+        </w:rPr>
+        <w:t xml:space="preserve">Se </w:t>
+      </w:r>
+      <w:proofErr w:type="spellStart"/>
+      <w:r>
+        <w:rPr>
+          <w:rFonts w:ascii="Calibri" w:hAnsi="Calibri"/>
+          <w:color w:val="282828"/>
+        </w:rPr>
+        <w:t>muestran</w:t>
+      </w:r>
+      <w:proofErr w:type="spellEnd"/>
+      <w:r>
+        <w:rPr>
+          <w:rFonts w:ascii="Calibri" w:hAnsi="Calibri"/>
+          <w:color w:val="282828"/>
+        </w:rPr>
+        <w:t xml:space="preserve"> las </w:t>
+      </w:r>
+      <w:proofErr w:type="spellStart"/>
+      <w:r>
+        <w:rPr>
+          <w:rFonts w:ascii="Calibri" w:hAnsi="Calibri"/>
+          <w:color w:val="282828"/>
+        </w:rPr>
+        <w:t>funciones</w:t>
+      </w:r>
+      <w:proofErr w:type="spellEnd"/>
+      <w:r>
+        <w:rPr>
+          <w:rFonts w:ascii="Calibri" w:hAnsi="Calibri"/>
+          <w:color w:val="282828"/>
+        </w:rPr>
+        <w:t xml:space="preserve"> </w:t>
+      </w:r>
+      <w:proofErr w:type="spellStart"/>
+      <w:r>
+        <w:rPr>
+          <w:rFonts w:ascii="Calibri" w:hAnsi="Calibri"/>
+          <w:color w:val="282828"/>
+        </w:rPr>
+        <w:t>auxiliares</w:t>
+      </w:r>
+      <w:proofErr w:type="spellEnd"/>
+      <w:r>
+        <w:rPr>
+          <w:rFonts w:ascii="Calibri" w:hAnsi="Calibri"/>
+          <w:color w:val="282828"/>
+        </w:rPr>
+        <w:t xml:space="preserve"> para el </w:t>
+      </w:r>
+      <w:proofErr w:type="spellStart"/>
+      <w:r>
+        <w:rPr>
+          <w:rFonts w:ascii="Calibri" w:hAnsi="Calibri"/>
+          <w:color w:val="282828"/>
+        </w:rPr>
+        <w:t>cálculo</w:t>
+      </w:r>
+      <w:proofErr w:type="spellEnd"/>
+      <w:r>
+        <w:rPr>
+          <w:rFonts w:ascii="Calibri" w:hAnsi="Calibri"/>
+          <w:color w:val="282828"/>
+        </w:rPr>
+        <w:t xml:space="preserve"> de la </w:t>
+      </w:r>
+      <w:proofErr w:type="spellStart"/>
+      <w:r>
+        <w:rPr>
+          <w:rFonts w:ascii="Calibri" w:hAnsi="Calibri"/>
+          <w:color w:val="282828"/>
+        </w:rPr>
+        <w:t>adjunta</w:t>
+      </w:r>
+      <w:proofErr w:type="spellEnd"/>
+      <w:r>
+        <w:rPr>
+          <w:rFonts w:ascii="Calibri" w:hAnsi="Calibri"/>
+          <w:color w:val="282828"/>
+        </w:rPr>
+        <w:t xml:space="preserve"> y la </w:t>
+      </w:r>
+      <w:proofErr w:type="spellStart"/>
+      <w:r>
+        <w:rPr>
+          <w:rFonts w:ascii="Calibri" w:hAnsi="Calibri"/>
+          <w:color w:val="282828"/>
+        </w:rPr>
+        <w:t>inversa</w:t>
+      </w:r>
+      <w:proofErr w:type="spellEnd"/>
+      <w:r>
+        <w:rPr>
+          <w:rFonts w:ascii="Calibri" w:hAnsi="Calibri"/>
+          <w:color w:val="282828"/>
+        </w:rPr>
+        <w:t>.</w:t>
+      </w:r>
+    </w:p>
+    <w:p>
+      <w:pPr>
+        <w:jc w:val="center"/>
+      </w:pPr>
+      <w:r>
         <w:drawing>
-          <wp:anchor distT="0" distB="0" distL="0" distR="0" simplePos="0" relativeHeight="4" behindDoc="0" locked="0" layoutInCell="0" allowOverlap="1">
+          <wp:inline distT="0" distB="0" distL="0" distR="0" wp14:anchorId="63214288" wp14:editId="1E107672">
+            <wp:extent cx="5943600" cy="4510405"/>
+            <wp:effectExtent l="0" t="0" r="0" b="4445"/>
+            <wp:docPr id="624334471" name="Imagen 1"/>
+            <wp:cNvGraphicFramePr>
+              <a:graphicFrameLocks xmlns:a="http://schemas.openxmlformats.org/drawingml/2006/main" noChangeAspect="1"/>
+            </wp:cNvGraphicFramePr>
+            <a:graphic xmlns:a="http://schemas.openxmlformats.org/drawingml/2006/main">
+              <a:graphicData uri="http://schemas.openxmlformats.org/drawingml/2006/picture">
+                <pic:pic xmlns:pic="http://schemas.openxmlformats.org/drawingml/2006/picture">
+                  <pic:nvPicPr>
+                    <pic:cNvPr id="624334471" name=""/>
+                    <pic:cNvPicPr/>
+                  </pic:nvPicPr>
+                  <pic:blipFill>
+                    <a:blip r:embed="rId8"/>
+                    <a:stretch>
+                      <a:fillRect/>
+                    </a:stretch>
+                  </pic:blipFill>
+                  <pic:spPr>
+                    <a:xfrm>
+                      <a:off x="0" y="0"/>
+                      <a:ext cx="5943600" cy="4510405"/>
+                    </a:xfrm>
+                    <a:prstGeom prst="rect">
+                      <a:avLst/>
+                    </a:prstGeom>
+                  </pic:spPr>
+                </pic:pic>
+              </a:graphicData>
+            </a:graphic>
+          </wp:inline>
+        </w:drawing>
+      </w:r>
+    </w:p>
+    <w:p>
+      <w:pPr>
+        <w:spacing w:after="120"/>
+      </w:pPr>
+      <w:proofErr w:type="spellStart"/>
+      <w:r>
+        <w:rPr>
+          <w:rFonts w:ascii="Calibri" w:hAnsi="Calibri"/>
+          <w:b/>
+          <w:bCs/>
+          <w:color w:val="282828"/>
+        </w:rPr>
+        <w:t>Explicación</w:t>
+      </w:r>
+      <w:proofErr w:type="spellEnd"/>
+      <w:r>
+        <w:rPr>
+          <w:rFonts w:ascii="Calibri" w:hAnsi="Calibri"/>
+          <w:b/>
+          <w:bCs/>
+          <w:color w:val="282828"/>
+        </w:rPr>
+        <w:t>:</w:t>
+      </w:r>
+      <w:r>
+        <w:rPr>
+          <w:rFonts w:ascii="Calibri" w:hAnsi="Calibri"/>
+          <w:color w:val="282828"/>
+        </w:rPr>
+        <w:t xml:space="preserve"> La </w:t>
+      </w:r>
+      <w:proofErr w:type="spellStart"/>
+      <w:r>
+        <w:rPr>
+          <w:rFonts w:ascii="Calibri" w:hAnsi="Calibri"/>
+          <w:color w:val="282828"/>
+        </w:rPr>
+        <w:t>función</w:t>
+      </w:r>
+      <w:proofErr w:type="spellEnd"/>
+      <w:r>
+        <w:rPr>
+          <w:rFonts w:ascii="Calibri" w:hAnsi="Calibri"/>
+          <w:color w:val="282828"/>
+        </w:rPr>
+        <w:t xml:space="preserve"> </w:t>
+      </w:r>
+      <w:r>
+        <w:rPr>
+          <w:rFonts w:ascii="Calibri" w:hAnsi="Calibri"/>
+          <w:color w:val="282828"/>
+        </w:rPr>
+        <w:t>“</w:t>
+      </w:r>
+      <w:proofErr w:type="spellStart"/>
+      <w:proofErr w:type="gramStart"/>
+      <w:r>
+        <w:rPr>
+          <w:rFonts w:ascii="Calibri" w:hAnsi="Calibri"/>
+          <w:color w:val="282828"/>
+        </w:rPr>
+        <w:t>adjunta</w:t>
+      </w:r>
+      <w:proofErr w:type="spellEnd"/>
+      <w:r>
+        <w:rPr>
+          <w:rFonts w:ascii="Calibri" w:hAnsi="Calibri"/>
+          <w:color w:val="282828"/>
+        </w:rPr>
+        <w:t>(</w:t>
+      </w:r>
+      <w:proofErr w:type="gramEnd"/>
+      <w:r>
+        <w:rPr>
+          <w:rFonts w:ascii="Calibri" w:hAnsi="Calibri"/>
+          <w:color w:val="282828"/>
+        </w:rPr>
+        <w:t>)</w:t>
+      </w:r>
+      <w:r>
+        <w:rPr>
+          <w:rFonts w:ascii="Calibri" w:hAnsi="Calibri"/>
+          <w:color w:val="282828"/>
+        </w:rPr>
+        <w:t>”</w:t>
+      </w:r>
+      <w:r>
+        <w:rPr>
+          <w:rFonts w:ascii="Calibri" w:hAnsi="Calibri"/>
+          <w:color w:val="282828"/>
+        </w:rPr>
+        <w:t xml:space="preserve"> </w:t>
+      </w:r>
+      <w:proofErr w:type="spellStart"/>
+      <w:r>
+        <w:rPr>
+          <w:rFonts w:ascii="Calibri" w:hAnsi="Calibri"/>
+          <w:color w:val="282828"/>
+        </w:rPr>
+        <w:t>calcula</w:t>
+      </w:r>
+      <w:proofErr w:type="spellEnd"/>
+      <w:r>
+        <w:rPr>
+          <w:rFonts w:ascii="Calibri" w:hAnsi="Calibri"/>
+          <w:color w:val="282828"/>
+        </w:rPr>
+        <w:t xml:space="preserve"> la </w:t>
+      </w:r>
+      <w:proofErr w:type="spellStart"/>
+      <w:r>
+        <w:rPr>
+          <w:rFonts w:ascii="Calibri" w:hAnsi="Calibri"/>
+          <w:color w:val="282828"/>
+        </w:rPr>
+        <w:t>matriz</w:t>
+      </w:r>
+      <w:proofErr w:type="spellEnd"/>
+      <w:r>
+        <w:rPr>
+          <w:rFonts w:ascii="Calibri" w:hAnsi="Calibri"/>
+          <w:color w:val="282828"/>
+        </w:rPr>
+        <w:t xml:space="preserve"> </w:t>
+      </w:r>
+      <w:proofErr w:type="spellStart"/>
+      <w:r>
+        <w:rPr>
+          <w:rFonts w:ascii="Calibri" w:hAnsi="Calibri"/>
+          <w:color w:val="282828"/>
+        </w:rPr>
+        <w:t>transpuesta</w:t>
+      </w:r>
+      <w:proofErr w:type="spellEnd"/>
+      <w:r>
+        <w:rPr>
+          <w:rFonts w:ascii="Calibri" w:hAnsi="Calibri"/>
+          <w:color w:val="282828"/>
+        </w:rPr>
+        <w:t xml:space="preserve"> de </w:t>
+      </w:r>
+      <w:proofErr w:type="spellStart"/>
+      <w:r>
+        <w:rPr>
+          <w:rFonts w:ascii="Calibri" w:hAnsi="Calibri"/>
+          <w:color w:val="282828"/>
+        </w:rPr>
+        <w:t>cofactores</w:t>
+      </w:r>
+      <w:proofErr w:type="spellEnd"/>
+      <w:r>
+        <w:rPr>
+          <w:rFonts w:ascii="Calibri" w:hAnsi="Calibri"/>
+          <w:color w:val="282828"/>
+        </w:rPr>
+        <w:t xml:space="preserve"> </w:t>
+      </w:r>
+      <w:proofErr w:type="spellStart"/>
+      <w:r>
+        <w:rPr>
+          <w:rFonts w:ascii="Calibri" w:hAnsi="Calibri"/>
+          <w:color w:val="282828"/>
+        </w:rPr>
+        <w:t>mediante</w:t>
+      </w:r>
+      <w:proofErr w:type="spellEnd"/>
+      <w:r>
+        <w:rPr>
+          <w:rFonts w:ascii="Calibri" w:hAnsi="Calibri"/>
+          <w:color w:val="282828"/>
+        </w:rPr>
+        <w:t xml:space="preserve"> </w:t>
+      </w:r>
+      <w:proofErr w:type="spellStart"/>
+      <w:r>
+        <w:rPr>
+          <w:rFonts w:ascii="Calibri" w:hAnsi="Calibri"/>
+          <w:color w:val="282828"/>
+        </w:rPr>
+        <w:t>menores</w:t>
+      </w:r>
+      <w:proofErr w:type="spellEnd"/>
+      <w:r>
+        <w:rPr>
+          <w:rFonts w:ascii="Calibri" w:hAnsi="Calibri"/>
+          <w:color w:val="282828"/>
+        </w:rPr>
+        <w:t xml:space="preserve"> </w:t>
+      </w:r>
+      <w:proofErr w:type="spellStart"/>
+      <w:r>
+        <w:rPr>
+          <w:rFonts w:ascii="Calibri" w:hAnsi="Calibri"/>
+          <w:color w:val="282828"/>
+        </w:rPr>
+        <w:t>complementarios</w:t>
+      </w:r>
+      <w:proofErr w:type="spellEnd"/>
+      <w:r>
+        <w:rPr>
+          <w:rFonts w:ascii="Calibri" w:hAnsi="Calibri"/>
+          <w:color w:val="282828"/>
+        </w:rPr>
+        <w:t xml:space="preserve"> </w:t>
+      </w:r>
+      <w:proofErr w:type="spellStart"/>
+      <w:r>
+        <w:rPr>
+          <w:rFonts w:ascii="Calibri" w:hAnsi="Calibri"/>
+          <w:color w:val="282828"/>
+        </w:rPr>
+        <w:t>obtenidos</w:t>
+      </w:r>
+      <w:proofErr w:type="spellEnd"/>
+      <w:r>
+        <w:rPr>
+          <w:rFonts w:ascii="Calibri" w:hAnsi="Calibri"/>
+          <w:color w:val="282828"/>
+        </w:rPr>
+        <w:t xml:space="preserve"> </w:t>
+      </w:r>
+      <w:proofErr w:type="spellStart"/>
+      <w:r>
+        <w:rPr>
+          <w:rFonts w:ascii="Calibri" w:hAnsi="Calibri"/>
+          <w:color w:val="282828"/>
+        </w:rPr>
+        <w:t>por</w:t>
+      </w:r>
+      <w:proofErr w:type="spellEnd"/>
+      <w:r>
+        <w:rPr>
+          <w:rFonts w:ascii="Calibri" w:hAnsi="Calibri"/>
+          <w:color w:val="282828"/>
+        </w:rPr>
+        <w:t xml:space="preserve"> el </w:t>
+      </w:r>
+      <w:proofErr w:type="spellStart"/>
+      <w:r>
+        <w:rPr>
+          <w:rFonts w:ascii="Calibri" w:hAnsi="Calibri"/>
+          <w:color w:val="282828"/>
+        </w:rPr>
+        <w:t>mismo</w:t>
+      </w:r>
+      <w:proofErr w:type="spellEnd"/>
+      <w:r>
+        <w:rPr>
+          <w:rFonts w:ascii="Calibri" w:hAnsi="Calibri"/>
+          <w:color w:val="282828"/>
+        </w:rPr>
+        <w:t xml:space="preserve"> </w:t>
+      </w:r>
+      <w:proofErr w:type="spellStart"/>
+      <w:r>
+        <w:rPr>
+          <w:rFonts w:ascii="Calibri" w:hAnsi="Calibri"/>
+          <w:color w:val="282828"/>
+        </w:rPr>
+        <w:t>método</w:t>
+      </w:r>
+      <w:proofErr w:type="spellEnd"/>
+      <w:r>
+        <w:rPr>
+          <w:rFonts w:ascii="Calibri" w:hAnsi="Calibri"/>
+          <w:color w:val="282828"/>
+        </w:rPr>
+        <w:t xml:space="preserve"> de Montante. </w:t>
+      </w:r>
+      <w:proofErr w:type="spellStart"/>
+      <w:r>
+        <w:rPr>
+          <w:rFonts w:ascii="Calibri" w:hAnsi="Calibri"/>
+          <w:color w:val="282828"/>
+        </w:rPr>
+        <w:t>Posteriormente</w:t>
+      </w:r>
+      <w:proofErr w:type="spellEnd"/>
+      <w:r>
+        <w:rPr>
+          <w:rFonts w:ascii="Calibri" w:hAnsi="Calibri"/>
+          <w:color w:val="282828"/>
+        </w:rPr>
+        <w:t xml:space="preserve">, </w:t>
+      </w:r>
+      <w:r>
+        <w:rPr>
+          <w:rFonts w:ascii="Calibri" w:hAnsi="Calibri"/>
+          <w:color w:val="282828"/>
+        </w:rPr>
+        <w:t>“</w:t>
+      </w:r>
+      <w:proofErr w:type="spellStart"/>
+      <w:proofErr w:type="gramStart"/>
+      <w:r>
+        <w:rPr>
+          <w:rFonts w:ascii="Calibri" w:hAnsi="Calibri"/>
+          <w:color w:val="282828"/>
+        </w:rPr>
+        <w:t>inversa</w:t>
+      </w:r>
+      <w:proofErr w:type="spellEnd"/>
+      <w:r>
+        <w:rPr>
+          <w:rFonts w:ascii="Calibri" w:hAnsi="Calibri"/>
+          <w:color w:val="282828"/>
+        </w:rPr>
+        <w:t>(</w:t>
+      </w:r>
+      <w:proofErr w:type="gramEnd"/>
+      <w:r>
+        <w:rPr>
+          <w:rFonts w:ascii="Calibri" w:hAnsi="Calibri"/>
+          <w:color w:val="282828"/>
+        </w:rPr>
+        <w:t>)</w:t>
+      </w:r>
+      <w:r>
+        <w:rPr>
+          <w:rFonts w:ascii="Calibri" w:hAnsi="Calibri"/>
+          <w:color w:val="282828"/>
+        </w:rPr>
+        <w:t>”</w:t>
+      </w:r>
+      <w:r>
+        <w:rPr>
+          <w:rFonts w:ascii="Calibri" w:hAnsi="Calibri"/>
+          <w:color w:val="282828"/>
+        </w:rPr>
+        <w:t xml:space="preserve"> divide </w:t>
+      </w:r>
+      <w:proofErr w:type="spellStart"/>
+      <w:r>
+        <w:rPr>
+          <w:rFonts w:ascii="Calibri" w:hAnsi="Calibri"/>
+          <w:color w:val="282828"/>
+        </w:rPr>
+        <w:t>cada</w:t>
+      </w:r>
+      <w:proofErr w:type="spellEnd"/>
+      <w:r>
+        <w:rPr>
+          <w:rFonts w:ascii="Calibri" w:hAnsi="Calibri"/>
+          <w:color w:val="282828"/>
+        </w:rPr>
+        <w:t xml:space="preserve"> entrada de la </w:t>
+      </w:r>
+      <w:proofErr w:type="spellStart"/>
+      <w:r>
+        <w:rPr>
+          <w:rFonts w:ascii="Calibri" w:hAnsi="Calibri"/>
+          <w:color w:val="282828"/>
+        </w:rPr>
+        <w:t>adjunta</w:t>
+      </w:r>
+      <w:proofErr w:type="spellEnd"/>
+      <w:r>
+        <w:rPr>
+          <w:rFonts w:ascii="Calibri" w:hAnsi="Calibri"/>
+          <w:color w:val="282828"/>
+        </w:rPr>
+        <w:t xml:space="preserve"> entre el </w:t>
+      </w:r>
+      <w:proofErr w:type="spellStart"/>
+      <w:r>
+        <w:rPr>
+          <w:rFonts w:ascii="Calibri" w:hAnsi="Calibri"/>
+          <w:color w:val="282828"/>
+        </w:rPr>
+        <w:t>determinante</w:t>
+      </w:r>
+      <w:proofErr w:type="spellEnd"/>
+      <w:r>
+        <w:rPr>
+          <w:rFonts w:ascii="Calibri" w:hAnsi="Calibri"/>
+          <w:color w:val="282828"/>
+        </w:rPr>
+        <w:t xml:space="preserve"> final.</w:t>
+      </w:r>
+    </w:p>
+    <w:p>
+      <w:pPr>
+        <w:rPr>
+          <w:b/>
+          <w:bCs/>
+          <w:sz w:val="24"/>
+          <w:szCs w:val="24"/>
+          <w:lang w:val="es-MX"/>
+        </w:rPr>
+      </w:pPr>
+    </w:p>
+    <w:p>
+      <w:pPr>
+        <w:rPr>
+          <w:b/>
+          <w:bCs/>
+          <w:sz w:val="24"/>
+          <w:szCs w:val="24"/>
+          <w:lang w:val="es-MX"/>
+        </w:rPr>
+      </w:pPr>
+    </w:p>
+    <w:p>
+      <w:pPr>
+        <w:rPr>
+          <w:b/>
+          <w:bCs/>
+          <w:sz w:val="24"/>
+          <w:szCs w:val="24"/>
+          <w:lang w:val="es-MX"/>
+        </w:rPr>
+      </w:pPr>
+    </w:p>
+    <w:p>
+      <w:pPr>
+        <w:rPr>
+          <w:b/>
+          <w:bCs/>
+          <w:sz w:val="24"/>
+          <w:szCs w:val="24"/>
+          <w:lang w:val="es-MX"/>
+        </w:rPr>
+      </w:pPr>
+    </w:p>
+    <w:p>
+      <w:pPr>
+        <w:rPr>
+          <w:b/>
+          <w:bCs/>
+          <w:sz w:val="24"/>
+          <w:szCs w:val="24"/>
+          <w:lang w:val="es-MX"/>
+        </w:rPr>
+      </w:pPr>
+    </w:p>
+    <w:p>
+      <w:pPr>
+        <w:rPr>
+          <w:b/>
+          <w:bCs/>
+          <w:sz w:val="24"/>
+          <w:szCs w:val="24"/>
+          <w:lang w:val="es-MX"/>
+        </w:rPr>
+      </w:pPr>
+    </w:p>
+    <w:p>
+      <w:pPr>
+        <w:rPr>
+          <w:b/>
+          <w:bCs/>
+          <w:sz w:val="24"/>
+          <w:szCs w:val="24"/>
+          <w:lang w:val="es-MX"/>
+        </w:rPr>
+      </w:pPr>
+    </w:p>
+    <w:p>
+      <w:pPr>
+        <w:rPr>
+          <w:b/>
+          <w:bCs/>
+          <w:sz w:val="24"/>
+          <w:szCs w:val="24"/>
+          <w:lang w:val="es-MX"/>
+        </w:rPr>
+      </w:pPr>
+    </w:p>
+    <w:p>
+      <w:pPr>
+        <w:rPr>
+          <w:b/>
+          <w:bCs/>
+          <w:sz w:val="32"/>
+          <w:szCs w:val="32"/>
+          <w:lang w:val="es-MX"/>
+        </w:rPr>
+      </w:pPr>
+    </w:p>
+    <w:p>
+      <w:pPr>
+        <w:rPr>
+          <w:b/>
+          <w:bCs/>
+          <w:sz w:val="32"/>
+          <w:szCs w:val="32"/>
+          <w:lang w:val="es-MX"/>
+        </w:rPr>
+      </w:pPr>
+    </w:p>
+    <w:p>
+      <w:pPr>
+        <w:rPr>
+          <w:b/>
+          <w:bCs/>
+          <w:sz w:val="32"/>
+          <w:szCs w:val="32"/>
+          <w:lang w:val="es-MX"/>
+        </w:rPr>
+      </w:pPr>
+    </w:p>
+    <w:p>
+      <w:pPr>
+        <w:rPr>
+          <w:b/>
+          <w:bCs/>
+          <w:sz w:val="32"/>
+          <w:szCs w:val="32"/>
+          <w:lang w:val="es-MX"/>
+        </w:rPr>
+      </w:pPr>
+      <w:r>
+        <w:rPr>
+          <w:b/>
+          <w:bCs/>
+          <w:sz w:val="32"/>
+          <w:szCs w:val="32"/>
+          <w:lang w:val="es-MX"/>
+        </w:rPr>
+        <w:t>Diagrama</w:t>
+      </w:r>
+      <w:r>
+        <w:rPr>
+          <w:b/>
+          <w:bCs/>
+          <w:sz w:val="32"/>
+          <w:szCs w:val="32"/>
+          <w:lang w:val="es-MX"/>
+        </w:rPr>
+        <w:t>s</w:t>
+      </w:r>
+      <w:r>
+        <w:rPr>
+          <w:b/>
+          <w:bCs/>
+          <w:sz w:val="32"/>
+          <w:szCs w:val="32"/>
+          <w:lang w:val="es-MX"/>
+        </w:rPr>
+        <w:t xml:space="preserve"> de flujo</w:t>
+      </w:r>
+    </w:p>
+    <w:p>
+      <w:pPr>
+        <w:rPr>
+          <w:b/>
+          <w:bCs/>
+          <w:sz w:val="24"/>
+          <w:szCs w:val="24"/>
+          <w:lang w:val="es-MX"/>
+        </w:rPr>
+      </w:pPr>
+      <w:r>
+        <w:rPr>
+          <w:b/>
+          <w:bCs/>
+          <w:sz w:val="24"/>
+          <w:szCs w:val="24"/>
+          <w:lang w:val="es-MX"/>
+        </w:rPr>
+        <w:t>Adjunta</w:t>
+      </w:r>
+    </w:p>
+    <w:p>
+      <w:pPr>
+        <w:rPr>
+          <w:b/>
+          <w:bCs/>
+          <w:sz w:val="24"/>
+          <w:szCs w:val="24"/>
+          <w:lang w:val="es-MX"/>
+        </w:rPr>
+      </w:pPr>
+      <w:r>
+        <w:rPr>
+          <w:b/>
+          <w:bCs/>
+          <w:noProof/>
+          <w:sz w:val="24"/>
+          <w:szCs w:val="24"/>
+          <w:lang w:val="es-MX"/>
+        </w:rPr>
+        <w:drawing>
+          <wp:anchor distT="0" distB="0" distL="0" distR="0" simplePos="0" relativeHeight="4" behindDoc="0" locked="0" layoutInCell="0" allowOverlap="1" wp14:anchorId="10BEA97C" wp14:editId="26DACA7D">
             <wp:simplePos x="0" y="0"/>
             <wp:positionH relativeFrom="column">
               <wp:posOffset>27940</wp:posOffset>
@@ -587,7 +3309,7 @@
                     </pic:cNvPicPr>
                   </pic:nvPicPr>
                   <pic:blipFill>
-                    <a:blip r:embed="rId4"/>
+                    <a:blip r:embed="rId9"/>
                     <a:stretch>
                       <a:fillRect/>
                     </a:stretch>
@@ -605,38 +3327,138 @@
                 </pic:pic>
               </a:graphicData>
             </a:graphic>
+            <wp14:sizeRelH relativeFrom="margin">
+              <wp14:pctWidth>0</wp14:pctWidth>
+            </wp14:sizeRelH>
+            <wp14:sizeRelV relativeFrom="margin">
+              <wp14:pctHeight>0</wp14:pctHeight>
+            </wp14:sizeRelV>
           </wp:anchor>
         </w:drawing>
       </w:r>
     </w:p>
     <w:p>
       <w:pPr>
-        <w:pStyle w:val="Normal"/>
-        <w:spacing w:before="0" w:after="160"/>
-        <w:jc w:val="start"/>
-        <w:rPr>
-          <w:b/>
-          <w:bCs/>
-          <w:sz w:val="24"/>
-          <w:szCs w:val="24"/>
-          <w:lang w:val="es-MX"/>
-        </w:rPr>
-      </w:pPr>
-      <w:r>
-        <w:rPr>
-          <w:b/>
-          <w:bCs/>
-          <w:sz w:val="24"/>
-          <w:szCs w:val="24"/>
-          <w:lang w:val="es-MX"/>
-        </w:rPr>
-      </w:r>
-    </w:p>
-    <w:p>
-      <w:pPr>
-        <w:pStyle w:val="Normal"/>
-        <w:spacing w:before="0" w:after="160"/>
-        <w:jc w:val="start"/>
+        <w:rPr>
+          <w:b/>
+          <w:bCs/>
+          <w:sz w:val="24"/>
+          <w:szCs w:val="24"/>
+          <w:lang w:val="es-MX"/>
+        </w:rPr>
+      </w:pPr>
+    </w:p>
+    <w:p>
+      <w:pPr>
+        <w:rPr>
+          <w:b/>
+          <w:bCs/>
+          <w:sz w:val="24"/>
+          <w:szCs w:val="24"/>
+          <w:lang w:val="es-MX"/>
+        </w:rPr>
+      </w:pPr>
+    </w:p>
+    <w:p>
+      <w:pPr>
+        <w:rPr>
+          <w:b/>
+          <w:bCs/>
+          <w:sz w:val="24"/>
+          <w:szCs w:val="24"/>
+          <w:lang w:val="es-MX"/>
+        </w:rPr>
+      </w:pPr>
+    </w:p>
+    <w:p>
+      <w:pPr>
+        <w:rPr>
+          <w:b/>
+          <w:bCs/>
+          <w:sz w:val="24"/>
+          <w:szCs w:val="24"/>
+          <w:lang w:val="es-MX"/>
+        </w:rPr>
+      </w:pPr>
+    </w:p>
+    <w:p>
+      <w:pPr>
+        <w:rPr>
+          <w:b/>
+          <w:bCs/>
+          <w:sz w:val="24"/>
+          <w:szCs w:val="24"/>
+          <w:lang w:val="es-MX"/>
+        </w:rPr>
+      </w:pPr>
+    </w:p>
+    <w:p>
+      <w:pPr>
+        <w:rPr>
+          <w:b/>
+          <w:bCs/>
+          <w:sz w:val="24"/>
+          <w:szCs w:val="24"/>
+          <w:lang w:val="es-MX"/>
+        </w:rPr>
+      </w:pPr>
+    </w:p>
+    <w:p>
+      <w:pPr>
+        <w:rPr>
+          <w:b/>
+          <w:bCs/>
+          <w:sz w:val="24"/>
+          <w:szCs w:val="24"/>
+          <w:lang w:val="es-MX"/>
+        </w:rPr>
+      </w:pPr>
+    </w:p>
+    <w:p>
+      <w:pPr>
+        <w:rPr>
+          <w:b/>
+          <w:bCs/>
+          <w:sz w:val="24"/>
+          <w:szCs w:val="24"/>
+          <w:lang w:val="es-MX"/>
+        </w:rPr>
+      </w:pPr>
+      <w:r>
+        <w:rPr>
+          <w:b/>
+          <w:bCs/>
+          <w:sz w:val="24"/>
+          <w:szCs w:val="24"/>
+          <w:lang w:val="es-MX"/>
+        </w:rPr>
+        <w:t xml:space="preserve"> </w:t>
+      </w:r>
+    </w:p>
+    <w:p>
+      <w:pPr>
+        <w:rPr>
+          <w:b/>
+          <w:bCs/>
+          <w:sz w:val="24"/>
+          <w:szCs w:val="24"/>
+          <w:lang w:val="es-MX"/>
+        </w:rPr>
+      </w:pPr>
+    </w:p>
+    <w:p>
+      <w:pPr>
+        <w:rPr>
+          <w:b/>
+          <w:bCs/>
+          <w:sz w:val="24"/>
+          <w:szCs w:val="24"/>
+          <w:lang w:val="es-MX"/>
+        </w:rPr>
+      </w:pPr>
+    </w:p>
+    <w:p>
+      <w:pPr>
         <w:rPr>
           <w:b/>
           <w:bCs/>
@@ -658,36 +3480,35 @@
     </w:p>
     <w:p>
       <w:pPr>
-        <w:pStyle w:val="Normal"/>
-        <w:spacing w:before="0" w:after="160"/>
-        <w:jc w:val="start"/>
-        <w:rPr>
-          <w:b/>
-          <w:bCs/>
-          <w:sz w:val="24"/>
-          <w:szCs w:val="24"/>
-          <w:lang w:val="es-MX"/>
-        </w:rPr>
-      </w:pPr>
-      <w:r>
-        <w:rPr>
-          <w:b/>
-          <w:bCs/>
-          <w:sz w:val="24"/>
-          <w:szCs w:val="24"/>
-          <w:lang w:val="es-MX"/>
-        </w:rPr>
+        <w:rPr>
+          <w:b/>
+          <w:bCs/>
+          <w:sz w:val="24"/>
+          <w:szCs w:val="24"/>
+          <w:lang w:val="es-MX"/>
+        </w:rPr>
+      </w:pPr>
+      <w:r>
+        <w:rPr>
+          <w:b/>
+          <w:bCs/>
+          <w:noProof/>
+          <w:sz w:val="24"/>
+          <w:szCs w:val="24"/>
+          <w:lang w:val="es-MX"/>
+        </w:rPr>
+        <w:lastRenderedPageBreak/>
         <w:drawing>
-          <wp:anchor distT="0" distB="0" distL="0" distR="0" simplePos="0" relativeHeight="5" behindDoc="0" locked="0" layoutInCell="0" allowOverlap="1">
+          <wp:anchor distT="0" distB="0" distL="0" distR="0" simplePos="0" relativeHeight="5" behindDoc="0" locked="0" layoutInCell="0" allowOverlap="1" wp14:anchorId="1C1E22E7" wp14:editId="2CA01781">
             <wp:simplePos x="0" y="0"/>
             <wp:positionH relativeFrom="column">
-              <wp:align>center</wp:align>
+              <wp:posOffset>-426720</wp:posOffset>
             </wp:positionH>
             <wp:positionV relativeFrom="paragraph">
-              <wp:posOffset>635</wp:posOffset>
+              <wp:posOffset>0</wp:posOffset>
             </wp:positionV>
-            <wp:extent cx="6039485" cy="6200775"/>
-            <wp:effectExtent l="0" t="0" r="0" b="0"/>
+            <wp:extent cx="6413500" cy="6195060"/>
+            <wp:effectExtent l="0" t="0" r="6350" b="0"/>
             <wp:wrapSquare wrapText="largest"/>
             <wp:docPr id="4" name="Image2"/>
             <wp:cNvGraphicFramePr>
@@ -703,7 +3524,7 @@
                     </pic:cNvPicPr>
                   </pic:nvPicPr>
                   <pic:blipFill>
-                    <a:blip r:embed="rId5"/>
+                    <a:blip r:embed="rId10"/>
                     <a:stretch>
                       <a:fillRect/>
                     </a:stretch>
@@ -711,7 +3532,7 @@
                   <pic:spPr bwMode="auto">
                     <a:xfrm>
                       <a:off x="0" y="0"/>
-                      <a:ext cx="6039485" cy="6200775"/>
+                      <a:ext cx="6413500" cy="6195060"/>
                     </a:xfrm>
                     <a:prstGeom prst="rect">
                       <a:avLst/>
@@ -721,89 +3542,135 @@
                 </pic:pic>
               </a:graphicData>
             </a:graphic>
+            <wp14:sizeRelH relativeFrom="margin">
+              <wp14:pctWidth>0</wp14:pctWidth>
+            </wp14:sizeRelH>
+            <wp14:sizeRelV relativeFrom="margin">
+              <wp14:pctHeight>0</wp14:pctHeight>
+            </wp14:sizeRelV>
           </wp:anchor>
         </w:drawing>
       </w:r>
     </w:p>
     <w:p>
       <w:pPr>
-        <w:pStyle w:val="Normal"/>
-        <w:spacing w:before="0" w:after="160"/>
-        <w:jc w:val="start"/>
-        <w:rPr>
-          <w:b/>
-          <w:bCs/>
-          <w:sz w:val="24"/>
-          <w:szCs w:val="24"/>
-          <w:lang w:val="es-MX"/>
-        </w:rPr>
-      </w:pPr>
-      <w:r>
-        <w:rPr>
-          <w:b/>
-          <w:bCs/>
-          <w:sz w:val="24"/>
-          <w:szCs w:val="24"/>
-          <w:lang w:val="es-MX"/>
-        </w:rPr>
-      </w:r>
-    </w:p>
-    <w:p>
-      <w:pPr>
-        <w:pStyle w:val="Normal"/>
-        <w:spacing w:before="0" w:after="160"/>
-        <w:jc w:val="start"/>
-        <w:rPr>
-          <w:b/>
-          <w:bCs/>
-          <w:sz w:val="24"/>
-          <w:szCs w:val="24"/>
-          <w:lang w:val="es-MX"/>
-        </w:rPr>
-      </w:pPr>
-      <w:r>
-        <w:rPr>
-          <w:b/>
-          <w:bCs/>
-          <w:sz w:val="24"/>
-          <w:szCs w:val="24"/>
-          <w:lang w:val="es-MX"/>
-        </w:rPr>
-        <w:t>Eliminacion Montante</w:t>
-      </w:r>
-    </w:p>
-    <w:p>
-      <w:pPr>
-        <w:pStyle w:val="Normal"/>
-        <w:spacing w:before="0" w:after="160"/>
-        <w:jc w:val="start"/>
-        <w:rPr>
-          <w:b/>
-          <w:bCs/>
-          <w:sz w:val="24"/>
-          <w:szCs w:val="24"/>
-          <w:lang w:val="es-MX"/>
-        </w:rPr>
-      </w:pPr>
-      <w:r>
-        <w:rPr>
-          <w:b/>
-          <w:bCs/>
-          <w:sz w:val="24"/>
-          <w:szCs w:val="24"/>
-          <w:lang w:val="es-MX"/>
-        </w:rPr>
+        <w:rPr>
+          <w:b/>
+          <w:bCs/>
+          <w:sz w:val="24"/>
+          <w:szCs w:val="24"/>
+          <w:lang w:val="es-MX"/>
+        </w:rPr>
+      </w:pPr>
+    </w:p>
+    <w:p>
+      <w:pPr>
+        <w:rPr>
+          <w:b/>
+          <w:bCs/>
+          <w:sz w:val="24"/>
+          <w:szCs w:val="24"/>
+          <w:lang w:val="es-MX"/>
+        </w:rPr>
+      </w:pPr>
+    </w:p>
+    <w:p>
+      <w:pPr>
+        <w:rPr>
+          <w:b/>
+          <w:bCs/>
+          <w:sz w:val="24"/>
+          <w:szCs w:val="24"/>
+          <w:lang w:val="es-MX"/>
+        </w:rPr>
+      </w:pPr>
+    </w:p>
+    <w:p>
+      <w:pPr>
+        <w:rPr>
+          <w:b/>
+          <w:bCs/>
+          <w:sz w:val="24"/>
+          <w:szCs w:val="24"/>
+          <w:lang w:val="es-MX"/>
+        </w:rPr>
+      </w:pPr>
+    </w:p>
+    <w:p>
+      <w:pPr>
+        <w:rPr>
+          <w:b/>
+          <w:bCs/>
+          <w:sz w:val="24"/>
+          <w:szCs w:val="24"/>
+          <w:lang w:val="es-MX"/>
+        </w:rPr>
+      </w:pPr>
+    </w:p>
+    <w:p>
+      <w:pPr>
+        <w:rPr>
+          <w:b/>
+          <w:bCs/>
+          <w:sz w:val="24"/>
+          <w:szCs w:val="24"/>
+          <w:lang w:val="es-MX"/>
+        </w:rPr>
+      </w:pPr>
+      <w:proofErr w:type="spellStart"/>
+      <w:r>
+        <w:rPr>
+          <w:b/>
+          <w:bCs/>
+          <w:sz w:val="24"/>
+          <w:szCs w:val="24"/>
+          <w:lang w:val="es-MX"/>
+        </w:rPr>
+        <w:t>Eliminacion</w:t>
+      </w:r>
+      <w:proofErr w:type="spellEnd"/>
+      <w:r>
+        <w:rPr>
+          <w:b/>
+          <w:bCs/>
+          <w:sz w:val="24"/>
+          <w:szCs w:val="24"/>
+          <w:lang w:val="es-MX"/>
+        </w:rPr>
+        <w:t xml:space="preserve"> Montante</w:t>
+      </w:r>
+    </w:p>
+    <w:p>
+      <w:pPr>
+        <w:rPr>
+          <w:b/>
+          <w:bCs/>
+          <w:sz w:val="24"/>
+          <w:szCs w:val="24"/>
+          <w:lang w:val="es-MX"/>
+        </w:rPr>
+      </w:pPr>
+      <w:r>
+        <w:rPr>
+          <w:b/>
+          <w:bCs/>
+          <w:noProof/>
+          <w:sz w:val="24"/>
+          <w:szCs w:val="24"/>
+          <w:lang w:val="es-MX"/>
+        </w:rPr>
+        <w:lastRenderedPageBreak/>
         <w:drawing>
-          <wp:anchor distT="0" distB="0" distL="0" distR="0" simplePos="0" relativeHeight="6" behindDoc="0" locked="0" layoutInCell="0" allowOverlap="1">
+          <wp:anchor distT="0" distB="0" distL="0" distR="0" simplePos="0" relativeHeight="6" behindDoc="0" locked="0" layoutInCell="0" allowOverlap="1" wp14:anchorId="3425FB91" wp14:editId="2FF00021">
             <wp:simplePos x="0" y="0"/>
             <wp:positionH relativeFrom="column">
-              <wp:align>center</wp:align>
+              <wp:posOffset>-586740</wp:posOffset>
             </wp:positionH>
             <wp:positionV relativeFrom="paragraph">
-              <wp:posOffset>635</wp:posOffset>
+              <wp:posOffset>0</wp:posOffset>
             </wp:positionV>
-            <wp:extent cx="5750560" cy="10058400"/>
-            <wp:effectExtent l="0" t="0" r="0" b="0"/>
+            <wp:extent cx="7063105" cy="8829675"/>
+            <wp:effectExtent l="0" t="0" r="4445" b="9525"/>
             <wp:wrapSquare wrapText="largest"/>
             <wp:docPr id="5" name="Image3"/>
             <wp:cNvGraphicFramePr>
@@ -819,7 +3686,7 @@
                     </pic:cNvPicPr>
                   </pic:nvPicPr>
                   <pic:blipFill>
-                    <a:blip r:embed="rId6"/>
+                    <a:blip r:embed="rId11"/>
                     <a:stretch>
                       <a:fillRect/>
                     </a:stretch>
@@ -827,7 +3694,7 @@
                   <pic:spPr bwMode="auto">
                     <a:xfrm>
                       <a:off x="0" y="0"/>
-                      <a:ext cx="5750560" cy="10058400"/>
+                      <a:ext cx="7063105" cy="8829675"/>
                     </a:xfrm>
                     <a:prstGeom prst="rect">
                       <a:avLst/>
@@ -837,89 +3704,57 @@
                 </pic:pic>
               </a:graphicData>
             </a:graphic>
+            <wp14:sizeRelH relativeFrom="margin">
+              <wp14:pctWidth>0</wp14:pctWidth>
+            </wp14:sizeRelH>
+            <wp14:sizeRelV relativeFrom="margin">
+              <wp14:pctHeight>0</wp14:pctHeight>
+            </wp14:sizeRelV>
           </wp:anchor>
         </w:drawing>
       </w:r>
     </w:p>
     <w:p>
       <w:pPr>
-        <w:pStyle w:val="Normal"/>
-        <w:spacing w:before="0" w:after="160"/>
-        <w:jc w:val="start"/>
-        <w:rPr>
-          <w:b/>
-          <w:bCs/>
-          <w:sz w:val="24"/>
-          <w:szCs w:val="24"/>
-          <w:lang w:val="es-MX"/>
-        </w:rPr>
-      </w:pPr>
-      <w:r>
-        <w:rPr>
-          <w:b/>
-          <w:bCs/>
-          <w:sz w:val="24"/>
-          <w:szCs w:val="24"/>
-          <w:lang w:val="es-MX"/>
-        </w:rPr>
-      </w:r>
-    </w:p>
-    <w:p>
-      <w:pPr>
-        <w:pStyle w:val="Normal"/>
-        <w:spacing w:before="0" w:after="160"/>
-        <w:jc w:val="start"/>
-        <w:rPr>
-          <w:b/>
-          <w:bCs/>
-          <w:sz w:val="24"/>
-          <w:szCs w:val="24"/>
-          <w:lang w:val="es-MX"/>
-        </w:rPr>
-      </w:pPr>
-      <w:r>
-        <w:rPr>
-          <w:b/>
-          <w:bCs/>
-          <w:sz w:val="24"/>
-          <w:szCs w:val="24"/>
-          <w:lang w:val="es-MX"/>
-        </w:rPr>
-        <w:t>Inversa</w:t>
-      </w:r>
-    </w:p>
-    <w:p>
-      <w:pPr>
-        <w:pStyle w:val="Normal"/>
-        <w:spacing w:before="0" w:after="160"/>
-        <w:jc w:val="start"/>
-        <w:rPr>
-          <w:b/>
-          <w:bCs/>
-          <w:sz w:val="24"/>
-          <w:szCs w:val="24"/>
-          <w:lang w:val="es-MX"/>
-        </w:rPr>
-      </w:pPr>
-      <w:r>
-        <w:rPr>
-          <w:b/>
-          <w:bCs/>
+        <w:rPr>
+          <w:b/>
+          <w:bCs/>
+          <w:sz w:val="24"/>
+          <w:szCs w:val="24"/>
+          <w:lang w:val="es-MX"/>
+        </w:rPr>
+      </w:pPr>
+    </w:p>
+    <w:p>
+      <w:pPr>
+        <w:rPr>
+          <w:b/>
+          <w:bCs/>
+          <w:sz w:val="24"/>
+          <w:szCs w:val="24"/>
+          <w:lang w:val="es-MX"/>
+        </w:rPr>
+      </w:pPr>
+      <w:r>
+        <w:rPr>
+          <w:b/>
+          <w:bCs/>
+          <w:noProof/>
           <w:sz w:val="24"/>
           <w:szCs w:val="24"/>
           <w:lang w:val="es-MX"/>
         </w:rPr>
         <w:drawing>
-          <wp:anchor distT="0" distB="0" distL="0" distR="0" simplePos="0" relativeHeight="7" behindDoc="0" locked="0" layoutInCell="0" allowOverlap="1">
+          <wp:anchor distT="0" distB="0" distL="0" distR="0" simplePos="0" relativeHeight="7" behindDoc="0" locked="0" layoutInCell="0" allowOverlap="1" wp14:anchorId="5B1121E1" wp14:editId="57837A8F">
             <wp:simplePos x="0" y="0"/>
             <wp:positionH relativeFrom="column">
-              <wp:align>center</wp:align>
+              <wp:posOffset>297180</wp:posOffset>
             </wp:positionH>
             <wp:positionV relativeFrom="paragraph">
-              <wp:posOffset>635</wp:posOffset>
+              <wp:posOffset>299720</wp:posOffset>
             </wp:positionV>
-            <wp:extent cx="5346065" cy="6849745"/>
-            <wp:effectExtent l="0" t="0" r="0" b="0"/>
+            <wp:extent cx="5438775" cy="7132320"/>
+            <wp:effectExtent l="0" t="0" r="9525" b="0"/>
             <wp:wrapSquare wrapText="largest"/>
             <wp:docPr id="6" name="Image4"/>
             <wp:cNvGraphicFramePr>
@@ -935,7 +3770,7 @@
                     </pic:cNvPicPr>
                   </pic:nvPicPr>
                   <pic:blipFill>
-                    <a:blip r:embed="rId7"/>
+                    <a:blip r:embed="rId12"/>
                     <a:stretch>
                       <a:fillRect/>
                     </a:stretch>
@@ -943,7 +3778,7 @@
                   <pic:spPr bwMode="auto">
                     <a:xfrm>
                       <a:off x="0" y="0"/>
-                      <a:ext cx="5346065" cy="6849745"/>
+                      <a:ext cx="5438775" cy="7132320"/>
                     </a:xfrm>
                     <a:prstGeom prst="rect">
                       <a:avLst/>
@@ -953,153 +3788,138 @@
                 </pic:pic>
               </a:graphicData>
             </a:graphic>
+            <wp14:sizeRelH relativeFrom="margin">
+              <wp14:pctWidth>0</wp14:pctWidth>
+            </wp14:sizeRelH>
+            <wp14:sizeRelV relativeFrom="margin">
+              <wp14:pctHeight>0</wp14:pctHeight>
+            </wp14:sizeRelV>
           </wp:anchor>
         </w:drawing>
       </w:r>
-    </w:p>
-    <w:p>
-      <w:pPr>
-        <w:pStyle w:val="Normal"/>
-        <w:spacing w:before="0" w:after="160"/>
-        <w:jc w:val="start"/>
-        <w:rPr>
-          <w:b/>
-          <w:bCs/>
-          <w:sz w:val="24"/>
-          <w:szCs w:val="24"/>
-          <w:lang w:val="es-MX"/>
-        </w:rPr>
-      </w:pPr>
-      <w:r>
-        <w:rPr>
-          <w:b/>
-          <w:bCs/>
-          <w:sz w:val="24"/>
-          <w:szCs w:val="24"/>
-          <w:lang w:val="es-MX"/>
-        </w:rPr>
-      </w:r>
-    </w:p>
-    <w:p>
-      <w:pPr>
-        <w:pStyle w:val="Normal"/>
-        <w:spacing w:before="0" w:after="160"/>
-        <w:jc w:val="start"/>
-        <w:rPr>
-          <w:b/>
-          <w:bCs/>
-          <w:sz w:val="24"/>
-          <w:szCs w:val="24"/>
-          <w:lang w:val="es-MX"/>
-        </w:rPr>
-      </w:pPr>
-      <w:r>
-        <w:rPr>
-          <w:b/>
-          <w:bCs/>
-          <w:sz w:val="24"/>
-          <w:szCs w:val="24"/>
-          <w:lang w:val="es-MX"/>
-        </w:rPr>
-      </w:r>
-    </w:p>
-    <w:p>
-      <w:pPr>
-        <w:pStyle w:val="Normal"/>
-        <w:spacing w:before="0" w:after="160"/>
-        <w:jc w:val="start"/>
-        <w:rPr>
-          <w:b/>
-          <w:bCs/>
-          <w:sz w:val="24"/>
-          <w:szCs w:val="24"/>
-          <w:lang w:val="es-MX"/>
-        </w:rPr>
-      </w:pPr>
-      <w:r>
-        <w:rPr>
-          <w:b/>
-          <w:bCs/>
-          <w:sz w:val="24"/>
-          <w:szCs w:val="24"/>
-          <w:lang w:val="es-MX"/>
-        </w:rPr>
-      </w:r>
-    </w:p>
-    <w:p>
-      <w:pPr>
-        <w:pStyle w:val="Normal"/>
-        <w:spacing w:before="0" w:after="160"/>
-        <w:jc w:val="start"/>
-        <w:rPr>
-          <w:b/>
-          <w:bCs/>
-          <w:sz w:val="24"/>
-          <w:szCs w:val="24"/>
-          <w:lang w:val="es-MX"/>
-        </w:rPr>
-      </w:pPr>
-      <w:r>
-        <w:rPr>
-          <w:b/>
-          <w:bCs/>
-          <w:sz w:val="24"/>
-          <w:szCs w:val="24"/>
-          <w:lang w:val="es-MX"/>
-        </w:rPr>
-      </w:r>
-    </w:p>
-    <w:p>
-      <w:pPr>
-        <w:pStyle w:val="Normal"/>
-        <w:spacing w:before="0" w:after="160"/>
-        <w:jc w:val="start"/>
-        <w:rPr>
-          <w:b/>
-          <w:bCs/>
-          <w:sz w:val="24"/>
-          <w:szCs w:val="24"/>
-          <w:lang w:val="es-MX"/>
-        </w:rPr>
-      </w:pPr>
-      <w:r>
-        <w:rPr>
-          <w:b/>
-          <w:bCs/>
-          <w:sz w:val="24"/>
-          <w:szCs w:val="24"/>
-          <w:lang w:val="es-MX"/>
-        </w:rPr>
-      </w:r>
-    </w:p>
-    <w:p>
-      <w:pPr>
-        <w:pStyle w:val="Normal"/>
-        <w:spacing w:before="0" w:after="160"/>
-        <w:jc w:val="start"/>
-        <w:rPr>
-          <w:b/>
-          <w:bCs/>
-          <w:sz w:val="24"/>
-          <w:szCs w:val="24"/>
-          <w:lang w:val="es-MX"/>
-        </w:rPr>
-      </w:pPr>
-      <w:r>
-        <w:rPr>
-          <w:b/>
-          <w:bCs/>
-          <w:sz w:val="24"/>
-          <w:szCs w:val="24"/>
-          <w:lang w:val="es-MX"/>
-        </w:rPr>
-      </w:r>
-    </w:p>
-    <w:p>
-      <w:pPr>
-        <w:pStyle w:val="Normal"/>
-        <w:spacing w:before="0" w:after="160"/>
-        <w:jc w:val="start"/>
+      <w:r>
+        <w:rPr>
+          <w:b/>
+          <w:bCs/>
+          <w:sz w:val="24"/>
+          <w:szCs w:val="24"/>
+          <w:lang w:val="es-MX"/>
+        </w:rPr>
+        <w:t>Inversa</w:t>
+      </w:r>
+    </w:p>
+    <w:p>
+      <w:pPr>
+        <w:rPr>
+          <w:b/>
+          <w:bCs/>
+          <w:sz w:val="24"/>
+          <w:szCs w:val="24"/>
+          <w:lang w:val="es-MX"/>
+        </w:rPr>
+      </w:pPr>
+    </w:p>
+    <w:p>
+      <w:pPr>
+        <w:rPr>
+          <w:b/>
+          <w:bCs/>
+          <w:sz w:val="24"/>
+          <w:szCs w:val="24"/>
+          <w:lang w:val="es-MX"/>
+        </w:rPr>
+      </w:pPr>
+    </w:p>
+    <w:p>
+      <w:pPr>
+        <w:rPr>
+          <w:b/>
+          <w:bCs/>
+          <w:sz w:val="24"/>
+          <w:szCs w:val="24"/>
+          <w:lang w:val="es-MX"/>
+        </w:rPr>
+      </w:pPr>
+    </w:p>
+    <w:p>
+      <w:pPr>
+        <w:rPr>
+          <w:b/>
+          <w:bCs/>
+          <w:sz w:val="24"/>
+          <w:szCs w:val="24"/>
+          <w:lang w:val="es-MX"/>
+        </w:rPr>
+      </w:pPr>
+    </w:p>
+    <w:p>
+      <w:pPr>
+        <w:rPr>
+          <w:b/>
+          <w:bCs/>
+          <w:sz w:val="24"/>
+          <w:szCs w:val="24"/>
+          <w:lang w:val="es-MX"/>
+        </w:rPr>
+      </w:pPr>
+    </w:p>
+    <w:p>
+      <w:pPr>
+        <w:rPr>
+          <w:b/>
+          <w:bCs/>
+          <w:sz w:val="24"/>
+          <w:szCs w:val="24"/>
+          <w:lang w:val="es-MX"/>
+        </w:rPr>
+      </w:pPr>
+    </w:p>
+    <w:p>
+      <w:pPr>
+        <w:rPr>
+          <w:b/>
+          <w:bCs/>
+          <w:sz w:val="24"/>
+          <w:szCs w:val="24"/>
+          <w:lang w:val="es-MX"/>
+        </w:rPr>
+      </w:pPr>
+    </w:p>
+    <w:p>
+      <w:pPr>
+        <w:rPr>
+          <w:b/>
+          <w:bCs/>
+          <w:sz w:val="24"/>
+          <w:szCs w:val="24"/>
+          <w:lang w:val="es-MX"/>
+        </w:rPr>
+      </w:pPr>
+    </w:p>
+    <w:p>
+      <w:pPr>
+        <w:rPr>
+          <w:b/>
+          <w:bCs/>
+          <w:sz w:val="24"/>
+          <w:szCs w:val="24"/>
+          <w:lang w:val="es-MX"/>
+        </w:rPr>
+      </w:pPr>
+    </w:p>
+    <w:p>
+      <w:pPr>
+        <w:rPr>
+          <w:b/>
+          <w:bCs/>
+          <w:sz w:val="24"/>
+          <w:szCs w:val="24"/>
+          <w:lang w:val="es-MX"/>
+        </w:rPr>
+      </w:pPr>
+    </w:p>
+    <w:p>
+      <w:pPr>
         <w:rPr>
           <w:b/>
           <w:bCs/>
@@ -1121,27 +3941,26 @@
     </w:p>
     <w:p>
       <w:pPr>
-        <w:pStyle w:val="Normal"/>
-        <w:spacing w:before="0" w:after="160"/>
-        <w:jc w:val="start"/>
-        <w:rPr>
-          <w:b/>
-          <w:bCs/>
-          <w:sz w:val="24"/>
-          <w:szCs w:val="24"/>
-          <w:lang w:val="es-MX"/>
-        </w:rPr>
-      </w:pPr>
-      <w:r>
-        <w:rPr>
-          <w:b/>
-          <w:bCs/>
-          <w:sz w:val="24"/>
-          <w:szCs w:val="24"/>
-          <w:lang w:val="es-MX"/>
-        </w:rPr>
+        <w:rPr>
+          <w:b/>
+          <w:bCs/>
+          <w:sz w:val="24"/>
+          <w:szCs w:val="24"/>
+          <w:lang w:val="es-MX"/>
+        </w:rPr>
+      </w:pPr>
+      <w:r>
+        <w:rPr>
+          <w:b/>
+          <w:bCs/>
+          <w:noProof/>
+          <w:sz w:val="24"/>
+          <w:szCs w:val="24"/>
+          <w:lang w:val="es-MX"/>
+        </w:rPr>
+        <w:lastRenderedPageBreak/>
         <w:drawing>
-          <wp:anchor distT="0" distB="0" distL="0" distR="0" simplePos="0" relativeHeight="8" behindDoc="0" locked="0" layoutInCell="0" allowOverlap="1">
+          <wp:anchor distT="0" distB="0" distL="0" distR="0" simplePos="0" relativeHeight="8" behindDoc="0" locked="0" layoutInCell="0" allowOverlap="1" wp14:anchorId="2DA7E44C" wp14:editId="1CEDF188">
             <wp:simplePos x="0" y="0"/>
             <wp:positionH relativeFrom="column">
               <wp:align>center</wp:align>
@@ -1166,7 +3985,7 @@
                     </pic:cNvPicPr>
                   </pic:nvPicPr>
                   <pic:blipFill>
-                    <a:blip r:embed="rId8"/>
+                    <a:blip r:embed="rId13"/>
                     <a:stretch>
                       <a:fillRect/>
                     </a:stretch>
@@ -1190,103 +4009,181 @@
     </w:p>
     <w:p>
       <w:pPr>
-        <w:pStyle w:val="Normal"/>
-        <w:spacing w:before="0" w:after="160"/>
-        <w:jc w:val="start"/>
-        <w:rPr>
-          <w:b/>
-          <w:bCs/>
-          <w:sz w:val="24"/>
-          <w:szCs w:val="24"/>
-          <w:lang w:val="es-MX"/>
-        </w:rPr>
-      </w:pPr>
-      <w:r>
-        <w:rPr>
-          <w:b/>
-          <w:bCs/>
-          <w:sz w:val="24"/>
-          <w:szCs w:val="24"/>
-          <w:lang w:val="es-MX"/>
-        </w:rPr>
-      </w:r>
-    </w:p>
-    <w:p>
-      <w:pPr>
-        <w:pStyle w:val="Normal"/>
-        <w:spacing w:before="0" w:after="160"/>
-        <w:jc w:val="start"/>
-        <w:rPr>
-          <w:b/>
-          <w:bCs/>
-          <w:sz w:val="24"/>
-          <w:szCs w:val="24"/>
-          <w:lang w:val="es-MX"/>
-        </w:rPr>
-      </w:pPr>
-      <w:r>
-        <w:rPr>
-          <w:b/>
-          <w:bCs/>
-          <w:sz w:val="24"/>
-          <w:szCs w:val="24"/>
-          <w:lang w:val="es-MX"/>
-        </w:rPr>
+        <w:rPr>
+          <w:b/>
+          <w:bCs/>
+          <w:sz w:val="24"/>
+          <w:szCs w:val="24"/>
+          <w:lang w:val="es-MX"/>
+        </w:rPr>
+      </w:pPr>
+    </w:p>
+    <w:p>
+      <w:pPr>
+        <w:rPr>
+          <w:b/>
+          <w:bCs/>
+          <w:sz w:val="24"/>
+          <w:szCs w:val="24"/>
+          <w:lang w:val="es-MX"/>
+        </w:rPr>
+      </w:pPr>
+    </w:p>
+    <w:p>
+      <w:pPr>
+        <w:rPr>
+          <w:b/>
+          <w:bCs/>
+          <w:sz w:val="24"/>
+          <w:szCs w:val="24"/>
+          <w:lang w:val="es-MX"/>
+        </w:rPr>
+      </w:pPr>
+    </w:p>
+    <w:p>
+      <w:pPr>
+        <w:rPr>
+          <w:b/>
+          <w:bCs/>
+          <w:sz w:val="24"/>
+          <w:szCs w:val="24"/>
+          <w:lang w:val="es-MX"/>
+        </w:rPr>
+      </w:pPr>
+    </w:p>
+    <w:p>
+      <w:pPr>
+        <w:rPr>
+          <w:b/>
+          <w:bCs/>
+          <w:sz w:val="24"/>
+          <w:szCs w:val="24"/>
+          <w:lang w:val="es-MX"/>
+        </w:rPr>
+      </w:pPr>
+    </w:p>
+    <w:p>
+      <w:pPr>
+        <w:rPr>
+          <w:b/>
+          <w:bCs/>
+          <w:sz w:val="24"/>
+          <w:szCs w:val="24"/>
+          <w:lang w:val="es-MX"/>
+        </w:rPr>
+      </w:pPr>
+    </w:p>
+    <w:p>
+      <w:pPr>
+        <w:rPr>
+          <w:b/>
+          <w:bCs/>
+          <w:sz w:val="24"/>
+          <w:szCs w:val="24"/>
+          <w:lang w:val="es-MX"/>
+        </w:rPr>
+      </w:pPr>
+    </w:p>
+    <w:p>
+      <w:pPr>
+        <w:rPr>
+          <w:b/>
+          <w:bCs/>
+          <w:sz w:val="24"/>
+          <w:szCs w:val="24"/>
+          <w:lang w:val="es-MX"/>
+        </w:rPr>
+      </w:pPr>
+    </w:p>
+    <w:p>
+      <w:pPr>
+        <w:rPr>
+          <w:b/>
+          <w:bCs/>
+          <w:sz w:val="32"/>
+          <w:szCs w:val="32"/>
+          <w:lang w:val="es-MX"/>
+        </w:rPr>
+      </w:pPr>
+      <w:r>
+        <w:rPr>
+          <w:b/>
+          <w:bCs/>
+          <w:sz w:val="32"/>
+          <w:szCs w:val="32"/>
+          <w:lang w:val="es-MX"/>
+        </w:rPr>
+        <w:lastRenderedPageBreak/>
         <w:t>Conclusión</w:t>
       </w:r>
-    </w:p>
-    <w:p>
-      <w:pPr>
-        <w:pStyle w:val="Normal"/>
-        <w:spacing w:before="0" w:after="160"/>
-        <w:jc w:val="start"/>
-        <w:rPr>
-          <w:b w:val="false"/>
-          <w:bCs w:val="false"/>
-          <w:sz w:val="24"/>
-          <w:szCs w:val="24"/>
-          <w:lang w:val="es-MX"/>
-        </w:rPr>
-      </w:pPr>
-      <w:r>
-        <w:rPr>
-          <w:b w:val="false"/>
-          <w:bCs w:val="false"/>
-          <w:sz w:val="24"/>
-          <w:szCs w:val="24"/>
-          <w:lang w:val="es-MX"/>
-        </w:rPr>
-        <w:t>a</w:t>
-      </w:r>
-    </w:p>
-    <w:p>
-      <w:pPr>
-        <w:pStyle w:val="Normal"/>
-        <w:spacing w:before="0" w:after="160"/>
-        <w:jc w:val="start"/>
-        <w:rPr>
-          <w:b/>
-          <w:bCs/>
-          <w:sz w:val="24"/>
-          <w:szCs w:val="24"/>
-          <w:lang w:val="es-MX"/>
-        </w:rPr>
-      </w:pPr>
-      <w:r>
-        <w:rPr>
-          <w:b/>
-          <w:bCs/>
-          <w:sz w:val="24"/>
-          <w:szCs w:val="24"/>
-          <w:lang w:val="es-MX"/>
-        </w:rPr>
-      </w:r>
-    </w:p>
-    <w:p>
-      <w:pPr>
-        <w:pStyle w:val="Normal"/>
-        <w:spacing w:before="0" w:after="160"/>
-        <w:jc w:val="start"/>
+      <w:r>
+        <w:rPr>
+          <w:b/>
+          <w:bCs/>
+          <w:sz w:val="32"/>
+          <w:szCs w:val="32"/>
+          <w:lang w:val="es-MX"/>
+        </w:rPr>
+        <w:t xml:space="preserve"> general</w:t>
+      </w:r>
+    </w:p>
+    <w:p>
+      <w:pPr>
+        <w:rPr>
+          <w:sz w:val="24"/>
+          <w:szCs w:val="24"/>
+          <w:lang w:val="es-MX"/>
+        </w:rPr>
+      </w:pPr>
+      <w:r>
+        <w:rPr>
+          <w:sz w:val="24"/>
+          <w:szCs w:val="24"/>
+          <w:lang w:val="es-MX"/>
+        </w:rPr>
+        <w:t xml:space="preserve">El desarrollo de este proyecto permitió comprobar que el método de Montante es una herramienta eficiente y numéricamente estable para resolver sistemas de ecuaciones lineales, así como para obtener el determinante, la adjunta y la inversa de una matriz, evitando por completo los errores de redondeo gracias al uso de aritmética exacta con fracciones. A nivel de implementación, separar la lógica matemática de la interfaz de usuario facilitó probar cada función por separado y deja un código más fácil de mantener y extender a futuro. Verificar la solvencia del sistema antes de aplicar el método, mediante el teorema de </w:t>
+      </w:r>
+      <w:proofErr w:type="spellStart"/>
+      <w:r>
+        <w:rPr>
+          <w:sz w:val="24"/>
+          <w:szCs w:val="24"/>
+          <w:lang w:val="es-MX"/>
+        </w:rPr>
+        <w:t>Rouché</w:t>
+      </w:r>
+      <w:proofErr w:type="spellEnd"/>
+      <w:r>
+        <w:rPr>
+          <w:sz w:val="24"/>
+          <w:szCs w:val="24"/>
+          <w:lang w:val="es-MX"/>
+        </w:rPr>
+        <w:t>-Frobenius, resultó fundamental para evitar resultados incorrectos en sistemas incompatibles o indeterminados. En conjunto, el proyecto reforzó tanto el entendimiento teórico del método visto en clase como la capacidad de traducir un algoritmo matemático en código funcional y confiable.</w:t>
+      </w:r>
+    </w:p>
+    <w:p>
+      <w:pPr>
+        <w:rPr>
+          <w:sz w:val="24"/>
+          <w:szCs w:val="24"/>
+          <w:lang w:val="es-MX"/>
+        </w:rPr>
+      </w:pPr>
+    </w:p>
+    <w:p>
+      <w:pPr>
+        <w:rPr>
+          <w:b/>
+          <w:bCs/>
+          <w:sz w:val="24"/>
+          <w:szCs w:val="24"/>
+          <w:lang w:val="es-MX"/>
+        </w:rPr>
+      </w:pPr>
+    </w:p>
+    <w:p>
+      <w:pPr>
         <w:rPr>
           <w:b/>
           <w:bCs/>
@@ -1308,56 +4205,611 @@
     </w:p>
     <w:p>
       <w:pPr>
-        <w:pStyle w:val="Normal"/>
-        <w:spacing w:before="0" w:after="160"/>
-        <w:jc w:val="start"/>
-        <w:rPr>
-          <w:b w:val="false"/>
-          <w:bCs w:val="false"/>
-          <w:sz w:val="24"/>
-          <w:szCs w:val="24"/>
-          <w:lang w:val="es-MX"/>
-        </w:rPr>
-      </w:pPr>
-      <w:r>
-        <w:rPr>
-          <w:b w:val="false"/>
-          <w:bCs w:val="false"/>
-          <w:sz w:val="24"/>
-          <w:szCs w:val="24"/>
-          <w:lang w:val="es-MX"/>
-        </w:rPr>
-        <w:t>a</w:t>
-      </w:r>
-    </w:p>
-    <w:p>
-      <w:pPr>
-        <w:pStyle w:val="Normal"/>
-        <w:spacing w:before="0" w:after="160"/>
-        <w:jc w:val="start"/>
-        <w:rPr>
-          <w:b w:val="false"/>
-          <w:bCs w:val="false"/>
-          <w:sz w:val="24"/>
-          <w:szCs w:val="24"/>
-          <w:lang w:val="es-MX"/>
-        </w:rPr>
-      </w:pPr>
-      <w:r>
-        <w:rPr>
-          <w:b w:val="false"/>
-          <w:bCs w:val="false"/>
-          <w:sz w:val="24"/>
-          <w:szCs w:val="24"/>
-          <w:lang w:val="es-MX"/>
-        </w:rPr>
-      </w:r>
-    </w:p>
-    <w:p>
-      <w:pPr>
-        <w:pStyle w:val="Normal"/>
-        <w:spacing w:before="0" w:after="160"/>
-        <w:jc w:val="start"/>
+        <w:spacing w:after="120"/>
+      </w:pPr>
+      <w:r>
+        <w:rPr>
+          <w:rFonts w:ascii="Calibri" w:hAnsi="Calibri"/>
+          <w:color w:val="282828"/>
+        </w:rPr>
+        <w:t xml:space="preserve">Para </w:t>
+      </w:r>
+      <w:proofErr w:type="spellStart"/>
+      <w:r>
+        <w:rPr>
+          <w:rFonts w:ascii="Calibri" w:hAnsi="Calibri"/>
+          <w:color w:val="282828"/>
+        </w:rPr>
+        <w:t>validar</w:t>
+      </w:r>
+      <w:proofErr w:type="spellEnd"/>
+      <w:r>
+        <w:rPr>
+          <w:rFonts w:ascii="Calibri" w:hAnsi="Calibri"/>
+          <w:color w:val="282828"/>
+        </w:rPr>
+        <w:t xml:space="preserve"> el </w:t>
+      </w:r>
+      <w:proofErr w:type="spellStart"/>
+      <w:r>
+        <w:rPr>
+          <w:rFonts w:ascii="Calibri" w:hAnsi="Calibri"/>
+          <w:color w:val="282828"/>
+        </w:rPr>
+        <w:t>correcto</w:t>
+      </w:r>
+      <w:proofErr w:type="spellEnd"/>
+      <w:r>
+        <w:rPr>
+          <w:rFonts w:ascii="Calibri" w:hAnsi="Calibri"/>
+          <w:color w:val="282828"/>
+        </w:rPr>
+        <w:t xml:space="preserve"> </w:t>
+      </w:r>
+      <w:proofErr w:type="spellStart"/>
+      <w:r>
+        <w:rPr>
+          <w:rFonts w:ascii="Calibri" w:hAnsi="Calibri"/>
+          <w:color w:val="282828"/>
+        </w:rPr>
+        <w:t>funcionamiento</w:t>
+      </w:r>
+      <w:proofErr w:type="spellEnd"/>
+      <w:r>
+        <w:rPr>
+          <w:rFonts w:ascii="Calibri" w:hAnsi="Calibri"/>
+          <w:color w:val="282828"/>
+        </w:rPr>
+        <w:t xml:space="preserve"> del </w:t>
+      </w:r>
+      <w:proofErr w:type="spellStart"/>
+      <w:r>
+        <w:rPr>
+          <w:rFonts w:ascii="Calibri" w:hAnsi="Calibri"/>
+          <w:color w:val="282828"/>
+        </w:rPr>
+        <w:t>programa</w:t>
+      </w:r>
+      <w:proofErr w:type="spellEnd"/>
+      <w:r>
+        <w:rPr>
+          <w:rFonts w:ascii="Calibri" w:hAnsi="Calibri"/>
+          <w:color w:val="282828"/>
+        </w:rPr>
+        <w:t xml:space="preserve">, se propone el </w:t>
+      </w:r>
+      <w:proofErr w:type="spellStart"/>
+      <w:r>
+        <w:rPr>
+          <w:rFonts w:ascii="Calibri" w:hAnsi="Calibri"/>
+          <w:color w:val="282828"/>
+        </w:rPr>
+        <w:t>siguiente</w:t>
+      </w:r>
+      <w:proofErr w:type="spellEnd"/>
+      <w:r>
+        <w:rPr>
+          <w:rFonts w:ascii="Calibri" w:hAnsi="Calibri"/>
+          <w:color w:val="282828"/>
+        </w:rPr>
+        <w:t xml:space="preserve"> </w:t>
+      </w:r>
+      <w:proofErr w:type="spellStart"/>
+      <w:r>
+        <w:rPr>
+          <w:rFonts w:ascii="Calibri" w:hAnsi="Calibri"/>
+          <w:color w:val="282828"/>
+        </w:rPr>
+        <w:t>sistema</w:t>
+      </w:r>
+      <w:proofErr w:type="spellEnd"/>
+      <w:r>
+        <w:rPr>
+          <w:rFonts w:ascii="Calibri" w:hAnsi="Calibri"/>
+          <w:color w:val="282828"/>
+        </w:rPr>
+        <w:t xml:space="preserve"> de </w:t>
+      </w:r>
+      <w:proofErr w:type="spellStart"/>
+      <w:r>
+        <w:rPr>
+          <w:rFonts w:ascii="Calibri" w:hAnsi="Calibri"/>
+          <w:color w:val="282828"/>
+        </w:rPr>
+        <w:t>ecuaciones</w:t>
+      </w:r>
+      <w:proofErr w:type="spellEnd"/>
+      <w:r>
+        <w:rPr>
+          <w:rFonts w:ascii="Calibri" w:hAnsi="Calibri"/>
+          <w:color w:val="282828"/>
+        </w:rPr>
+        <w:t xml:space="preserve"> </w:t>
+      </w:r>
+      <w:proofErr w:type="spellStart"/>
+      <w:r>
+        <w:rPr>
+          <w:rFonts w:ascii="Calibri" w:hAnsi="Calibri"/>
+          <w:color w:val="282828"/>
+        </w:rPr>
+        <w:t>lineales</w:t>
+      </w:r>
+      <w:proofErr w:type="spellEnd"/>
+      <w:r>
+        <w:rPr>
+          <w:rFonts w:ascii="Calibri" w:hAnsi="Calibri"/>
+          <w:color w:val="282828"/>
+        </w:rPr>
+        <w:t xml:space="preserve"> 3x3:</w:t>
+      </w:r>
+    </w:p>
+    <w:p>
+      <w:pPr>
+        <w:rPr>
+          <w:sz w:val="24"/>
+          <w:szCs w:val="24"/>
+          <w:lang w:val="es-MX"/>
+        </w:rPr>
+      </w:pPr>
+      <w:r>
+        <w:rPr>
+          <w:sz w:val="24"/>
+          <w:szCs w:val="24"/>
+          <w:lang w:val="es-MX"/>
+        </w:rPr>
+        <w:drawing>
+          <wp:inline distT="0" distB="0" distL="0" distR="0" wp14:anchorId="3D821F1D" wp14:editId="43F06DBB">
+            <wp:extent cx="3305636" cy="1343212"/>
+            <wp:effectExtent l="0" t="0" r="9525" b="9525"/>
+            <wp:docPr id="1669093840" name="Imagen 1"/>
+            <wp:cNvGraphicFramePr>
+              <a:graphicFrameLocks xmlns:a="http://schemas.openxmlformats.org/drawingml/2006/main" noChangeAspect="1"/>
+            </wp:cNvGraphicFramePr>
+            <a:graphic xmlns:a="http://schemas.openxmlformats.org/drawingml/2006/main">
+              <a:graphicData uri="http://schemas.openxmlformats.org/drawingml/2006/picture">
+                <pic:pic xmlns:pic="http://schemas.openxmlformats.org/drawingml/2006/picture">
+                  <pic:nvPicPr>
+                    <pic:cNvPr id="1669093840" name=""/>
+                    <pic:cNvPicPr/>
+                  </pic:nvPicPr>
+                  <pic:blipFill>
+                    <a:blip r:embed="rId14"/>
+                    <a:stretch>
+                      <a:fillRect/>
+                    </a:stretch>
+                  </pic:blipFill>
+                  <pic:spPr>
+                    <a:xfrm>
+                      <a:off x="0" y="0"/>
+                      <a:ext cx="3305636" cy="1343212"/>
+                    </a:xfrm>
+                    <a:prstGeom prst="rect">
+                      <a:avLst/>
+                    </a:prstGeom>
+                  </pic:spPr>
+                </pic:pic>
+              </a:graphicData>
+            </a:graphic>
+          </wp:inline>
+        </w:drawing>
+      </w:r>
+    </w:p>
+    <w:p>
+      <w:pPr>
+        <w:rPr>
+          <w:sz w:val="24"/>
+          <w:szCs w:val="24"/>
+          <w:lang w:val="es-MX"/>
+        </w:rPr>
+      </w:pPr>
+      <w:r>
+        <w:rPr>
+          <w:sz w:val="24"/>
+          <w:szCs w:val="24"/>
+          <w:lang w:val="es-MX"/>
+        </w:rPr>
+        <w:drawing>
+          <wp:inline distT="0" distB="0" distL="0" distR="0" wp14:anchorId="19B85E09" wp14:editId="50FC4687">
+            <wp:extent cx="4191585" cy="2048161"/>
+            <wp:effectExtent l="0" t="0" r="0" b="9525"/>
+            <wp:docPr id="505795164" name="Imagen 1"/>
+            <wp:cNvGraphicFramePr>
+              <a:graphicFrameLocks xmlns:a="http://schemas.openxmlformats.org/drawingml/2006/main" noChangeAspect="1"/>
+            </wp:cNvGraphicFramePr>
+            <a:graphic xmlns:a="http://schemas.openxmlformats.org/drawingml/2006/main">
+              <a:graphicData uri="http://schemas.openxmlformats.org/drawingml/2006/picture">
+                <pic:pic xmlns:pic="http://schemas.openxmlformats.org/drawingml/2006/picture">
+                  <pic:nvPicPr>
+                    <pic:cNvPr id="505795164" name=""/>
+                    <pic:cNvPicPr/>
+                  </pic:nvPicPr>
+                  <pic:blipFill>
+                    <a:blip r:embed="rId15"/>
+                    <a:stretch>
+                      <a:fillRect/>
+                    </a:stretch>
+                  </pic:blipFill>
+                  <pic:spPr>
+                    <a:xfrm>
+                      <a:off x="0" y="0"/>
+                      <a:ext cx="4191585" cy="2048161"/>
+                    </a:xfrm>
+                    <a:prstGeom prst="rect">
+                      <a:avLst/>
+                    </a:prstGeom>
+                  </pic:spPr>
+                </pic:pic>
+              </a:graphicData>
+            </a:graphic>
+          </wp:inline>
+        </w:drawing>
+      </w:r>
+    </w:p>
+    <w:p>
+      <w:pPr>
+        <w:rPr>
+          <w:sz w:val="24"/>
+          <w:szCs w:val="24"/>
+          <w:lang w:val="es-MX"/>
+        </w:rPr>
+      </w:pPr>
+    </w:p>
+    <w:p>
+      <w:pPr>
+        <w:rPr>
+          <w:sz w:val="24"/>
+          <w:szCs w:val="24"/>
+          <w:lang w:val="es-MX"/>
+        </w:rPr>
+      </w:pPr>
+    </w:p>
+    <w:p>
+      <w:pPr>
+        <w:rPr>
+          <w:sz w:val="24"/>
+          <w:szCs w:val="24"/>
+          <w:lang w:val="es-MX"/>
+        </w:rPr>
+      </w:pPr>
+      <w:r>
+        <w:rPr>
+          <w:sz w:val="24"/>
+          <w:szCs w:val="24"/>
+          <w:lang w:val="es-MX"/>
+        </w:rPr>
+        <w:lastRenderedPageBreak/>
+        <w:drawing>
+          <wp:inline distT="0" distB="0" distL="0" distR="0" wp14:anchorId="174BAA54" wp14:editId="4CD2052C">
+            <wp:extent cx="1718310" cy="381000"/>
+            <wp:effectExtent l="0" t="0" r="0" b="0"/>
+            <wp:docPr id="909698053" name="Imagen 1"/>
+            <wp:cNvGraphicFramePr>
+              <a:graphicFrameLocks xmlns:a="http://schemas.openxmlformats.org/drawingml/2006/main" noChangeAspect="1"/>
+            </wp:cNvGraphicFramePr>
+            <a:graphic xmlns:a="http://schemas.openxmlformats.org/drawingml/2006/main">
+              <a:graphicData uri="http://schemas.openxmlformats.org/drawingml/2006/picture">
+                <pic:pic xmlns:pic="http://schemas.openxmlformats.org/drawingml/2006/picture">
+                  <pic:nvPicPr>
+                    <pic:cNvPr id="909698053" name=""/>
+                    <pic:cNvPicPr/>
+                  </pic:nvPicPr>
+                  <pic:blipFill>
+                    <a:blip r:embed="rId16"/>
+                    <a:stretch>
+                      <a:fillRect/>
+                    </a:stretch>
+                  </pic:blipFill>
+                  <pic:spPr>
+                    <a:xfrm>
+                      <a:off x="0" y="0"/>
+                      <a:ext cx="1718550" cy="381053"/>
+                    </a:xfrm>
+                    <a:prstGeom prst="rect">
+                      <a:avLst/>
+                    </a:prstGeom>
+                  </pic:spPr>
+                </pic:pic>
+              </a:graphicData>
+            </a:graphic>
+          </wp:inline>
+        </w:drawing>
+      </w:r>
+    </w:p>
+    <w:p>
+      <w:pPr>
+        <w:rPr>
+          <w:sz w:val="24"/>
+          <w:szCs w:val="24"/>
+          <w:lang w:val="es-MX"/>
+        </w:rPr>
+      </w:pPr>
+    </w:p>
+    <w:p>
+      <w:pPr>
+        <w:rPr>
+          <w:sz w:val="24"/>
+          <w:szCs w:val="24"/>
+          <w:lang w:val="es-MX"/>
+        </w:rPr>
+      </w:pPr>
+      <w:r>
+        <w:rPr>
+          <w:sz w:val="24"/>
+          <w:szCs w:val="24"/>
+          <w:lang w:val="es-MX"/>
+        </w:rPr>
+        <w:drawing>
+          <wp:inline distT="0" distB="0" distL="0" distR="0" wp14:anchorId="500F7B84" wp14:editId="2E9225FC">
+            <wp:extent cx="5943600" cy="2583815"/>
+            <wp:effectExtent l="0" t="0" r="0" b="6985"/>
+            <wp:docPr id="1235037804" name="Imagen 1"/>
+            <wp:cNvGraphicFramePr>
+              <a:graphicFrameLocks xmlns:a="http://schemas.openxmlformats.org/drawingml/2006/main" noChangeAspect="1"/>
+            </wp:cNvGraphicFramePr>
+            <a:graphic xmlns:a="http://schemas.openxmlformats.org/drawingml/2006/main">
+              <a:graphicData uri="http://schemas.openxmlformats.org/drawingml/2006/picture">
+                <pic:pic xmlns:pic="http://schemas.openxmlformats.org/drawingml/2006/picture">
+                  <pic:nvPicPr>
+                    <pic:cNvPr id="1235037804" name=""/>
+                    <pic:cNvPicPr/>
+                  </pic:nvPicPr>
+                  <pic:blipFill>
+                    <a:blip r:embed="rId17"/>
+                    <a:stretch>
+                      <a:fillRect/>
+                    </a:stretch>
+                  </pic:blipFill>
+                  <pic:spPr>
+                    <a:xfrm>
+                      <a:off x="0" y="0"/>
+                      <a:ext cx="5943600" cy="2583815"/>
+                    </a:xfrm>
+                    <a:prstGeom prst="rect">
+                      <a:avLst/>
+                    </a:prstGeom>
+                  </pic:spPr>
+                </pic:pic>
+              </a:graphicData>
+            </a:graphic>
+          </wp:inline>
+        </w:drawing>
+      </w:r>
+    </w:p>
+    <w:p>
+      <w:pPr>
+        <w:rPr>
+          <w:sz w:val="24"/>
+          <w:szCs w:val="24"/>
+          <w:lang w:val="es-MX"/>
+        </w:rPr>
+      </w:pPr>
+    </w:p>
+    <w:p>
+      <w:pPr>
+        <w:rPr>
+          <w:sz w:val="24"/>
+          <w:szCs w:val="24"/>
+          <w:lang w:val="es-MX"/>
+        </w:rPr>
+      </w:pPr>
+      <w:r>
+        <w:rPr>
+          <w:sz w:val="24"/>
+          <w:szCs w:val="24"/>
+          <w:lang w:val="es-MX"/>
+        </w:rPr>
+        <w:drawing>
+          <wp:inline distT="0" distB="0" distL="0" distR="0" wp14:anchorId="521B9AF3" wp14:editId="08144B53">
+            <wp:extent cx="3724795" cy="1181265"/>
+            <wp:effectExtent l="0" t="0" r="9525" b="0"/>
+            <wp:docPr id="2010812142" name="Imagen 1"/>
+            <wp:cNvGraphicFramePr>
+              <a:graphicFrameLocks xmlns:a="http://schemas.openxmlformats.org/drawingml/2006/main" noChangeAspect="1"/>
+            </wp:cNvGraphicFramePr>
+            <a:graphic xmlns:a="http://schemas.openxmlformats.org/drawingml/2006/main">
+              <a:graphicData uri="http://schemas.openxmlformats.org/drawingml/2006/picture">
+                <pic:pic xmlns:pic="http://schemas.openxmlformats.org/drawingml/2006/picture">
+                  <pic:nvPicPr>
+                    <pic:cNvPr id="2010812142" name=""/>
+                    <pic:cNvPicPr/>
+                  </pic:nvPicPr>
+                  <pic:blipFill>
+                    <a:blip r:embed="rId18"/>
+                    <a:stretch>
+                      <a:fillRect/>
+                    </a:stretch>
+                  </pic:blipFill>
+                  <pic:spPr>
+                    <a:xfrm>
+                      <a:off x="0" y="0"/>
+                      <a:ext cx="3724795" cy="1181265"/>
+                    </a:xfrm>
+                    <a:prstGeom prst="rect">
+                      <a:avLst/>
+                    </a:prstGeom>
+                  </pic:spPr>
+                </pic:pic>
+              </a:graphicData>
+            </a:graphic>
+          </wp:inline>
+        </w:drawing>
+      </w:r>
+    </w:p>
+    <w:p>
+      <w:pPr>
+        <w:rPr>
+          <w:sz w:val="24"/>
+          <w:szCs w:val="24"/>
+          <w:lang w:val="es-MX"/>
+        </w:rPr>
+      </w:pPr>
+      <w:r>
+        <w:rPr>
+          <w:sz w:val="24"/>
+          <w:szCs w:val="24"/>
+          <w:lang w:val="es-MX"/>
+        </w:rPr>
+        <w:drawing>
+          <wp:inline distT="0" distB="0" distL="0" distR="0" wp14:anchorId="63AE78B3" wp14:editId="3CD7547A">
+            <wp:extent cx="5669280" cy="3056929"/>
+            <wp:effectExtent l="0" t="0" r="7620" b="0"/>
+            <wp:docPr id="320716277" name="Imagen 1"/>
+            <wp:cNvGraphicFramePr>
+              <a:graphicFrameLocks xmlns:a="http://schemas.openxmlformats.org/drawingml/2006/main" noChangeAspect="1"/>
+            </wp:cNvGraphicFramePr>
+            <a:graphic xmlns:a="http://schemas.openxmlformats.org/drawingml/2006/main">
+              <a:graphicData uri="http://schemas.openxmlformats.org/drawingml/2006/picture">
+                <pic:pic xmlns:pic="http://schemas.openxmlformats.org/drawingml/2006/picture">
+                  <pic:nvPicPr>
+                    <pic:cNvPr id="320716277" name=""/>
+                    <pic:cNvPicPr/>
+                  </pic:nvPicPr>
+                  <pic:blipFill>
+                    <a:blip r:embed="rId19"/>
+                    <a:stretch>
+                      <a:fillRect/>
+                    </a:stretch>
+                  </pic:blipFill>
+                  <pic:spPr>
+                    <a:xfrm>
+                      <a:off x="0" y="0"/>
+                      <a:ext cx="5670710" cy="3057700"/>
+                    </a:xfrm>
+                    <a:prstGeom prst="rect">
+                      <a:avLst/>
+                    </a:prstGeom>
+                  </pic:spPr>
+                </pic:pic>
+              </a:graphicData>
+            </a:graphic>
+          </wp:inline>
+        </w:drawing>
+      </w:r>
+    </w:p>
+    <w:p>
+      <w:pPr>
+        <w:rPr>
+          <w:sz w:val="24"/>
+          <w:szCs w:val="24"/>
+          <w:lang w:val="es-MX"/>
+        </w:rPr>
+      </w:pPr>
+    </w:p>
+    <w:p>
+      <w:pPr>
+        <w:rPr>
+          <w:sz w:val="24"/>
+          <w:szCs w:val="24"/>
+          <w:lang w:val="es-MX"/>
+        </w:rPr>
+      </w:pPr>
+      <w:r>
+        <w:rPr>
+          <w:sz w:val="24"/>
+          <w:szCs w:val="24"/>
+          <w:lang w:val="es-MX"/>
+        </w:rPr>
+        <w:drawing>
+          <wp:inline distT="0" distB="0" distL="0" distR="0" wp14:anchorId="2F060FE8" wp14:editId="169CF433">
+            <wp:extent cx="3505689" cy="1247949"/>
+            <wp:effectExtent l="0" t="0" r="0" b="9525"/>
+            <wp:docPr id="1089181368" name="Imagen 1"/>
+            <wp:cNvGraphicFramePr>
+              <a:graphicFrameLocks xmlns:a="http://schemas.openxmlformats.org/drawingml/2006/main" noChangeAspect="1"/>
+            </wp:cNvGraphicFramePr>
+            <a:graphic xmlns:a="http://schemas.openxmlformats.org/drawingml/2006/main">
+              <a:graphicData uri="http://schemas.openxmlformats.org/drawingml/2006/picture">
+                <pic:pic xmlns:pic="http://schemas.openxmlformats.org/drawingml/2006/picture">
+                  <pic:nvPicPr>
+                    <pic:cNvPr id="1089181368" name=""/>
+                    <pic:cNvPicPr/>
+                  </pic:nvPicPr>
+                  <pic:blipFill>
+                    <a:blip r:embed="rId20"/>
+                    <a:stretch>
+                      <a:fillRect/>
+                    </a:stretch>
+                  </pic:blipFill>
+                  <pic:spPr>
+                    <a:xfrm>
+                      <a:off x="0" y="0"/>
+                      <a:ext cx="3505689" cy="1247949"/>
+                    </a:xfrm>
+                    <a:prstGeom prst="rect">
+                      <a:avLst/>
+                    </a:prstGeom>
+                  </pic:spPr>
+                </pic:pic>
+              </a:graphicData>
+            </a:graphic>
+          </wp:inline>
+        </w:drawing>
+      </w:r>
+    </w:p>
+    <w:p>
+      <w:pPr>
+        <w:rPr>
+          <w:sz w:val="24"/>
+          <w:szCs w:val="24"/>
+          <w:lang w:val="es-MX"/>
+        </w:rPr>
+      </w:pPr>
+      <w:r>
+        <w:rPr>
+          <w:sz w:val="24"/>
+          <w:szCs w:val="24"/>
+          <w:lang w:val="es-MX"/>
+        </w:rPr>
+        <w:drawing>
+          <wp:inline distT="0" distB="0" distL="0" distR="0" wp14:anchorId="7D297D6C" wp14:editId="37299015">
+            <wp:extent cx="5943600" cy="3234690"/>
+            <wp:effectExtent l="0" t="0" r="0" b="3810"/>
+            <wp:docPr id="913756968" name="Imagen 1"/>
+            <wp:cNvGraphicFramePr>
+              <a:graphicFrameLocks xmlns:a="http://schemas.openxmlformats.org/drawingml/2006/main" noChangeAspect="1"/>
+            </wp:cNvGraphicFramePr>
+            <a:graphic xmlns:a="http://schemas.openxmlformats.org/drawingml/2006/main">
+              <a:graphicData uri="http://schemas.openxmlformats.org/drawingml/2006/picture">
+                <pic:pic xmlns:pic="http://schemas.openxmlformats.org/drawingml/2006/picture">
+                  <pic:nvPicPr>
+                    <pic:cNvPr id="913756968" name=""/>
+                    <pic:cNvPicPr/>
+                  </pic:nvPicPr>
+                  <pic:blipFill>
+                    <a:blip r:embed="rId21"/>
+                    <a:stretch>
+                      <a:fillRect/>
+                    </a:stretch>
+                  </pic:blipFill>
+                  <pic:spPr>
+                    <a:xfrm>
+                      <a:off x="0" y="0"/>
+                      <a:ext cx="5943600" cy="3234690"/>
+                    </a:xfrm>
+                    <a:prstGeom prst="rect">
+                      <a:avLst/>
+                    </a:prstGeom>
+                  </pic:spPr>
+                </pic:pic>
+              </a:graphicData>
+            </a:graphic>
+          </wp:inline>
+        </w:drawing>
+      </w:r>
+    </w:p>
+    <w:p>
+      <w:pPr>
+        <w:rPr>
+          <w:b/>
+          <w:bCs/>
+          <w:sz w:val="24"/>
+          <w:szCs w:val="24"/>
+          <w:lang w:val="es-MX"/>
+        </w:rPr>
+      </w:pPr>
+    </w:p>
+    <w:p>
+      <w:pPr>
         <w:rPr>
           <w:b/>
           <w:bCs/>
@@ -1379,47 +4831,105 @@
     </w:p>
     <w:p>
       <w:pPr>
-        <w:pStyle w:val="Normal"/>
-        <w:spacing w:before="0" w:after="160"/>
-        <w:jc w:val="start"/>
-        <w:rPr>
-          <w:b w:val="false"/>
-          <w:bCs w:val="false"/>
-          <w:sz w:val="24"/>
-          <w:szCs w:val="24"/>
-          <w:lang w:val="es-MX"/>
-        </w:rPr>
-      </w:pPr>
-      <w:r>
-        <w:rPr/>
-        <w:t>a</w:t>
-      </w:r>
+        <w:rPr>
+          <w:sz w:val="24"/>
+          <w:szCs w:val="24"/>
+          <w:lang w:val="es-MX"/>
+        </w:rPr>
+      </w:pPr>
+      <w:proofErr w:type="spellStart"/>
+      <w:r>
+        <w:rPr>
+          <w:sz w:val="24"/>
+          <w:szCs w:val="24"/>
+        </w:rPr>
+        <w:t>Métodos</w:t>
+      </w:r>
+      <w:proofErr w:type="spellEnd"/>
+      <w:r>
+        <w:rPr>
+          <w:sz w:val="24"/>
+          <w:szCs w:val="24"/>
+        </w:rPr>
+        <w:t xml:space="preserve"> </w:t>
+      </w:r>
+      <w:proofErr w:type="spellStart"/>
+      <w:r>
+        <w:rPr>
+          <w:sz w:val="24"/>
+          <w:szCs w:val="24"/>
+        </w:rPr>
+        <w:t>Numéricos</w:t>
+      </w:r>
+      <w:proofErr w:type="spellEnd"/>
+      <w:r>
+        <w:rPr>
+          <w:sz w:val="24"/>
+          <w:szCs w:val="24"/>
+        </w:rPr>
+        <w:t xml:space="preserve">. (s. f.). </w:t>
+      </w:r>
+      <w:proofErr w:type="spellStart"/>
+      <w:r>
+        <w:rPr>
+          <w:i/>
+          <w:iCs/>
+          <w:sz w:val="24"/>
+          <w:szCs w:val="24"/>
+        </w:rPr>
+        <w:t>Método</w:t>
+      </w:r>
+      <w:proofErr w:type="spellEnd"/>
+      <w:r>
+        <w:rPr>
+          <w:i/>
+          <w:iCs/>
+          <w:sz w:val="24"/>
+          <w:szCs w:val="24"/>
+        </w:rPr>
+        <w:t xml:space="preserve"> de Montante</w:t>
+      </w:r>
+      <w:r>
+        <w:rPr>
+          <w:sz w:val="24"/>
+          <w:szCs w:val="24"/>
+        </w:rPr>
+        <w:t xml:space="preserve">. </w:t>
+      </w:r>
+      <w:hyperlink r:id="rId22" w:tgtFrame="_blank" w:history="1">
+        <w:r>
+          <w:rPr>
+            <w:rStyle w:val="Hipervnculo"/>
+            <w:sz w:val="24"/>
+            <w:szCs w:val="24"/>
+          </w:rPr>
+          <w:t>https://metodosnumericos121.wordpress.com/metodo-de-montante/</w:t>
+        </w:r>
+      </w:hyperlink>
     </w:p>
     <w:sectPr>
-      <w:type w:val="nextPage"/>
       <w:pgSz w:w="12240" w:h="15840"/>
-      <w:pgMar w:left="1440" w:right="1440" w:gutter="0" w:header="0" w:top="1440" w:footer="0" w:bottom="1440"/>
-      <w:pgBorders w:display="allPages" w:offsetFrom="page">
+      <w:pgMar w:top="1440" w:right="1440" w:bottom="1440" w:left="1440" w:header="0" w:footer="0" w:gutter="0"/>
+      <w:pgBorders w:offsetFrom="page">
         <w:top w:val="single" w:sz="4" w:space="24" w:color="000000"/>
         <w:left w:val="single" w:sz="4" w:space="24" w:color="000000"/>
         <w:bottom w:val="single" w:sz="4" w:space="24" w:color="000000"/>
         <w:right w:val="single" w:sz="4" w:space="24" w:color="000000"/>
       </w:pgBorders>
-      <w:pgNumType w:fmt="decimal"/>
-      <w:formProt w:val="false"/>
-      <w:textDirection w:val="lrTb"/>
-      <w:docGrid w:type="default" w:linePitch="360" w:charSpace="0"/>
+      <w:cols w:space="720"/>
+      <w:formProt w:val="0"/>
+      <w:docGrid w:linePitch="360"/>
     </w:sectPr>
   </w:body>
 </w:document>
 </file>
 
 <file path=word/styles.xml><?xml version="1.0" encoding="utf-8"?>
-<w:styles xmlns:w="http://schemas.openxmlformats.org/wordprocessingml/2006/main" xmlns:w14="http://schemas.microsoft.com/office/word/2010/wordml" xmlns:mc="http://schemas.openxmlformats.org/markup-compatibility/2006" mc:Ignorable="w14">
+<w:styles xmlns:mc="http://schemas.openxmlformats.org/markup-compatibility/2006" xmlns:r="http://schemas.openxmlformats.org/officeDocument/2006/relationships" xmlns:w="http://schemas.openxmlformats.org/wordprocessingml/2006/main" xmlns:w14="http://schemas.microsoft.com/office/word/2010/wordml" xmlns:w15="http://schemas.microsoft.com/office/word/2012/wordml" xmlns:w16cex="http://schemas.microsoft.com/office/word/2018/wordml/cex" xmlns:w16cid="http://schemas.microsoft.com/office/word/2016/wordml/cid" xmlns:w16="http://schemas.microsoft.com/office/word/2018/wordml" xmlns:w16du="http://schemas.microsoft.com/office/word/2023/wordml/word16du" xmlns:w16sdtdh="http://schemas.microsoft.com/office/word/2020/wordml/sdtdatahash" xmlns:w16sdtfl="http://schemas.microsoft.com/office/word/2024/wordml/sdtformatlock" xmlns:w16se="http://schemas.microsoft.com/office/word/2015/wordml/symex" mc:Ignorable="w14 w15 w16se w16cid w16 w16cex w16sdtdh w16sdtfl w16du">
   <w:docDefaults>
     <w:rPrDefault>
       <w:rPr>
-        <w:rFonts w:ascii="Calibri" w:hAnsi="Calibri" w:eastAsia="Calibri" w:cs="" w:asciiTheme="minorHAnsi" w:cstheme="minorBidi" w:eastAsiaTheme="minorHAnsi" w:hAnsiTheme="minorHAnsi"/>
+        <w:rFonts w:asciiTheme="minorHAnsi" w:eastAsiaTheme="minorHAnsi" w:hAnsiTheme="minorHAnsi" w:cstheme="minorBidi"/>
         <w:kern w:val="2"/>
         <w:sz w:val="22"/>
         <w:szCs w:val="22"/>
@@ -1429,21 +4939,21 @@
     </w:rPrDefault>
     <w:pPrDefault>
       <w:pPr>
-        <w:suppressAutoHyphens w:val="true"/>
+        <w:suppressAutoHyphens/>
       </w:pPr>
     </w:pPrDefault>
   </w:docDefaults>
   <w:latentStyles w:defLockedState="0" w:defUIPriority="99" w:defSemiHidden="0" w:defUnhideWhenUsed="0" w:defQFormat="0" w:count="376">
     <w:lsdException w:name="Normal" w:uiPriority="0" w:qFormat="1"/>
     <w:lsdException w:name="heading 1" w:uiPriority="9" w:qFormat="1"/>
-    <w:lsdException w:name="heading 2" w:uiPriority="9" w:semiHidden="1" w:unhideWhenUsed="1" w:qFormat="1"/>
-    <w:lsdException w:name="heading 3" w:uiPriority="9" w:semiHidden="1" w:unhideWhenUsed="1" w:qFormat="1"/>
-    <w:lsdException w:name="heading 4" w:uiPriority="9" w:semiHidden="1" w:unhideWhenUsed="1" w:qFormat="1"/>
-    <w:lsdException w:name="heading 5" w:uiPriority="9" w:semiHidden="1" w:unhideWhenUsed="1" w:qFormat="1"/>
-    <w:lsdException w:name="heading 6" w:uiPriority="9" w:semiHidden="1" w:unhideWhenUsed="1" w:qFormat="1"/>
-    <w:lsdException w:name="heading 7" w:uiPriority="9" w:semiHidden="1" w:unhideWhenUsed="1" w:qFormat="1"/>
-    <w:lsdException w:name="heading 8" w:uiPriority="9" w:semiHidden="1" w:unhideWhenUsed="1" w:qFormat="1"/>
-    <w:lsdException w:name="heading 9" w:uiPriority="9" w:semiHidden="1" w:unhideWhenUsed="1" w:qFormat="1"/>
+    <w:lsdException w:name="heading 2" w:semiHidden="1" w:uiPriority="9" w:unhideWhenUsed="1" w:qFormat="1"/>
+    <w:lsdException w:name="heading 3" w:semiHidden="1" w:uiPriority="9" w:unhideWhenUsed="1" w:qFormat="1"/>
+    <w:lsdException w:name="heading 4" w:semiHidden="1" w:uiPriority="9" w:unhideWhenUsed="1" w:qFormat="1"/>
+    <w:lsdException w:name="heading 5" w:semiHidden="1" w:uiPriority="9" w:unhideWhenUsed="1" w:qFormat="1"/>
+    <w:lsdException w:name="heading 6" w:semiHidden="1" w:uiPriority="9" w:unhideWhenUsed="1" w:qFormat="1"/>
+    <w:lsdException w:name="heading 7" w:semiHidden="1" w:uiPriority="9" w:unhideWhenUsed="1" w:qFormat="1"/>
+    <w:lsdException w:name="heading 8" w:semiHidden="1" w:uiPriority="9" w:unhideWhenUsed="1" w:qFormat="1"/>
+    <w:lsdException w:name="heading 9" w:semiHidden="1" w:uiPriority="9" w:unhideWhenUsed="1" w:qFormat="1"/>
     <w:lsdException w:name="index 1" w:semiHidden="1" w:unhideWhenUsed="1"/>
     <w:lsdException w:name="index 2" w:semiHidden="1" w:unhideWhenUsed="1"/>
     <w:lsdException w:name="index 3" w:semiHidden="1" w:unhideWhenUsed="1"/>
@@ -1453,22 +4963,22 @@
     <w:lsdException w:name="index 7" w:semiHidden="1" w:unhideWhenUsed="1"/>
     <w:lsdException w:name="index 8" w:semiHidden="1" w:unhideWhenUsed="1"/>
     <w:lsdException w:name="index 9" w:semiHidden="1" w:unhideWhenUsed="1"/>
-    <w:lsdException w:name="toc 1" w:uiPriority="39" w:semiHidden="1" w:unhideWhenUsed="1"/>
-    <w:lsdException w:name="toc 2" w:uiPriority="39" w:semiHidden="1" w:unhideWhenUsed="1"/>
-    <w:lsdException w:name="toc 3" w:uiPriority="39" w:semiHidden="1" w:unhideWhenUsed="1"/>
-    <w:lsdException w:name="toc 4" w:uiPriority="39" w:semiHidden="1" w:unhideWhenUsed="1"/>
-    <w:lsdException w:name="toc 5" w:uiPriority="39" w:semiHidden="1" w:unhideWhenUsed="1"/>
-    <w:lsdException w:name="toc 6" w:uiPriority="39" w:semiHidden="1" w:unhideWhenUsed="1"/>
-    <w:lsdException w:name="toc 7" w:uiPriority="39" w:semiHidden="1" w:unhideWhenUsed="1"/>
-    <w:lsdException w:name="toc 8" w:uiPriority="39" w:semiHidden="1" w:unhideWhenUsed="1"/>
-    <w:lsdException w:name="toc 9" w:uiPriority="39" w:semiHidden="1" w:unhideWhenUsed="1"/>
+    <w:lsdException w:name="toc 1" w:semiHidden="1" w:uiPriority="39" w:unhideWhenUsed="1"/>
+    <w:lsdException w:name="toc 2" w:semiHidden="1" w:uiPriority="39" w:unhideWhenUsed="1"/>
+    <w:lsdException w:name="toc 3" w:semiHidden="1" w:uiPriority="39" w:unhideWhenUsed="1"/>
+    <w:lsdException w:name="toc 4" w:semiHidden="1" w:uiPriority="39" w:unhideWhenUsed="1"/>
+    <w:lsdException w:name="toc 5" w:semiHidden="1" w:uiPriority="39" w:unhideWhenUsed="1"/>
+    <w:lsdException w:name="toc 6" w:semiHidden="1" w:uiPriority="39" w:unhideWhenUsed="1"/>
+    <w:lsdException w:name="toc 7" w:semiHidden="1" w:uiPriority="39" w:unhideWhenUsed="1"/>
+    <w:lsdException w:name="toc 8" w:semiHidden="1" w:uiPriority="39" w:unhideWhenUsed="1"/>
+    <w:lsdException w:name="toc 9" w:semiHidden="1" w:uiPriority="39" w:unhideWhenUsed="1"/>
     <w:lsdException w:name="Normal Indent" w:semiHidden="1" w:unhideWhenUsed="1"/>
     <w:lsdException w:name="footnote text" w:semiHidden="1" w:unhideWhenUsed="1"/>
     <w:lsdException w:name="annotation text" w:semiHidden="1" w:unhideWhenUsed="1"/>
     <w:lsdException w:name="header" w:semiHidden="1" w:unhideWhenUsed="1"/>
     <w:lsdException w:name="footer" w:semiHidden="1" w:unhideWhenUsed="1"/>
     <w:lsdException w:name="index heading" w:semiHidden="1" w:unhideWhenUsed="1"/>
-    <w:lsdException w:name="caption" w:uiPriority="35" w:semiHidden="1" w:unhideWhenUsed="1" w:qFormat="1"/>
+    <w:lsdException w:name="caption" w:semiHidden="1" w:uiPriority="35" w:unhideWhenUsed="1" w:qFormat="1"/>
     <w:lsdException w:name="table of figures" w:semiHidden="1" w:unhideWhenUsed="1"/>
     <w:lsdException w:name="envelope address" w:semiHidden="1" w:unhideWhenUsed="1"/>
     <w:lsdException w:name="envelope return" w:semiHidden="1" w:unhideWhenUsed="1"/>
@@ -1499,7 +5009,7 @@
     <w:lsdException w:name="Title" w:uiPriority="10" w:qFormat="1"/>
     <w:lsdException w:name="Closing" w:semiHidden="1" w:unhideWhenUsed="1"/>
     <w:lsdException w:name="Signature" w:semiHidden="1" w:unhideWhenUsed="1"/>
-    <w:lsdException w:name="Default Paragraph Font" w:uiPriority="1" w:semiHidden="1" w:unhideWhenUsed="1"/>
+    <w:lsdException w:name="Default Paragraph Font" w:semiHidden="1" w:uiPriority="1" w:unhideWhenUsed="1"/>
     <w:lsdException w:name="Body Text" w:semiHidden="1" w:unhideWhenUsed="1"/>
     <w:lsdException w:name="Body Text Indent" w:semiHidden="1" w:unhideWhenUsed="1"/>
     <w:lsdException w:name="List Continue" w:semiHidden="1" w:unhideWhenUsed="1"/>
@@ -1699,8 +5209,8 @@
     <w:lsdException w:name="Subtle Reference" w:uiPriority="31" w:qFormat="1"/>
     <w:lsdException w:name="Intense Reference" w:uiPriority="32" w:qFormat="1"/>
     <w:lsdException w:name="Book Title" w:uiPriority="33" w:qFormat="1"/>
-    <w:lsdException w:name="Bibliography" w:uiPriority="37" w:semiHidden="1" w:unhideWhenUsed="1"/>
-    <w:lsdException w:name="TOC Heading" w:uiPriority="39" w:semiHidden="1" w:unhideWhenUsed="1" w:qFormat="1"/>
+    <w:lsdException w:name="Bibliography" w:semiHidden="1" w:uiPriority="37" w:unhideWhenUsed="1"/>
+    <w:lsdException w:name="TOC Heading" w:semiHidden="1" w:uiPriority="39" w:unhideWhenUsed="1" w:qFormat="1"/>
     <w:lsdException w:name="Plain Table 1" w:uiPriority="41"/>
     <w:lsdException w:name="Plain Table 2" w:uiPriority="42"/>
     <w:lsdException w:name="Plain Table 3" w:uiPriority="43"/>
@@ -1811,34 +5321,40 @@
     <w:lsdException w:name="Unresolved Mention" w:semiHidden="1" w:unhideWhenUsed="1"/>
     <w:lsdException w:name="Smart Link" w:semiHidden="1" w:unhideWhenUsed="1"/>
   </w:latentStyles>
-  <w:style w:type="paragraph" w:styleId="Normal" w:default="1">
+  <w:style w:type="paragraph" w:default="1" w:styleId="Normal">
     <w:name w:val="Normal"/>
     <w:qFormat/>
     <w:pPr>
-      <w:widowControl/>
-      <w:suppressAutoHyphens w:val="true"/>
-      <w:bidi w:val="0"/>
-      <w:spacing w:lineRule="auto" w:line="259" w:before="0" w:after="160"/>
-      <w:jc w:val="start"/>
+      <w:spacing w:after="160" w:line="259" w:lineRule="auto"/>
     </w:pPr>
-    <w:rPr>
-      <w:rFonts w:ascii="Calibri" w:hAnsi="Calibri" w:eastAsia="Calibri" w:cs="" w:asciiTheme="minorHAnsi" w:cstheme="minorBidi" w:eastAsiaTheme="minorHAnsi" w:hAnsiTheme="minorHAnsi"/>
-      <w:color w:val="auto"/>
-      <w:kern w:val="2"/>
-      <w:sz w:val="22"/>
-      <w:szCs w:val="22"/>
-      <w:lang w:val="en-US" w:eastAsia="en-US" w:bidi="ar-SA"/>
-      <w14:ligatures w14:val="standardContextual"/>
-    </w:rPr>
   </w:style>
-  <w:style w:type="character" w:styleId="DefaultParagraphFont" w:default="1">
+  <w:style w:type="character" w:default="1" w:styleId="Fuentedeprrafopredeter">
     <w:name w:val="Default Paragraph Font"/>
     <w:uiPriority w:val="1"/>
     <w:unhideWhenUsed/>
-    <w:qFormat/>
-    <w:rPr/>
   </w:style>
-  <w:style w:type="character" w:styleId="Emphasis">
+  <w:style w:type="table" w:default="1" w:styleId="Tablanormal">
+    <w:name w:val="Normal Table"/>
+    <w:uiPriority w:val="99"/>
+    <w:semiHidden/>
+    <w:unhideWhenUsed/>
+    <w:tblPr>
+      <w:tblInd w:w="0" w:type="dxa"/>
+      <w:tblCellMar>
+        <w:top w:w="0" w:type="dxa"/>
+        <w:left w:w="108" w:type="dxa"/>
+        <w:bottom w:w="0" w:type="dxa"/>
+        <w:right w:w="108" w:type="dxa"/>
+      </w:tblCellMar>
+    </w:tblPr>
+  </w:style>
+  <w:style w:type="numbering" w:default="1" w:styleId="Sinlista">
+    <w:name w:val="No List"/>
+    <w:uiPriority w:val="99"/>
+    <w:semiHidden/>
+    <w:unhideWhenUsed/>
+  </w:style>
+  <w:style w:type="character" w:styleId="nfasis">
     <w:name w:val="Emphasis"/>
     <w:qFormat/>
     <w:rPr>
@@ -1846,38 +5362,36 @@
       <w:iCs/>
     </w:rPr>
   </w:style>
-  <w:style w:type="paragraph" w:styleId="Heading">
+  <w:style w:type="paragraph" w:customStyle="1" w:styleId="Heading">
     <w:name w:val="Heading"/>
     <w:basedOn w:val="Normal"/>
-    <w:next w:val="BodyText"/>
+    <w:next w:val="Textoindependiente"/>
     <w:qFormat/>
     <w:pPr>
-      <w:keepNext w:val="true"/>
+      <w:keepNext/>
       <w:spacing w:before="240" w:after="120"/>
     </w:pPr>
     <w:rPr>
-      <w:rFonts w:ascii="Liberation Sans" w:hAnsi="Liberation Sans" w:eastAsia="Noto Sans CJK SC" w:cs="Noto Sans Devanagari"/>
+      <w:rFonts w:ascii="Liberation Sans" w:eastAsia="Noto Sans CJK SC" w:hAnsi="Liberation Sans" w:cs="Noto Sans Devanagari"/>
       <w:sz w:val="28"/>
       <w:szCs w:val="28"/>
     </w:rPr>
   </w:style>
-  <w:style w:type="paragraph" w:styleId="BodyText">
+  <w:style w:type="paragraph" w:styleId="Textoindependiente">
     <w:name w:val="Body Text"/>
     <w:basedOn w:val="Normal"/>
     <w:pPr>
-      <w:spacing w:lineRule="auto" w:line="276" w:before="0" w:after="140"/>
+      <w:spacing w:after="140" w:line="276" w:lineRule="auto"/>
     </w:pPr>
-    <w:rPr/>
   </w:style>
-  <w:style w:type="paragraph" w:styleId="List">
+  <w:style w:type="paragraph" w:styleId="Lista">
     <w:name w:val="List"/>
-    <w:basedOn w:val="BodyText"/>
-    <w:pPr/>
+    <w:basedOn w:val="Textoindependiente"/>
     <w:rPr>
       <w:rFonts w:cs="Noto Sans Devanagari"/>
     </w:rPr>
   </w:style>
-  <w:style w:type="paragraph" w:styleId="Caption">
+  <w:style w:type="paragraph" w:styleId="Descripcin">
     <w:name w:val="caption"/>
     <w:basedOn w:val="Normal"/>
     <w:qFormat/>
@@ -1893,7 +5407,7 @@
       <w:szCs w:val="24"/>
     </w:rPr>
   </w:style>
-  <w:style w:type="paragraph" w:styleId="Index">
+  <w:style w:type="paragraph" w:customStyle="1" w:styleId="Index">
     <w:name w:val="Index"/>
     <w:basedOn w:val="Normal"/>
     <w:qFormat/>
@@ -1904,32 +5418,34 @@
       <w:rFonts w:cs="Noto Sans Devanagari"/>
     </w:rPr>
   </w:style>
-  <w:style w:type="numbering" w:styleId="NoList" w:default="1">
-    <w:name w:val="No List"/>
+  <w:style w:type="character" w:styleId="Hipervnculo">
+    <w:name w:val="Hyperlink"/>
+    <w:basedOn w:val="Fuentedeprrafopredeter"/>
+    <w:uiPriority w:val="99"/>
+    <w:unhideWhenUsed/>
+    <w:rsid w:val="000A70C2"/>
+    <w:rPr>
+      <w:color w:val="0563C1" w:themeColor="hyperlink"/>
+      <w:u w:val="single"/>
+    </w:rPr>
+  </w:style>
+  <w:style w:type="character" w:styleId="Mencinsinresolver">
+    <w:name w:val="Unresolved Mention"/>
+    <w:basedOn w:val="Fuentedeprrafopredeter"/>
     <w:uiPriority w:val="99"/>
     <w:semiHidden/>
     <w:unhideWhenUsed/>
-    <w:qFormat/>
-  </w:style>
-  <w:style w:type="table" w:default="1" w:styleId="TableNormal">
-    <w:name w:val="Normal Table"/>
-    <w:uiPriority w:val="99"/>
-    <w:semiHidden/>
-    <w:unhideWhenUsed/>
-    <w:tblPr>
-      <w:tblCellMar>
-        <w:top w:w="0" w:type="dxa"/>
-        <w:left w:w="108" w:type="dxa"/>
-        <w:bottom w:w="0" w:type="dxa"/>
-        <w:right w:w="108" w:type="dxa"/>
-      </w:tblCellMar>
-    </w:tblPr>
+    <w:rsid w:val="000A70C2"/>
+    <w:rPr>
+      <w:color w:val="605E5C"/>
+      <w:shd w:val="clear" w:color="auto" w:fill="E1DFDD"/>
+    </w:rPr>
   </w:style>
 </w:styles>
 </file>
 
 <file path=word/theme/theme1.xml><?xml version="1.0" encoding="utf-8"?>
-<a:theme xmlns:a="http://schemas.openxmlformats.org/drawingml/2006/main" xmlns:r="http://schemas.openxmlformats.org/officeDocument/2006/relationships" name="Office Theme">
+<a:theme xmlns:a="http://schemas.openxmlformats.org/drawingml/2006/main" name="Office Theme">
   <a:themeElements>
     <a:clrScheme name="Office">
       <a:dk1>
@@ -1971,12 +5487,12 @@
     </a:clrScheme>
     <a:fontScheme name="Office">
       <a:majorFont>
-        <a:latin typeface="Calibri Light" panose="020F0302020204030204" pitchFamily="0" charset="1"/>
+        <a:latin typeface="Calibri Light" panose="020F0302020204030204"/>
         <a:ea typeface=""/>
         <a:cs typeface=""/>
       </a:majorFont>
       <a:minorFont>
-        <a:latin typeface="Calibri" panose="020F0502020204030204" pitchFamily="0" charset="1"/>
+        <a:latin typeface="Calibri" panose="020F0502020204030204"/>
         <a:ea typeface=""/>
         <a:cs typeface=""/>
       </a:minorFont>
@@ -2008,7 +5524,7 @@
             </a:gs>
           </a:gsLst>
           <a:lin ang="5400000" scaled="0"/>
-          <a:tileRect l="0" t="0" r="0" b="0"/>
+          <a:tileRect/>
         </a:gradFill>
         <a:gradFill>
           <a:gsLst>
@@ -2032,7 +5548,7 @@
             </a:gs>
           </a:gsLst>
           <a:lin ang="5400000" scaled="0"/>
-          <a:tileRect l="0" t="0" r="0" b="0"/>
+          <a:tileRect/>
         </a:gradFill>
       </a:fillStyleLst>
       <a:lnStyleLst>
@@ -2092,10 +5608,12 @@
             </a:gs>
           </a:gsLst>
           <a:lin ang="5400000" scaled="0"/>
-          <a:tileRect l="0" t="0" r="0" b="0"/>
+          <a:tileRect/>
         </a:gradFill>
       </a:bgFillStyleLst>
     </a:fmtScheme>
   </a:themeElements>
+  <a:objectDefaults/>
+  <a:extraClrSchemeLst/>
 </a:theme>
 </file>